--- a/data/outputs/v2/General_Science/SS1.2_The_Cell/General_Science_The_Cell_CBE_LessonSequence.docx
+++ b/data/outputs/v2/General_Science/SS1.2_The_Cell/General_Science_The_Cell_CBE_LessonSequence.docx
@@ -3079,32 +3079,32 @@
         <w:tc>
           <w:tcPr>
             <w:tcW w:type="dxa" w:w="1520"/>
-            <w:shd w:fill="F2F2F2" w:color="auto" w:val="clear"/>
-            <w:tcMar>
-              <w:top w:type="dxa" w:w="60"/>
-              <w:left w:type="dxa" w:w="120"/>
-              <w:bottom w:type="dxa" w:w="60"/>
-              <w:right w:type="dxa" w:w="120"/>
-            </w:tcMar>
-            <w:vAlign w:val="top"/>
-          </w:tcPr>
-          <w:p>
-            <w:pPr>
-              <w:spacing w:after="40" w:before="0"/>
-              <w:jc w:val="left"/>
-            </w:pPr>
-            <w:r>
-              <w:rPr>
-                <w:rFonts w:ascii="Arial" w:cs="Arial" w:eastAsia="Arial" w:hAnsi="Arial"/>
-                <w:b/>
-                <w:bCs/>
-                <w:i w:val="false"/>
-                <w:iCs w:val="false"/>
-                <w:color w:val="000000"/>
-                <w:sz w:val="18"/>
-                <w:szCs w:val="18"/>
-              </w:rPr>
-              <w:t xml:space="preserve">Phase 1 — Predict</w:t>
+            <w:shd w:fill="EAD1F5" w:color="auto" w:val="clear"/>
+            <w:tcMar>
+              <w:top w:type="dxa" w:w="60"/>
+              <w:left w:type="dxa" w:w="120"/>
+              <w:bottom w:type="dxa" w:w="60"/>
+              <w:right w:type="dxa" w:w="120"/>
+            </w:tcMar>
+            <w:vAlign w:val="top"/>
+          </w:tcPr>
+          <w:p>
+            <w:pPr>
+              <w:spacing w:after="40" w:before="0"/>
+              <w:jc w:val="left"/>
+            </w:pPr>
+            <w:r>
+              <w:rPr>
+                <w:rFonts w:ascii="Arial" w:cs="Arial" w:eastAsia="Arial" w:hAnsi="Arial"/>
+                <w:b/>
+                <w:bCs/>
+                <w:i w:val="false"/>
+                <w:iCs w:val="false"/>
+                <w:color w:val="000000"/>
+                <w:sz w:val="18"/>
+                <w:szCs w:val="18"/>
+              </w:rPr>
+              <w:t xml:space="preserve">Predict Phase</w:t>
             </w:r>
           </w:p>
           <w:p>
@@ -3127,7 +3127,7 @@
             <w:pPr>
               <w:spacing w:after="20" w:before="0"/>
             </w:pPr>
-            <w:hyperlink w:history="1" r:id="rIdx-wcympxscpb2dpxciwqv">
+            <w:hyperlink w:history="1" r:id="rIddrprvahjs6e1aqfmwom-j">
               <w:r>
                 <w:rPr>
                   <w:rFonts w:ascii="Arial" w:cs="Arial" w:eastAsia="Arial" w:hAnsi="Arial"/>
@@ -3160,7 +3160,7 @@
               <w:spacing w:after="10" w:before="0"/>
               <w:ind w:left="120"/>
             </w:pPr>
-            <w:hyperlink w:history="1" r:id="rIdblp7o-ndz-jh2yjffzdzj">
+            <w:hyperlink w:history="1" r:id="rIdxeux3cpeqqlpdj2qqjnkt">
               <w:r>
                 <w:rPr>
                   <w:rFonts w:ascii="Arial" w:cs="Arial" w:eastAsia="Arial" w:hAnsi="Arial"/>
@@ -3205,7 +3205,7 @@
             <w:pPr>
               <w:spacing w:after="20" w:before="0"/>
             </w:pPr>
-            <w:hyperlink w:history="1" r:id="rIdyekamxf798pnfqb9g0q3t">
+            <w:hyperlink w:history="1" r:id="rId0eos7elzlwdnmbwnz_das">
               <w:r>
                 <w:rPr>
                   <w:rFonts w:ascii="Arial" w:cs="Arial" w:eastAsia="Arial" w:hAnsi="Arial"/>
@@ -3238,7 +3238,7 @@
               <w:spacing w:after="10" w:before="0"/>
               <w:ind w:left="120"/>
             </w:pPr>
-            <w:hyperlink w:history="1" r:id="rId-a9oluhdz5hbvxtl4b23a">
+            <w:hyperlink w:history="1" r:id="rIdoyyo0ngff-vzsgrbpdilm">
               <w:r>
                 <w:rPr>
                   <w:rFonts w:ascii="Arial" w:cs="Arial" w:eastAsia="Arial" w:hAnsi="Arial"/>
@@ -3480,32 +3480,32 @@
         <w:tc>
           <w:tcPr>
             <w:tcW w:type="dxa" w:w="1520"/>
-            <w:shd w:fill="F2F2F2" w:color="auto" w:val="clear"/>
-            <w:tcMar>
-              <w:top w:type="dxa" w:w="60"/>
-              <w:left w:type="dxa" w:w="120"/>
-              <w:bottom w:type="dxa" w:w="60"/>
-              <w:right w:type="dxa" w:w="120"/>
-            </w:tcMar>
-            <w:vAlign w:val="top"/>
-          </w:tcPr>
-          <w:p>
-            <w:pPr>
-              <w:spacing w:after="40" w:before="0"/>
-              <w:jc w:val="left"/>
-            </w:pPr>
-            <w:r>
-              <w:rPr>
-                <w:rFonts w:ascii="Arial" w:cs="Arial" w:eastAsia="Arial" w:hAnsi="Arial"/>
-                <w:b/>
-                <w:bCs/>
-                <w:i w:val="false"/>
-                <w:iCs w:val="false"/>
-                <w:color w:val="000000"/>
-                <w:sz w:val="18"/>
-                <w:szCs w:val="18"/>
-              </w:rPr>
-              <w:t xml:space="preserve">Phase 2 — Observe</w:t>
+            <w:shd w:fill="D9EEF1" w:color="auto" w:val="clear"/>
+            <w:tcMar>
+              <w:top w:type="dxa" w:w="60"/>
+              <w:left w:type="dxa" w:w="120"/>
+              <w:bottom w:type="dxa" w:w="60"/>
+              <w:right w:type="dxa" w:w="120"/>
+            </w:tcMar>
+            <w:vAlign w:val="top"/>
+          </w:tcPr>
+          <w:p>
+            <w:pPr>
+              <w:spacing w:after="40" w:before="0"/>
+              <w:jc w:val="left"/>
+            </w:pPr>
+            <w:r>
+              <w:rPr>
+                <w:rFonts w:ascii="Arial" w:cs="Arial" w:eastAsia="Arial" w:hAnsi="Arial"/>
+                <w:b/>
+                <w:bCs/>
+                <w:i w:val="false"/>
+                <w:iCs w:val="false"/>
+                <w:color w:val="000000"/>
+                <w:sz w:val="18"/>
+                <w:szCs w:val="18"/>
+              </w:rPr>
+              <w:t xml:space="preserve">Observe Phase</w:t>
             </w:r>
           </w:p>
           <w:p>
@@ -3528,7 +3528,7 @@
             <w:pPr>
               <w:spacing w:after="20" w:before="0"/>
             </w:pPr>
-            <w:hyperlink w:history="1" r:id="rId12c2gu1ravuqbdzshlhzf">
+            <w:hyperlink w:history="1" r:id="rId23gqrxhwkw39kqos0zpcu">
               <w:r>
                 <w:rPr>
                   <w:rFonts w:ascii="Arial" w:cs="Arial" w:eastAsia="Arial" w:hAnsi="Arial"/>
@@ -3561,7 +3561,7 @@
               <w:spacing w:after="10" w:before="0"/>
               <w:ind w:left="120"/>
             </w:pPr>
-            <w:hyperlink w:history="1" r:id="rIdtzx1q_2zqda1sdyxzpv3i">
+            <w:hyperlink w:history="1" r:id="rIdjkd5tvzasycg2q-5nlkg-">
               <w:r>
                 <w:rPr>
                   <w:rFonts w:ascii="Arial" w:cs="Arial" w:eastAsia="Arial" w:hAnsi="Arial"/>
@@ -3606,7 +3606,7 @@
             <w:pPr>
               <w:spacing w:after="20" w:before="0"/>
             </w:pPr>
-            <w:hyperlink w:history="1" r:id="rIdqqbwav3-azohxsiqb-ysn">
+            <w:hyperlink w:history="1" r:id="rIdadhbdipwlcotshug5g-ck">
               <w:r>
                 <w:rPr>
                   <w:rFonts w:ascii="Arial" w:cs="Arial" w:eastAsia="Arial" w:hAnsi="Arial"/>
@@ -3639,7 +3639,7 @@
               <w:spacing w:after="10" w:before="0"/>
               <w:ind w:left="120"/>
             </w:pPr>
-            <w:hyperlink w:history="1" r:id="rIdl4fiknwy73quglbr3wenk">
+            <w:hyperlink w:history="1" r:id="rIdnnu6fokrlz__z8go--so9">
               <w:r>
                 <w:rPr>
                   <w:rFonts w:ascii="Arial" w:cs="Arial" w:eastAsia="Arial" w:hAnsi="Arial"/>
@@ -3881,32 +3881,32 @@
         <w:tc>
           <w:tcPr>
             <w:tcW w:type="dxa" w:w="1520"/>
-            <w:shd w:fill="F2F2F2" w:color="auto" w:val="clear"/>
-            <w:tcMar>
-              <w:top w:type="dxa" w:w="60"/>
-              <w:left w:type="dxa" w:w="120"/>
-              <w:bottom w:type="dxa" w:w="60"/>
-              <w:right w:type="dxa" w:w="120"/>
-            </w:tcMar>
-            <w:vAlign w:val="top"/>
-          </w:tcPr>
-          <w:p>
-            <w:pPr>
-              <w:spacing w:after="40" w:before="0"/>
-              <w:jc w:val="left"/>
-            </w:pPr>
-            <w:r>
-              <w:rPr>
-                <w:rFonts w:ascii="Arial" w:cs="Arial" w:eastAsia="Arial" w:hAnsi="Arial"/>
-                <w:b/>
-                <w:bCs/>
-                <w:i w:val="false"/>
-                <w:iCs w:val="false"/>
-                <w:color w:val="000000"/>
-                <w:sz w:val="18"/>
-                <w:szCs w:val="18"/>
-              </w:rPr>
-              <w:t xml:space="preserve">Phase 3 — Explain (Initial Sensemaking — Prediction Only)</w:t>
+            <w:shd w:fill="E2EFDA" w:color="auto" w:val="clear"/>
+            <w:tcMar>
+              <w:top w:type="dxa" w:w="60"/>
+              <w:left w:type="dxa" w:w="120"/>
+              <w:bottom w:type="dxa" w:w="60"/>
+              <w:right w:type="dxa" w:w="120"/>
+            </w:tcMar>
+            <w:vAlign w:val="top"/>
+          </w:tcPr>
+          <w:p>
+            <w:pPr>
+              <w:spacing w:after="40" w:before="0"/>
+              <w:jc w:val="left"/>
+            </w:pPr>
+            <w:r>
+              <w:rPr>
+                <w:rFonts w:ascii="Arial" w:cs="Arial" w:eastAsia="Arial" w:hAnsi="Arial"/>
+                <w:b/>
+                <w:bCs/>
+                <w:i w:val="false"/>
+                <w:iCs w:val="false"/>
+                <w:color w:val="000000"/>
+                <w:sz w:val="18"/>
+                <w:szCs w:val="18"/>
+              </w:rPr>
+              <w:t xml:space="preserve">Explain Phase</w:t>
             </w:r>
           </w:p>
           <w:p>
@@ -3929,7 +3929,7 @@
             <w:pPr>
               <w:spacing w:after="20" w:before="0"/>
             </w:pPr>
-            <w:hyperlink w:history="1" r:id="rIdvc0jcluq0ltigbl_hq-om">
+            <w:hyperlink w:history="1" r:id="rIdouqo77v4chlafjaxtdfzw">
               <w:r>
                 <w:rPr>
                   <w:rFonts w:ascii="Arial" w:cs="Arial" w:eastAsia="Arial" w:hAnsi="Arial"/>
@@ -3962,7 +3962,7 @@
               <w:spacing w:after="10" w:before="0"/>
               <w:ind w:left="120"/>
             </w:pPr>
-            <w:hyperlink w:history="1" r:id="rId06pd39qmfodn2lsg0yclk">
+            <w:hyperlink w:history="1" r:id="rId8zqiymqtvveugepn1yqc1">
               <w:r>
                 <w:rPr>
                   <w:rFonts w:ascii="Arial" w:cs="Arial" w:eastAsia="Arial" w:hAnsi="Arial"/>
@@ -4007,7 +4007,7 @@
             <w:pPr>
               <w:spacing w:after="20" w:before="0"/>
             </w:pPr>
-            <w:hyperlink w:history="1" r:id="rIdxqhpbdzgx34yr_ie9kp21">
+            <w:hyperlink w:history="1" r:id="rIdyubbwk88_nyowod4xmxur">
               <w:r>
                 <w:rPr>
                   <w:rFonts w:ascii="Arial" w:cs="Arial" w:eastAsia="Arial" w:hAnsi="Arial"/>
@@ -4040,7 +4040,7 @@
               <w:spacing w:after="10" w:before="0"/>
               <w:ind w:left="120"/>
             </w:pPr>
-            <w:hyperlink w:history="1" r:id="rIdmzcpnxnfsqwtnaoy72whg">
+            <w:hyperlink w:history="1" r:id="rIdaize3d8qq52eaw6fokilx">
               <w:r>
                 <w:rPr>
                   <w:rFonts w:ascii="Arial" w:cs="Arial" w:eastAsia="Arial" w:hAnsi="Arial"/>
@@ -4263,32 +4263,32 @@
         <w:tc>
           <w:tcPr>
             <w:tcW w:type="dxa" w:w="1520"/>
-            <w:shd w:fill="F2F2F2" w:color="auto" w:val="clear"/>
-            <w:tcMar>
-              <w:top w:type="dxa" w:w="60"/>
-              <w:left w:type="dxa" w:w="120"/>
-              <w:bottom w:type="dxa" w:w="60"/>
-              <w:right w:type="dxa" w:w="120"/>
-            </w:tcMar>
-            <w:vAlign w:val="top"/>
-          </w:tcPr>
-          <w:p>
-            <w:pPr>
-              <w:spacing w:after="40" w:before="0"/>
-              <w:jc w:val="left"/>
-            </w:pPr>
-            <w:r>
-              <w:rPr>
-                <w:rFonts w:ascii="Arial" w:cs="Arial" w:eastAsia="Arial" w:hAnsi="Arial"/>
-                <w:b/>
-                <w:bCs/>
-                <w:i w:val="false"/>
-                <w:iCs w:val="false"/>
-                <w:color w:val="000000"/>
-                <w:sz w:val="18"/>
-                <w:szCs w:val="18"/>
-              </w:rPr>
-              <w:t xml:space="preserve">Phase 4 — Driving Question Board (DQB) Creation</w:t>
+            <w:shd w:fill="FCE4D6" w:color="auto" w:val="clear"/>
+            <w:tcMar>
+              <w:top w:type="dxa" w:w="60"/>
+              <w:left w:type="dxa" w:w="120"/>
+              <w:bottom w:type="dxa" w:w="60"/>
+              <w:right w:type="dxa" w:w="120"/>
+            </w:tcMar>
+            <w:vAlign w:val="top"/>
+          </w:tcPr>
+          <w:p>
+            <w:pPr>
+              <w:spacing w:after="40" w:before="0"/>
+              <w:jc w:val="left"/>
+            </w:pPr>
+            <w:r>
+              <w:rPr>
+                <w:rFonts w:ascii="Arial" w:cs="Arial" w:eastAsia="Arial" w:hAnsi="Arial"/>
+                <w:b/>
+                <w:bCs/>
+                <w:i w:val="false"/>
+                <w:iCs w:val="false"/>
+                <w:color w:val="000000"/>
+                <w:sz w:val="18"/>
+                <w:szCs w:val="18"/>
+              </w:rPr>
+              <w:t xml:space="preserve">Driving Question Board (DQB) Creation</w:t>
             </w:r>
           </w:p>
           <w:p>
@@ -4311,7 +4311,7 @@
             <w:pPr>
               <w:spacing w:after="20" w:before="0"/>
             </w:pPr>
-            <w:hyperlink w:history="1" r:id="rIdlheshraqzum1cdubivtuc">
+            <w:hyperlink w:history="1" r:id="rIddbztky32loegj1kydky2n">
               <w:r>
                 <w:rPr>
                   <w:rFonts w:ascii="Arial" w:cs="Arial" w:eastAsia="Arial" w:hAnsi="Arial"/>
@@ -4344,7 +4344,7 @@
               <w:spacing w:after="10" w:before="0"/>
               <w:ind w:left="120"/>
             </w:pPr>
-            <w:hyperlink w:history="1" r:id="rIdue1_v2rggqdxx_xsnsqlz">
+            <w:hyperlink w:history="1" r:id="rIdotkqfiuys26eoh6jnoauc">
               <w:r>
                 <w:rPr>
                   <w:rFonts w:ascii="Arial" w:cs="Arial" w:eastAsia="Arial" w:hAnsi="Arial"/>
@@ -4389,7 +4389,7 @@
             <w:pPr>
               <w:spacing w:after="20" w:before="0"/>
             </w:pPr>
-            <w:hyperlink w:history="1" r:id="rId1npokgzvayjy0daighkeh">
+            <w:hyperlink w:history="1" r:id="rIdn18goek3tx7suilcooybo">
               <w:r>
                 <w:rPr>
                   <w:rFonts w:ascii="Arial" w:cs="Arial" w:eastAsia="Arial" w:hAnsi="Arial"/>
@@ -4422,7 +4422,7 @@
               <w:spacing w:after="10" w:before="0"/>
               <w:ind w:left="120"/>
             </w:pPr>
-            <w:hyperlink w:history="1" r:id="rId-wyextffbh87v8cje9vdq">
+            <w:hyperlink w:history="1" r:id="rIdxwjk8jbu4a88fupqtxcvp">
               <w:r>
                 <w:rPr>
                   <w:rFonts w:ascii="Arial" w:cs="Arial" w:eastAsia="Arial" w:hAnsi="Arial"/>
@@ -4683,32 +4683,32 @@
         <w:tc>
           <w:tcPr>
             <w:tcW w:type="dxa" w:w="1520"/>
-            <w:shd w:fill="F2F2F2" w:color="auto" w:val="clear"/>
-            <w:tcMar>
-              <w:top w:type="dxa" w:w="60"/>
-              <w:left w:type="dxa" w:w="120"/>
-              <w:bottom w:type="dxa" w:w="60"/>
-              <w:right w:type="dxa" w:w="120"/>
-            </w:tcMar>
-            <w:vAlign w:val="top"/>
-          </w:tcPr>
-          <w:p>
-            <w:pPr>
-              <w:spacing w:after="40" w:before="0"/>
-              <w:jc w:val="left"/>
-            </w:pPr>
-            <w:r>
-              <w:rPr>
-                <w:rFonts w:ascii="Arial" w:cs="Arial" w:eastAsia="Arial" w:hAnsi="Arial"/>
-                <w:b/>
-                <w:bCs/>
-                <w:i w:val="false"/>
-                <w:iCs w:val="false"/>
-                <w:color w:val="000000"/>
-                <w:sz w:val="18"/>
-                <w:szCs w:val="18"/>
-              </w:rPr>
-              <w:t xml:space="preserve">Phase 5 — Model Building (Initial Anchor Model)</w:t>
+            <w:shd w:fill="D5E8F0" w:color="auto" w:val="clear"/>
+            <w:tcMar>
+              <w:top w:type="dxa" w:w="60"/>
+              <w:left w:type="dxa" w:w="120"/>
+              <w:bottom w:type="dxa" w:w="60"/>
+              <w:right w:type="dxa" w:w="120"/>
+            </w:tcMar>
+            <w:vAlign w:val="top"/>
+          </w:tcPr>
+          <w:p>
+            <w:pPr>
+              <w:spacing w:after="40" w:before="0"/>
+              <w:jc w:val="left"/>
+            </w:pPr>
+            <w:r>
+              <w:rPr>
+                <w:rFonts w:ascii="Arial" w:cs="Arial" w:eastAsia="Arial" w:hAnsi="Arial"/>
+                <w:b/>
+                <w:bCs/>
+                <w:i w:val="false"/>
+                <w:iCs w:val="false"/>
+                <w:color w:val="000000"/>
+                <w:sz w:val="18"/>
+                <w:szCs w:val="18"/>
+              </w:rPr>
+              <w:t xml:space="preserve">Model Building Phase</w:t>
             </w:r>
           </w:p>
           <w:p>
@@ -4731,7 +4731,7 @@
             <w:pPr>
               <w:spacing w:after="20" w:before="0"/>
             </w:pPr>
-            <w:hyperlink w:history="1" r:id="rId_sah_wbut5fzradj6zx3v">
+            <w:hyperlink w:history="1" r:id="rIdkb5vbiscn87hqfw5qf40u">
               <w:r>
                 <w:rPr>
                   <w:rFonts w:ascii="Arial" w:cs="Arial" w:eastAsia="Arial" w:hAnsi="Arial"/>
@@ -4764,7 +4764,7 @@
               <w:spacing w:after="10" w:before="0"/>
               <w:ind w:left="120"/>
             </w:pPr>
-            <w:hyperlink w:history="1" r:id="rIdpjvlw1dpsyfce8w9g6xrl">
+            <w:hyperlink w:history="1" r:id="rIddpkyhgqzv_4ybrjt41hzq">
               <w:r>
                 <w:rPr>
                   <w:rFonts w:ascii="Arial" w:cs="Arial" w:eastAsia="Arial" w:hAnsi="Arial"/>
@@ -4809,7 +4809,7 @@
             <w:pPr>
               <w:spacing w:after="20" w:before="0"/>
             </w:pPr>
-            <w:hyperlink w:history="1" r:id="rIdt1ecg85w9hyrdpnjipywm">
+            <w:hyperlink w:history="1" r:id="rIdwhlmtarsev0qod7tbapp7">
               <w:r>
                 <w:rPr>
                   <w:rFonts w:ascii="Arial" w:cs="Arial" w:eastAsia="Arial" w:hAnsi="Arial"/>
@@ -4842,7 +4842,7 @@
               <w:spacing w:after="10" w:before="0"/>
               <w:ind w:left="120"/>
             </w:pPr>
-            <w:hyperlink w:history="1" r:id="rIdtlnzvzfjx8xlmwjbzgozj">
+            <w:hyperlink w:history="1" r:id="rIduoz3fp1rbxcake6pw_42z">
               <w:r>
                 <w:rPr>
                   <w:rFonts w:ascii="Arial" w:cs="Arial" w:eastAsia="Arial" w:hAnsi="Arial"/>
@@ -6471,32 +6471,32 @@
         <w:tc>
           <w:tcPr>
             <w:tcW w:type="dxa" w:w="1520"/>
-            <w:shd w:fill="F2F2F2" w:color="auto" w:val="clear"/>
-            <w:tcMar>
-              <w:top w:type="dxa" w:w="60"/>
-              <w:left w:type="dxa" w:w="120"/>
-              <w:bottom w:type="dxa" w:w="60"/>
-              <w:right w:type="dxa" w:w="120"/>
-            </w:tcMar>
-            <w:vAlign w:val="top"/>
-          </w:tcPr>
-          <w:p>
-            <w:pPr>
-              <w:spacing w:after="40" w:before="0"/>
-              <w:jc w:val="left"/>
-            </w:pPr>
-            <w:r>
-              <w:rPr>
-                <w:rFonts w:ascii="Arial" w:cs="Arial" w:eastAsia="Arial" w:hAnsi="Arial"/>
-                <w:b/>
-                <w:bCs/>
-                <w:i w:val="false"/>
-                <w:iCs w:val="false"/>
-                <w:color w:val="000000"/>
-                <w:sz w:val="18"/>
-                <w:szCs w:val="18"/>
-              </w:rPr>
-              <w:t xml:space="preserve">1 — Predict</w:t>
+            <w:shd w:fill="EAD1F5" w:color="auto" w:val="clear"/>
+            <w:tcMar>
+              <w:top w:type="dxa" w:w="60"/>
+              <w:left w:type="dxa" w:w="120"/>
+              <w:bottom w:type="dxa" w:w="60"/>
+              <w:right w:type="dxa" w:w="120"/>
+            </w:tcMar>
+            <w:vAlign w:val="top"/>
+          </w:tcPr>
+          <w:p>
+            <w:pPr>
+              <w:spacing w:after="40" w:before="0"/>
+              <w:jc w:val="left"/>
+            </w:pPr>
+            <w:r>
+              <w:rPr>
+                <w:rFonts w:ascii="Arial" w:cs="Arial" w:eastAsia="Arial" w:hAnsi="Arial"/>
+                <w:b/>
+                <w:bCs/>
+                <w:i w:val="false"/>
+                <w:iCs w:val="false"/>
+                <w:color w:val="000000"/>
+                <w:sz w:val="18"/>
+                <w:szCs w:val="18"/>
+              </w:rPr>
+              <w:t xml:space="preserve">Predict Phase</w:t>
             </w:r>
           </w:p>
           <w:p>
@@ -6519,7 +6519,7 @@
             <w:pPr>
               <w:spacing w:after="20" w:before="0"/>
             </w:pPr>
-            <w:hyperlink w:history="1" r:id="rIdp3xtyrxer5nlvyl0dvzsc">
+            <w:hyperlink w:history="1" r:id="rIdwryfd3k3pxemmyfyicyln">
               <w:r>
                 <w:rPr>
                   <w:rFonts w:ascii="Arial" w:cs="Arial" w:eastAsia="Arial" w:hAnsi="Arial"/>
@@ -6552,7 +6552,7 @@
               <w:spacing w:after="10" w:before="0"/>
               <w:ind w:left="120"/>
             </w:pPr>
-            <w:hyperlink w:history="1" r:id="rIdzmylwypeoilqchg8hynxr">
+            <w:hyperlink w:history="1" r:id="rIdmwaebvhcaitt-nivtds3h">
               <w:r>
                 <w:rPr>
                   <w:rFonts w:ascii="Arial" w:cs="Arial" w:eastAsia="Arial" w:hAnsi="Arial"/>
@@ -6597,7 +6597,7 @@
             <w:pPr>
               <w:spacing w:after="20" w:before="0"/>
             </w:pPr>
-            <w:hyperlink w:history="1" r:id="rIdvwr8p9xiq7q5x8iajgb_2">
+            <w:hyperlink w:history="1" r:id="rId_uqblcxnpsqzq72pkr7d1">
               <w:r>
                 <w:rPr>
                   <w:rFonts w:ascii="Arial" w:cs="Arial" w:eastAsia="Arial" w:hAnsi="Arial"/>
@@ -6630,7 +6630,7 @@
               <w:spacing w:after="10" w:before="0"/>
               <w:ind w:left="120"/>
             </w:pPr>
-            <w:hyperlink w:history="1" r:id="rIdscgvit7k0li8tzh3opqou">
+            <w:hyperlink w:history="1" r:id="rIdg5wcru8luss4hayawcdah">
               <w:r>
                 <w:rPr>
                   <w:rFonts w:ascii="Arial" w:cs="Arial" w:eastAsia="Arial" w:hAnsi="Arial"/>
@@ -6777,32 +6777,32 @@
         <w:tc>
           <w:tcPr>
             <w:tcW w:type="dxa" w:w="1520"/>
-            <w:shd w:fill="F2F2F2" w:color="auto" w:val="clear"/>
-            <w:tcMar>
-              <w:top w:type="dxa" w:w="60"/>
-              <w:left w:type="dxa" w:w="120"/>
-              <w:bottom w:type="dxa" w:w="60"/>
-              <w:right w:type="dxa" w:w="120"/>
-            </w:tcMar>
-            <w:vAlign w:val="top"/>
-          </w:tcPr>
-          <w:p>
-            <w:pPr>
-              <w:spacing w:after="40" w:before="0"/>
-              <w:jc w:val="left"/>
-            </w:pPr>
-            <w:r>
-              <w:rPr>
-                <w:rFonts w:ascii="Arial" w:cs="Arial" w:eastAsia="Arial" w:hAnsi="Arial"/>
-                <w:b/>
-                <w:bCs/>
-                <w:i w:val="false"/>
-                <w:iCs w:val="false"/>
-                <w:color w:val="000000"/>
-                <w:sz w:val="18"/>
-                <w:szCs w:val="18"/>
-              </w:rPr>
-              <w:t xml:space="preserve">2 — Observe</w:t>
+            <w:shd w:fill="D9EEF1" w:color="auto" w:val="clear"/>
+            <w:tcMar>
+              <w:top w:type="dxa" w:w="60"/>
+              <w:left w:type="dxa" w:w="120"/>
+              <w:bottom w:type="dxa" w:w="60"/>
+              <w:right w:type="dxa" w:w="120"/>
+            </w:tcMar>
+            <w:vAlign w:val="top"/>
+          </w:tcPr>
+          <w:p>
+            <w:pPr>
+              <w:spacing w:after="40" w:before="0"/>
+              <w:jc w:val="left"/>
+            </w:pPr>
+            <w:r>
+              <w:rPr>
+                <w:rFonts w:ascii="Arial" w:cs="Arial" w:eastAsia="Arial" w:hAnsi="Arial"/>
+                <w:b/>
+                <w:bCs/>
+                <w:i w:val="false"/>
+                <w:iCs w:val="false"/>
+                <w:color w:val="000000"/>
+                <w:sz w:val="18"/>
+                <w:szCs w:val="18"/>
+              </w:rPr>
+              <w:t xml:space="preserve">Observe Phase</w:t>
             </w:r>
           </w:p>
           <w:p>
@@ -6825,7 +6825,7 @@
             <w:pPr>
               <w:spacing w:after="20" w:before="0"/>
             </w:pPr>
-            <w:hyperlink w:history="1" r:id="rIdqjzehoxmsvininiejo-sw">
+            <w:hyperlink w:history="1" r:id="rIdi857jmzs0sioerfuihokr">
               <w:r>
                 <w:rPr>
                   <w:rFonts w:ascii="Arial" w:cs="Arial" w:eastAsia="Arial" w:hAnsi="Arial"/>
@@ -6858,7 +6858,7 @@
               <w:spacing w:after="10" w:before="0"/>
               <w:ind w:left="120"/>
             </w:pPr>
-            <w:hyperlink w:history="1" r:id="rId2huku413rdyynm4m4qnbu">
+            <w:hyperlink w:history="1" r:id="rId3isxtogqy07jnvqqb9zkh">
               <w:r>
                 <w:rPr>
                   <w:rFonts w:ascii="Arial" w:cs="Arial" w:eastAsia="Arial" w:hAnsi="Arial"/>
@@ -6903,7 +6903,7 @@
             <w:pPr>
               <w:spacing w:after="20" w:before="0"/>
             </w:pPr>
-            <w:hyperlink w:history="1" r:id="rIdkfdx7x3vccshdq5rqmlyr">
+            <w:hyperlink w:history="1" r:id="rIdkmy35oiqjbujxot63hebp">
               <w:r>
                 <w:rPr>
                   <w:rFonts w:ascii="Arial" w:cs="Arial" w:eastAsia="Arial" w:hAnsi="Arial"/>
@@ -6936,7 +6936,7 @@
               <w:spacing w:after="10" w:before="0"/>
               <w:ind w:left="120"/>
             </w:pPr>
-            <w:hyperlink w:history="1" r:id="rIdroi9_vfi87gskq_nl0ejy">
+            <w:hyperlink w:history="1" r:id="rIddgh9bfvyenjjxxgoab3u_">
               <w:r>
                 <w:rPr>
                   <w:rFonts w:ascii="Arial" w:cs="Arial" w:eastAsia="Arial" w:hAnsi="Arial"/>
@@ -7083,32 +7083,32 @@
         <w:tc>
           <w:tcPr>
             <w:tcW w:type="dxa" w:w="1520"/>
-            <w:shd w:fill="F2F2F2" w:color="auto" w:val="clear"/>
-            <w:tcMar>
-              <w:top w:type="dxa" w:w="60"/>
-              <w:left w:type="dxa" w:w="120"/>
-              <w:bottom w:type="dxa" w:w="60"/>
-              <w:right w:type="dxa" w:w="120"/>
-            </w:tcMar>
-            <w:vAlign w:val="top"/>
-          </w:tcPr>
-          <w:p>
-            <w:pPr>
-              <w:spacing w:after="40" w:before="0"/>
-              <w:jc w:val="left"/>
-            </w:pPr>
-            <w:r>
-              <w:rPr>
-                <w:rFonts w:ascii="Arial" w:cs="Arial" w:eastAsia="Arial" w:hAnsi="Arial"/>
-                <w:b/>
-                <w:bCs/>
-                <w:i w:val="false"/>
-                <w:iCs w:val="false"/>
-                <w:color w:val="000000"/>
-                <w:sz w:val="18"/>
-                <w:szCs w:val="18"/>
-              </w:rPr>
-              <w:t xml:space="preserve">3 — Explain</w:t>
+            <w:shd w:fill="E2EFDA" w:color="auto" w:val="clear"/>
+            <w:tcMar>
+              <w:top w:type="dxa" w:w="60"/>
+              <w:left w:type="dxa" w:w="120"/>
+              <w:bottom w:type="dxa" w:w="60"/>
+              <w:right w:type="dxa" w:w="120"/>
+            </w:tcMar>
+            <w:vAlign w:val="top"/>
+          </w:tcPr>
+          <w:p>
+            <w:pPr>
+              <w:spacing w:after="40" w:before="0"/>
+              <w:jc w:val="left"/>
+            </w:pPr>
+            <w:r>
+              <w:rPr>
+                <w:rFonts w:ascii="Arial" w:cs="Arial" w:eastAsia="Arial" w:hAnsi="Arial"/>
+                <w:b/>
+                <w:bCs/>
+                <w:i w:val="false"/>
+                <w:iCs w:val="false"/>
+                <w:color w:val="000000"/>
+                <w:sz w:val="18"/>
+                <w:szCs w:val="18"/>
+              </w:rPr>
+              <w:t xml:space="preserve">Explain Phase</w:t>
             </w:r>
           </w:p>
           <w:p>
@@ -7131,7 +7131,7 @@
             <w:pPr>
               <w:spacing w:after="20" w:before="0"/>
             </w:pPr>
-            <w:hyperlink w:history="1" r:id="rIdpdxxlllbek_nysysfr96e">
+            <w:hyperlink w:history="1" r:id="rIduzzevab71qhuknjm2v3da">
               <w:r>
                 <w:rPr>
                   <w:rFonts w:ascii="Arial" w:cs="Arial" w:eastAsia="Arial" w:hAnsi="Arial"/>
@@ -7164,7 +7164,7 @@
               <w:spacing w:after="10" w:before="0"/>
               <w:ind w:left="120"/>
             </w:pPr>
-            <w:hyperlink w:history="1" r:id="rId9xzlzbywtslrmmiytignk">
+            <w:hyperlink w:history="1" r:id="rIdtmkplbyyqiwa7hkieftet">
               <w:r>
                 <w:rPr>
                   <w:rFonts w:ascii="Arial" w:cs="Arial" w:eastAsia="Arial" w:hAnsi="Arial"/>
@@ -7209,7 +7209,7 @@
             <w:pPr>
               <w:spacing w:after="20" w:before="0"/>
             </w:pPr>
-            <w:hyperlink w:history="1" r:id="rIdxtjpt6b84vvcenmm60ccb">
+            <w:hyperlink w:history="1" r:id="rIdz4sjpnutxdxzr-0rjd7b0">
               <w:r>
                 <w:rPr>
                   <w:rFonts w:ascii="Arial" w:cs="Arial" w:eastAsia="Arial" w:hAnsi="Arial"/>
@@ -7242,7 +7242,7 @@
               <w:spacing w:after="10" w:before="0"/>
               <w:ind w:left="120"/>
             </w:pPr>
-            <w:hyperlink w:history="1" r:id="rIdwcka-93qeubbcll9h2jmq">
+            <w:hyperlink w:history="1" r:id="rIdwfx7kkihwq_frab4qxiwn">
               <w:r>
                 <w:rPr>
                   <w:rFonts w:ascii="Arial" w:cs="Arial" w:eastAsia="Arial" w:hAnsi="Arial"/>
@@ -7389,32 +7389,32 @@
         <w:tc>
           <w:tcPr>
             <w:tcW w:type="dxa" w:w="1520"/>
-            <w:shd w:fill="F2F2F2" w:color="auto" w:val="clear"/>
-            <w:tcMar>
-              <w:top w:type="dxa" w:w="60"/>
-              <w:left w:type="dxa" w:w="120"/>
-              <w:bottom w:type="dxa" w:w="60"/>
-              <w:right w:type="dxa" w:w="120"/>
-            </w:tcMar>
-            <w:vAlign w:val="top"/>
-          </w:tcPr>
-          <w:p>
-            <w:pPr>
-              <w:spacing w:after="40" w:before="0"/>
-              <w:jc w:val="left"/>
-            </w:pPr>
-            <w:r>
-              <w:rPr>
-                <w:rFonts w:ascii="Arial" w:cs="Arial" w:eastAsia="Arial" w:hAnsi="Arial"/>
-                <w:b/>
-                <w:bCs/>
-                <w:i w:val="false"/>
-                <w:iCs w:val="false"/>
-                <w:color w:val="000000"/>
-                <w:sz w:val="18"/>
-                <w:szCs w:val="18"/>
-              </w:rPr>
-              <w:t xml:space="preserve">4 — Driving Question Board (DQB) Update</w:t>
+            <w:shd w:fill="FCE4D6" w:color="auto" w:val="clear"/>
+            <w:tcMar>
+              <w:top w:type="dxa" w:w="60"/>
+              <w:left w:type="dxa" w:w="120"/>
+              <w:bottom w:type="dxa" w:w="60"/>
+              <w:right w:type="dxa" w:w="120"/>
+            </w:tcMar>
+            <w:vAlign w:val="top"/>
+          </w:tcPr>
+          <w:p>
+            <w:pPr>
+              <w:spacing w:after="40" w:before="0"/>
+              <w:jc w:val="left"/>
+            </w:pPr>
+            <w:r>
+              <w:rPr>
+                <w:rFonts w:ascii="Arial" w:cs="Arial" w:eastAsia="Arial" w:hAnsi="Arial"/>
+                <w:b/>
+                <w:bCs/>
+                <w:i w:val="false"/>
+                <w:iCs w:val="false"/>
+                <w:color w:val="000000"/>
+                <w:sz w:val="18"/>
+                <w:szCs w:val="18"/>
+              </w:rPr>
+              <w:t xml:space="preserve">Driving Question Board (DQB) Creation</w:t>
             </w:r>
           </w:p>
           <w:p>
@@ -7437,7 +7437,7 @@
             <w:pPr>
               <w:spacing w:after="20" w:before="0"/>
             </w:pPr>
-            <w:hyperlink w:history="1" r:id="rIdwgwtnmketltfoitlvssf7">
+            <w:hyperlink w:history="1" r:id="rId3h-gwhsmfq2novj_frowi">
               <w:r>
                 <w:rPr>
                   <w:rFonts w:ascii="Arial" w:cs="Arial" w:eastAsia="Arial" w:hAnsi="Arial"/>
@@ -7470,7 +7470,7 @@
               <w:spacing w:after="10" w:before="0"/>
               <w:ind w:left="120"/>
             </w:pPr>
-            <w:hyperlink w:history="1" r:id="rIdwgpcnk9vcc0dwllacxm75">
+            <w:hyperlink w:history="1" r:id="rIdrdupiv56pws0yyyhv-z8y">
               <w:r>
                 <w:rPr>
                   <w:rFonts w:ascii="Arial" w:cs="Arial" w:eastAsia="Arial" w:hAnsi="Arial"/>
@@ -7515,7 +7515,7 @@
             <w:pPr>
               <w:spacing w:after="20" w:before="0"/>
             </w:pPr>
-            <w:hyperlink w:history="1" r:id="rIduewyn-102cngtylwbfvjw">
+            <w:hyperlink w:history="1" r:id="rIdbb5xlgsnxzcifxbhnkoss">
               <w:r>
                 <w:rPr>
                   <w:rFonts w:ascii="Arial" w:cs="Arial" w:eastAsia="Arial" w:hAnsi="Arial"/>
@@ -7548,7 +7548,7 @@
               <w:spacing w:after="10" w:before="0"/>
               <w:ind w:left="120"/>
             </w:pPr>
-            <w:hyperlink w:history="1" r:id="rIdx8kra8xobt-jtoiri18bi">
+            <w:hyperlink w:history="1" r:id="rId4argdbqtjyoocb8fd82k4">
               <w:r>
                 <w:rPr>
                   <w:rFonts w:ascii="Arial" w:cs="Arial" w:eastAsia="Arial" w:hAnsi="Arial"/>
@@ -7695,32 +7695,32 @@
         <w:tc>
           <w:tcPr>
             <w:tcW w:type="dxa" w:w="1520"/>
-            <w:shd w:fill="F2F2F2" w:color="auto" w:val="clear"/>
-            <w:tcMar>
-              <w:top w:type="dxa" w:w="60"/>
-              <w:left w:type="dxa" w:w="120"/>
-              <w:bottom w:type="dxa" w:w="60"/>
-              <w:right w:type="dxa" w:w="120"/>
-            </w:tcMar>
-            <w:vAlign w:val="top"/>
-          </w:tcPr>
-          <w:p>
-            <w:pPr>
-              <w:spacing w:after="40" w:before="0"/>
-              <w:jc w:val="left"/>
-            </w:pPr>
-            <w:r>
-              <w:rPr>
-                <w:rFonts w:ascii="Arial" w:cs="Arial" w:eastAsia="Arial" w:hAnsi="Arial"/>
-                <w:b/>
-                <w:bCs/>
-                <w:i w:val="false"/>
-                <w:iCs w:val="false"/>
-                <w:color w:val="000000"/>
-                <w:sz w:val="18"/>
-                <w:szCs w:val="18"/>
-              </w:rPr>
-              <w:t xml:space="preserve">5 — Model Building</w:t>
+            <w:shd w:fill="D5E8F0" w:color="auto" w:val="clear"/>
+            <w:tcMar>
+              <w:top w:type="dxa" w:w="60"/>
+              <w:left w:type="dxa" w:w="120"/>
+              <w:bottom w:type="dxa" w:w="60"/>
+              <w:right w:type="dxa" w:w="120"/>
+            </w:tcMar>
+            <w:vAlign w:val="top"/>
+          </w:tcPr>
+          <w:p>
+            <w:pPr>
+              <w:spacing w:after="40" w:before="0"/>
+              <w:jc w:val="left"/>
+            </w:pPr>
+            <w:r>
+              <w:rPr>
+                <w:rFonts w:ascii="Arial" w:cs="Arial" w:eastAsia="Arial" w:hAnsi="Arial"/>
+                <w:b/>
+                <w:bCs/>
+                <w:i w:val="false"/>
+                <w:iCs w:val="false"/>
+                <w:color w:val="000000"/>
+                <w:sz w:val="18"/>
+                <w:szCs w:val="18"/>
+              </w:rPr>
+              <w:t xml:space="preserve">Model Building Phase</w:t>
             </w:r>
           </w:p>
           <w:p>
@@ -7743,7 +7743,7 @@
             <w:pPr>
               <w:spacing w:after="20" w:before="0"/>
             </w:pPr>
-            <w:hyperlink w:history="1" r:id="rIdn4wjvzjsrzjccgjpuz2ad">
+            <w:hyperlink w:history="1" r:id="rIddyztnfks00zibyylp7d7m">
               <w:r>
                 <w:rPr>
                   <w:rFonts w:ascii="Arial" w:cs="Arial" w:eastAsia="Arial" w:hAnsi="Arial"/>
@@ -7776,7 +7776,7 @@
               <w:spacing w:after="10" w:before="0"/>
               <w:ind w:left="120"/>
             </w:pPr>
-            <w:hyperlink w:history="1" r:id="rIda3fq1ag3zr-imesseok20">
+            <w:hyperlink w:history="1" r:id="rIdp4drkjjjrlq2ib0vkcbee">
               <w:r>
                 <w:rPr>
                   <w:rFonts w:ascii="Arial" w:cs="Arial" w:eastAsia="Arial" w:hAnsi="Arial"/>
@@ -7821,7 +7821,7 @@
             <w:pPr>
               <w:spacing w:after="20" w:before="0"/>
             </w:pPr>
-            <w:hyperlink w:history="1" r:id="rIdqwjchzzatueyzuwnmsrqb">
+            <w:hyperlink w:history="1" r:id="rIdpxfpk9h1xtu9hpfhzf6es">
               <w:r>
                 <w:rPr>
                   <w:rFonts w:ascii="Arial" w:cs="Arial" w:eastAsia="Arial" w:hAnsi="Arial"/>
@@ -7854,7 +7854,7 @@
               <w:spacing w:after="10" w:before="0"/>
               <w:ind w:left="120"/>
             </w:pPr>
-            <w:hyperlink w:history="1" r:id="rIdd5qb04zefutj3lp6-vriu">
+            <w:hyperlink w:history="1" r:id="rIdnlcqm55oqmnigw9e7uib9">
               <w:r>
                 <w:rPr>
                   <w:rFonts w:ascii="Arial" w:cs="Arial" w:eastAsia="Arial" w:hAnsi="Arial"/>
@@ -9293,32 +9293,32 @@
         <w:tc>
           <w:tcPr>
             <w:tcW w:type="dxa" w:w="1520"/>
-            <w:shd w:fill="F2F2F2" w:color="auto" w:val="clear"/>
-            <w:tcMar>
-              <w:top w:type="dxa" w:w="60"/>
-              <w:left w:type="dxa" w:w="120"/>
-              <w:bottom w:type="dxa" w:w="60"/>
-              <w:right w:type="dxa" w:w="120"/>
-            </w:tcMar>
-            <w:vAlign w:val="top"/>
-          </w:tcPr>
-          <w:p>
-            <w:pPr>
-              <w:spacing w:after="40" w:before="0"/>
-              <w:jc w:val="left"/>
-            </w:pPr>
-            <w:r>
-              <w:rPr>
-                <w:rFonts w:ascii="Arial" w:cs="Arial" w:eastAsia="Arial" w:hAnsi="Arial"/>
-                <w:b/>
-                <w:bCs/>
-                <w:i w:val="false"/>
-                <w:iCs w:val="false"/>
-                <w:color w:val="000000"/>
-                <w:sz w:val="18"/>
-                <w:szCs w:val="18"/>
-              </w:rPr>
-              <w:t xml:space="preserve">Phase 1 — Predict (10 minutes)</w:t>
+            <w:shd w:fill="EAD1F5" w:color="auto" w:val="clear"/>
+            <w:tcMar>
+              <w:top w:type="dxa" w:w="60"/>
+              <w:left w:type="dxa" w:w="120"/>
+              <w:bottom w:type="dxa" w:w="60"/>
+              <w:right w:type="dxa" w:w="120"/>
+            </w:tcMar>
+            <w:vAlign w:val="top"/>
+          </w:tcPr>
+          <w:p>
+            <w:pPr>
+              <w:spacing w:after="40" w:before="0"/>
+              <w:jc w:val="left"/>
+            </w:pPr>
+            <w:r>
+              <w:rPr>
+                <w:rFonts w:ascii="Arial" w:cs="Arial" w:eastAsia="Arial" w:hAnsi="Arial"/>
+                <w:b/>
+                <w:bCs/>
+                <w:i w:val="false"/>
+                <w:iCs w:val="false"/>
+                <w:color w:val="000000"/>
+                <w:sz w:val="18"/>
+                <w:szCs w:val="18"/>
+              </w:rPr>
+              <w:t xml:space="preserve">Predict Phase</w:t>
             </w:r>
           </w:p>
           <w:p>
@@ -9341,7 +9341,7 @@
             <w:pPr>
               <w:spacing w:after="20" w:before="0"/>
             </w:pPr>
-            <w:hyperlink w:history="1" r:id="rId2euswbrhl19qpsy82ekjz">
+            <w:hyperlink w:history="1" r:id="rIdrxvahnifivuniyzrgdjf6">
               <w:r>
                 <w:rPr>
                   <w:rFonts w:ascii="Arial" w:cs="Arial" w:eastAsia="Arial" w:hAnsi="Arial"/>
@@ -9374,7 +9374,7 @@
               <w:spacing w:after="10" w:before="0"/>
               <w:ind w:left="120"/>
             </w:pPr>
-            <w:hyperlink w:history="1" r:id="rIdwuz6vhwra0se8xdjcrdqn">
+            <w:hyperlink w:history="1" r:id="rId7f7kpclpny2tgcdohfqv5">
               <w:r>
                 <w:rPr>
                   <w:rFonts w:ascii="Arial" w:cs="Arial" w:eastAsia="Arial" w:hAnsi="Arial"/>
@@ -9419,7 +9419,7 @@
             <w:pPr>
               <w:spacing w:after="20" w:before="0"/>
             </w:pPr>
-            <w:hyperlink w:history="1" r:id="rIdzkjsn1sq0zfks5dyrsnsm">
+            <w:hyperlink w:history="1" r:id="rIdz5t2sri5ylfx7tluukh8p">
               <w:r>
                 <w:rPr>
                   <w:rFonts w:ascii="Arial" w:cs="Arial" w:eastAsia="Arial" w:hAnsi="Arial"/>
@@ -9452,7 +9452,7 @@
               <w:spacing w:after="10" w:before="0"/>
               <w:ind w:left="120"/>
             </w:pPr>
-            <w:hyperlink w:history="1" r:id="rIdeg6bdydxwasqr5sipw9dn">
+            <w:hyperlink w:history="1" r:id="rId8wpikvr-wcio_ef_gyouw">
               <w:r>
                 <w:rPr>
                   <w:rFonts w:ascii="Arial" w:cs="Arial" w:eastAsia="Arial" w:hAnsi="Arial"/>
@@ -9599,32 +9599,32 @@
         <w:tc>
           <w:tcPr>
             <w:tcW w:type="dxa" w:w="1520"/>
-            <w:shd w:fill="F2F2F2" w:color="auto" w:val="clear"/>
-            <w:tcMar>
-              <w:top w:type="dxa" w:w="60"/>
-              <w:left w:type="dxa" w:w="120"/>
-              <w:bottom w:type="dxa" w:w="60"/>
-              <w:right w:type="dxa" w:w="120"/>
-            </w:tcMar>
-            <w:vAlign w:val="top"/>
-          </w:tcPr>
-          <w:p>
-            <w:pPr>
-              <w:spacing w:after="40" w:before="0"/>
-              <w:jc w:val="left"/>
-            </w:pPr>
-            <w:r>
-              <w:rPr>
-                <w:rFonts w:ascii="Arial" w:cs="Arial" w:eastAsia="Arial" w:hAnsi="Arial"/>
-                <w:b/>
-                <w:bCs/>
-                <w:i w:val="false"/>
-                <w:iCs w:val="false"/>
-                <w:color w:val="000000"/>
-                <w:sz w:val="18"/>
-                <w:szCs w:val="18"/>
-              </w:rPr>
-              <w:t xml:space="preserve">Phase 2 — Observe (25 minutes)</w:t>
+            <w:shd w:fill="D9EEF1" w:color="auto" w:val="clear"/>
+            <w:tcMar>
+              <w:top w:type="dxa" w:w="60"/>
+              <w:left w:type="dxa" w:w="120"/>
+              <w:bottom w:type="dxa" w:w="60"/>
+              <w:right w:type="dxa" w:w="120"/>
+            </w:tcMar>
+            <w:vAlign w:val="top"/>
+          </w:tcPr>
+          <w:p>
+            <w:pPr>
+              <w:spacing w:after="40" w:before="0"/>
+              <w:jc w:val="left"/>
+            </w:pPr>
+            <w:r>
+              <w:rPr>
+                <w:rFonts w:ascii="Arial" w:cs="Arial" w:eastAsia="Arial" w:hAnsi="Arial"/>
+                <w:b/>
+                <w:bCs/>
+                <w:i w:val="false"/>
+                <w:iCs w:val="false"/>
+                <w:color w:val="000000"/>
+                <w:sz w:val="18"/>
+                <w:szCs w:val="18"/>
+              </w:rPr>
+              <w:t xml:space="preserve">Observe Phase</w:t>
             </w:r>
           </w:p>
           <w:p>
@@ -9647,7 +9647,7 @@
             <w:pPr>
               <w:spacing w:after="20" w:before="0"/>
             </w:pPr>
-            <w:hyperlink w:history="1" r:id="rIdqlaj8zs8z3jpevkcey442">
+            <w:hyperlink w:history="1" r:id="rIdotrvnsqwwvumvbdca3etw">
               <w:r>
                 <w:rPr>
                   <w:rFonts w:ascii="Arial" w:cs="Arial" w:eastAsia="Arial" w:hAnsi="Arial"/>
@@ -9680,7 +9680,7 @@
               <w:spacing w:after="10" w:before="0"/>
               <w:ind w:left="120"/>
             </w:pPr>
-            <w:hyperlink w:history="1" r:id="rIdhn0jipthh1qlwhaa7wqed">
+            <w:hyperlink w:history="1" r:id="rIdsp57ezle6ajxadzjmo_mc">
               <w:r>
                 <w:rPr>
                   <w:rFonts w:ascii="Arial" w:cs="Arial" w:eastAsia="Arial" w:hAnsi="Arial"/>
@@ -9725,7 +9725,7 @@
             <w:pPr>
               <w:spacing w:after="20" w:before="0"/>
             </w:pPr>
-            <w:hyperlink w:history="1" r:id="rIdpowaf8j5r1jyqvrz7icyt">
+            <w:hyperlink w:history="1" r:id="rIdzjtjdtfyuiejwj3sqd1wy">
               <w:r>
                 <w:rPr>
                   <w:rFonts w:ascii="Arial" w:cs="Arial" w:eastAsia="Arial" w:hAnsi="Arial"/>
@@ -9758,7 +9758,7 @@
               <w:spacing w:after="10" w:before="0"/>
               <w:ind w:left="120"/>
             </w:pPr>
-            <w:hyperlink w:history="1" r:id="rId6tefxoeo3sa0tsazskqjk">
+            <w:hyperlink w:history="1" r:id="rIdqfj8vjpzmgnf4tpdfahvy">
               <w:r>
                 <w:rPr>
                   <w:rFonts w:ascii="Arial" w:cs="Arial" w:eastAsia="Arial" w:hAnsi="Arial"/>
@@ -9905,32 +9905,32 @@
         <w:tc>
           <w:tcPr>
             <w:tcW w:type="dxa" w:w="1520"/>
-            <w:shd w:fill="F2F2F2" w:color="auto" w:val="clear"/>
-            <w:tcMar>
-              <w:top w:type="dxa" w:w="60"/>
-              <w:left w:type="dxa" w:w="120"/>
-              <w:bottom w:type="dxa" w:w="60"/>
-              <w:right w:type="dxa" w:w="120"/>
-            </w:tcMar>
-            <w:vAlign w:val="top"/>
-          </w:tcPr>
-          <w:p>
-            <w:pPr>
-              <w:spacing w:after="40" w:before="0"/>
-              <w:jc w:val="left"/>
-            </w:pPr>
-            <w:r>
-              <w:rPr>
-                <w:rFonts w:ascii="Arial" w:cs="Arial" w:eastAsia="Arial" w:hAnsi="Arial"/>
-                <w:b/>
-                <w:bCs/>
-                <w:i w:val="false"/>
-                <w:iCs w:val="false"/>
-                <w:color w:val="000000"/>
-                <w:sz w:val="18"/>
-                <w:szCs w:val="18"/>
-              </w:rPr>
-              <w:t xml:space="preserve">Phase 3 — Explain (25 minutes)</w:t>
+            <w:shd w:fill="E2EFDA" w:color="auto" w:val="clear"/>
+            <w:tcMar>
+              <w:top w:type="dxa" w:w="60"/>
+              <w:left w:type="dxa" w:w="120"/>
+              <w:bottom w:type="dxa" w:w="60"/>
+              <w:right w:type="dxa" w:w="120"/>
+            </w:tcMar>
+            <w:vAlign w:val="top"/>
+          </w:tcPr>
+          <w:p>
+            <w:pPr>
+              <w:spacing w:after="40" w:before="0"/>
+              <w:jc w:val="left"/>
+            </w:pPr>
+            <w:r>
+              <w:rPr>
+                <w:rFonts w:ascii="Arial" w:cs="Arial" w:eastAsia="Arial" w:hAnsi="Arial"/>
+                <w:b/>
+                <w:bCs/>
+                <w:i w:val="false"/>
+                <w:iCs w:val="false"/>
+                <w:color w:val="000000"/>
+                <w:sz w:val="18"/>
+                <w:szCs w:val="18"/>
+              </w:rPr>
+              <w:t xml:space="preserve">Explain Phase</w:t>
             </w:r>
           </w:p>
           <w:p>
@@ -9953,7 +9953,7 @@
             <w:pPr>
               <w:spacing w:after="20" w:before="0"/>
             </w:pPr>
-            <w:hyperlink w:history="1" r:id="rIdhy5pdlldpv0y0l8grprw3">
+            <w:hyperlink w:history="1" r:id="rIdfdsbr2gywdffmh4szkr7n">
               <w:r>
                 <w:rPr>
                   <w:rFonts w:ascii="Arial" w:cs="Arial" w:eastAsia="Arial" w:hAnsi="Arial"/>
@@ -9986,7 +9986,7 @@
               <w:spacing w:after="10" w:before="0"/>
               <w:ind w:left="120"/>
             </w:pPr>
-            <w:hyperlink w:history="1" r:id="rIdayfjitjtu0uzqmdnwxr6v">
+            <w:hyperlink w:history="1" r:id="rId0l0sy73jftyixdiue1pv0">
               <w:r>
                 <w:rPr>
                   <w:rFonts w:ascii="Arial" w:cs="Arial" w:eastAsia="Arial" w:hAnsi="Arial"/>
@@ -10031,7 +10031,7 @@
             <w:pPr>
               <w:spacing w:after="20" w:before="0"/>
             </w:pPr>
-            <w:hyperlink w:history="1" r:id="rId-bkiyuijxkskwf1wwrd7v">
+            <w:hyperlink w:history="1" r:id="rIdlrkoc8lwvwbqr6uv0er2z">
               <w:r>
                 <w:rPr>
                   <w:rFonts w:ascii="Arial" w:cs="Arial" w:eastAsia="Arial" w:hAnsi="Arial"/>
@@ -10064,7 +10064,7 @@
               <w:spacing w:after="10" w:before="0"/>
               <w:ind w:left="120"/>
             </w:pPr>
-            <w:hyperlink w:history="1" r:id="rIds0vt_j9nrg-ihfzn4cdnq">
+            <w:hyperlink w:history="1" r:id="rId9sms5hwfgwvuwx0doabjf">
               <w:r>
                 <w:rPr>
                   <w:rFonts w:ascii="Arial" w:cs="Arial" w:eastAsia="Arial" w:hAnsi="Arial"/>
@@ -10211,32 +10211,32 @@
         <w:tc>
           <w:tcPr>
             <w:tcW w:type="dxa" w:w="1520"/>
-            <w:shd w:fill="F2F2F2" w:color="auto" w:val="clear"/>
-            <w:tcMar>
-              <w:top w:type="dxa" w:w="60"/>
-              <w:left w:type="dxa" w:w="120"/>
-              <w:bottom w:type="dxa" w:w="60"/>
-              <w:right w:type="dxa" w:w="120"/>
-            </w:tcMar>
-            <w:vAlign w:val="top"/>
-          </w:tcPr>
-          <w:p>
-            <w:pPr>
-              <w:spacing w:after="40" w:before="0"/>
-              <w:jc w:val="left"/>
-            </w:pPr>
-            <w:r>
-              <w:rPr>
-                <w:rFonts w:ascii="Arial" w:cs="Arial" w:eastAsia="Arial" w:hAnsi="Arial"/>
-                <w:b/>
-                <w:bCs/>
-                <w:i w:val="false"/>
-                <w:iCs w:val="false"/>
-                <w:color w:val="000000"/>
-                <w:sz w:val="18"/>
-                <w:szCs w:val="18"/>
-              </w:rPr>
-              <w:t xml:space="preserve">Phase 4 — Driving Question Board (DQB) Update (10 minutes)</w:t>
+            <w:shd w:fill="FCE4D6" w:color="auto" w:val="clear"/>
+            <w:tcMar>
+              <w:top w:type="dxa" w:w="60"/>
+              <w:left w:type="dxa" w:w="120"/>
+              <w:bottom w:type="dxa" w:w="60"/>
+              <w:right w:type="dxa" w:w="120"/>
+            </w:tcMar>
+            <w:vAlign w:val="top"/>
+          </w:tcPr>
+          <w:p>
+            <w:pPr>
+              <w:spacing w:after="40" w:before="0"/>
+              <w:jc w:val="left"/>
+            </w:pPr>
+            <w:r>
+              <w:rPr>
+                <w:rFonts w:ascii="Arial" w:cs="Arial" w:eastAsia="Arial" w:hAnsi="Arial"/>
+                <w:b/>
+                <w:bCs/>
+                <w:i w:val="false"/>
+                <w:iCs w:val="false"/>
+                <w:color w:val="000000"/>
+                <w:sz w:val="18"/>
+                <w:szCs w:val="18"/>
+              </w:rPr>
+              <w:t xml:space="preserve">Driving Question Board (DQB) Creation</w:t>
             </w:r>
           </w:p>
           <w:p>
@@ -10259,7 +10259,7 @@
             <w:pPr>
               <w:spacing w:after="20" w:before="0"/>
             </w:pPr>
-            <w:hyperlink w:history="1" r:id="rId7cqxwdzrlddiltt8nhthk">
+            <w:hyperlink w:history="1" r:id="rIdav-22jdcyq9xizaf2x2go">
               <w:r>
                 <w:rPr>
                   <w:rFonts w:ascii="Arial" w:cs="Arial" w:eastAsia="Arial" w:hAnsi="Arial"/>
@@ -10292,7 +10292,7 @@
               <w:spacing w:after="10" w:before="0"/>
               <w:ind w:left="120"/>
             </w:pPr>
-            <w:hyperlink w:history="1" r:id="rId62jg92n0qfqzkb41dg7ux">
+            <w:hyperlink w:history="1" r:id="rIdes5txus-ch_hbtfskekeb">
               <w:r>
                 <w:rPr>
                   <w:rFonts w:ascii="Arial" w:cs="Arial" w:eastAsia="Arial" w:hAnsi="Arial"/>
@@ -10337,7 +10337,7 @@
             <w:pPr>
               <w:spacing w:after="20" w:before="0"/>
             </w:pPr>
-            <w:hyperlink w:history="1" r:id="rIdufiogrp1mogyuor37j1p7">
+            <w:hyperlink w:history="1" r:id="rIdenobjpvyt9gmhbb8jykau">
               <w:r>
                 <w:rPr>
                   <w:rFonts w:ascii="Arial" w:cs="Arial" w:eastAsia="Arial" w:hAnsi="Arial"/>
@@ -10370,7 +10370,7 @@
               <w:spacing w:after="10" w:before="0"/>
               <w:ind w:left="120"/>
             </w:pPr>
-            <w:hyperlink w:history="1" r:id="rIdscj-en-qrkibedxjhbrkt">
+            <w:hyperlink w:history="1" r:id="rId5wlxjn-ydo2ozfhx46hus">
               <w:r>
                 <w:rPr>
                   <w:rFonts w:ascii="Arial" w:cs="Arial" w:eastAsia="Arial" w:hAnsi="Arial"/>
@@ -10517,32 +10517,32 @@
         <w:tc>
           <w:tcPr>
             <w:tcW w:type="dxa" w:w="1520"/>
-            <w:shd w:fill="F2F2F2" w:color="auto" w:val="clear"/>
-            <w:tcMar>
-              <w:top w:type="dxa" w:w="60"/>
-              <w:left w:type="dxa" w:w="120"/>
-              <w:bottom w:type="dxa" w:w="60"/>
-              <w:right w:type="dxa" w:w="120"/>
-            </w:tcMar>
-            <w:vAlign w:val="top"/>
-          </w:tcPr>
-          <w:p>
-            <w:pPr>
-              <w:spacing w:after="40" w:before="0"/>
-              <w:jc w:val="left"/>
-            </w:pPr>
-            <w:r>
-              <w:rPr>
-                <w:rFonts w:ascii="Arial" w:cs="Arial" w:eastAsia="Arial" w:hAnsi="Arial"/>
-                <w:b/>
-                <w:bCs/>
-                <w:i w:val="false"/>
-                <w:iCs w:val="false"/>
-                <w:color w:val="000000"/>
-                <w:sz w:val="18"/>
-                <w:szCs w:val="18"/>
-              </w:rPr>
-              <w:t xml:space="preserve">Phase 5 — Model Building (10 minutes)</w:t>
+            <w:shd w:fill="D5E8F0" w:color="auto" w:val="clear"/>
+            <w:tcMar>
+              <w:top w:type="dxa" w:w="60"/>
+              <w:left w:type="dxa" w:w="120"/>
+              <w:bottom w:type="dxa" w:w="60"/>
+              <w:right w:type="dxa" w:w="120"/>
+            </w:tcMar>
+            <w:vAlign w:val="top"/>
+          </w:tcPr>
+          <w:p>
+            <w:pPr>
+              <w:spacing w:after="40" w:before="0"/>
+              <w:jc w:val="left"/>
+            </w:pPr>
+            <w:r>
+              <w:rPr>
+                <w:rFonts w:ascii="Arial" w:cs="Arial" w:eastAsia="Arial" w:hAnsi="Arial"/>
+                <w:b/>
+                <w:bCs/>
+                <w:i w:val="false"/>
+                <w:iCs w:val="false"/>
+                <w:color w:val="000000"/>
+                <w:sz w:val="18"/>
+                <w:szCs w:val="18"/>
+              </w:rPr>
+              <w:t xml:space="preserve">Model Building Phase</w:t>
             </w:r>
           </w:p>
           <w:p>
@@ -10565,7 +10565,7 @@
             <w:pPr>
               <w:spacing w:after="20" w:before="0"/>
             </w:pPr>
-            <w:hyperlink w:history="1" r:id="rIdyenxr35zm-zr0n4z9zht4">
+            <w:hyperlink w:history="1" r:id="rIdo2939a1mng0cshomceqnd">
               <w:r>
                 <w:rPr>
                   <w:rFonts w:ascii="Arial" w:cs="Arial" w:eastAsia="Arial" w:hAnsi="Arial"/>
@@ -10598,7 +10598,7 @@
               <w:spacing w:after="10" w:before="0"/>
               <w:ind w:left="120"/>
             </w:pPr>
-            <w:hyperlink w:history="1" r:id="rId030t4hak8fsksjaiemvrb">
+            <w:hyperlink w:history="1" r:id="rIddffc4gchlte2sukpjqfdt">
               <w:r>
                 <w:rPr>
                   <w:rFonts w:ascii="Arial" w:cs="Arial" w:eastAsia="Arial" w:hAnsi="Arial"/>
@@ -10643,7 +10643,7 @@
             <w:pPr>
               <w:spacing w:after="20" w:before="0"/>
             </w:pPr>
-            <w:hyperlink w:history="1" r:id="rIdp6y0rusotk1ys-3hovq2f">
+            <w:hyperlink w:history="1" r:id="rIdp-fketff3mgeyhgmjjbct">
               <w:r>
                 <w:rPr>
                   <w:rFonts w:ascii="Arial" w:cs="Arial" w:eastAsia="Arial" w:hAnsi="Arial"/>
@@ -10676,7 +10676,7 @@
               <w:spacing w:after="10" w:before="0"/>
               <w:ind w:left="120"/>
             </w:pPr>
-            <w:hyperlink w:history="1" r:id="rIdvayr03xxzklhglxbv4iuc">
+            <w:hyperlink w:history="1" r:id="rId95exakgujaxxjmxfqmncd">
               <w:r>
                 <w:rPr>
                   <w:rFonts w:ascii="Arial" w:cs="Arial" w:eastAsia="Arial" w:hAnsi="Arial"/>
@@ -12512,7 +12512,7 @@
             <w:pPr>
               <w:spacing w:after="20" w:before="0"/>
             </w:pPr>
-            <w:hyperlink w:history="1" r:id="rIdm7wpwdfhsa2ophlwrubz3">
+            <w:hyperlink w:history="1" r:id="rId1bzxr5fkxmcxybkv1ao26">
               <w:r>
                 <w:rPr>
                   <w:rFonts w:ascii="Arial" w:cs="Arial" w:eastAsia="Arial" w:hAnsi="Arial"/>
@@ -12545,7 +12545,7 @@
               <w:spacing w:after="10" w:before="0"/>
               <w:ind w:left="120"/>
             </w:pPr>
-            <w:hyperlink w:history="1" r:id="rIddkwz24sega-hgiha1onyh">
+            <w:hyperlink w:history="1" r:id="rIdhl4ouohso0mybupxmhqyb">
               <w:r>
                 <w:rPr>
                   <w:rFonts w:ascii="Arial" w:cs="Arial" w:eastAsia="Arial" w:hAnsi="Arial"/>
@@ -12590,7 +12590,7 @@
             <w:pPr>
               <w:spacing w:after="20" w:before="0"/>
             </w:pPr>
-            <w:hyperlink w:history="1" r:id="rIdjmzmlfpjpdll5ayqhns9a">
+            <w:hyperlink w:history="1" r:id="rIdwo4swjbs1rli1mjzad1r7">
               <w:r>
                 <w:rPr>
                   <w:rFonts w:ascii="Arial" w:cs="Arial" w:eastAsia="Arial" w:hAnsi="Arial"/>
@@ -12623,7 +12623,7 @@
               <w:spacing w:after="10" w:before="0"/>
               <w:ind w:left="120"/>
             </w:pPr>
-            <w:hyperlink w:history="1" r:id="rIddc1ucdmksnaztjisupm3n">
+            <w:hyperlink w:history="1" r:id="rId_k19szahdd06izgoe2jcn">
               <w:r>
                 <w:rPr>
                   <w:rFonts w:ascii="Arial" w:cs="Arial" w:eastAsia="Arial" w:hAnsi="Arial"/>
@@ -12818,7 +12818,7 @@
             <w:pPr>
               <w:spacing w:after="20" w:before="0"/>
             </w:pPr>
-            <w:hyperlink w:history="1" r:id="rIdzzmp2k0ybdwg4hvzyyri3">
+            <w:hyperlink w:history="1" r:id="rId7wxmks8df3kry374x2ioa">
               <w:r>
                 <w:rPr>
                   <w:rFonts w:ascii="Arial" w:cs="Arial" w:eastAsia="Arial" w:hAnsi="Arial"/>
@@ -12851,7 +12851,7 @@
               <w:spacing w:after="10" w:before="0"/>
               <w:ind w:left="120"/>
             </w:pPr>
-            <w:hyperlink w:history="1" r:id="rIdfx0xy7lg0ellegpxlarfi">
+            <w:hyperlink w:history="1" r:id="rIdghubuxvj-5z6d0ztbjx_t">
               <w:r>
                 <w:rPr>
                   <w:rFonts w:ascii="Arial" w:cs="Arial" w:eastAsia="Arial" w:hAnsi="Arial"/>
@@ -12896,7 +12896,7 @@
             <w:pPr>
               <w:spacing w:after="20" w:before="0"/>
             </w:pPr>
-            <w:hyperlink w:history="1" r:id="rIdkkflz065ofkzedeeamu0j">
+            <w:hyperlink w:history="1" r:id="rIdm0dypwnzzxvhboht_koqv">
               <w:r>
                 <w:rPr>
                   <w:rFonts w:ascii="Arial" w:cs="Arial" w:eastAsia="Arial" w:hAnsi="Arial"/>
@@ -12929,7 +12929,7 @@
               <w:spacing w:after="10" w:before="0"/>
               <w:ind w:left="120"/>
             </w:pPr>
-            <w:hyperlink w:history="1" r:id="rIdou83b8cvfnpzw3kvslphn">
+            <w:hyperlink w:history="1" r:id="rIdezutwzqiy_wxucta0fc-t">
               <w:r>
                 <w:rPr>
                   <w:rFonts w:ascii="Arial" w:cs="Arial" w:eastAsia="Arial" w:hAnsi="Arial"/>
@@ -13124,7 +13124,7 @@
             <w:pPr>
               <w:spacing w:after="20" w:before="0"/>
             </w:pPr>
-            <w:hyperlink w:history="1" r:id="rIdd0rjqzvtmpjuzcbq4e072">
+            <w:hyperlink w:history="1" r:id="rId-1rr_xzbm5d-ky2o1gs2b">
               <w:r>
                 <w:rPr>
                   <w:rFonts w:ascii="Arial" w:cs="Arial" w:eastAsia="Arial" w:hAnsi="Arial"/>
@@ -13157,7 +13157,7 @@
               <w:spacing w:after="10" w:before="0"/>
               <w:ind w:left="120"/>
             </w:pPr>
-            <w:hyperlink w:history="1" r:id="rId9izhd3bf2_cr2sgy7cjni">
+            <w:hyperlink w:history="1" r:id="rIdf7qf93zvnwovgvyuau-ud">
               <w:r>
                 <w:rPr>
                   <w:rFonts w:ascii="Arial" w:cs="Arial" w:eastAsia="Arial" w:hAnsi="Arial"/>
@@ -13202,7 +13202,7 @@
             <w:pPr>
               <w:spacing w:after="20" w:before="0"/>
             </w:pPr>
-            <w:hyperlink w:history="1" r:id="rId4lepy2csjhh34acqlpwwa">
+            <w:hyperlink w:history="1" r:id="rIdkxhuyxrbe-u3tfgzqjh0p">
               <w:r>
                 <w:rPr>
                   <w:rFonts w:ascii="Arial" w:cs="Arial" w:eastAsia="Arial" w:hAnsi="Arial"/>
@@ -13235,7 +13235,7 @@
               <w:spacing w:after="10" w:before="0"/>
               <w:ind w:left="120"/>
             </w:pPr>
-            <w:hyperlink w:history="1" r:id="rIdvkhiw-8rpiqatqioznmnl">
+            <w:hyperlink w:history="1" r:id="rId_jhra3lmfystrtxej1ttu">
               <w:r>
                 <w:rPr>
                   <w:rFonts w:ascii="Arial" w:cs="Arial" w:eastAsia="Arial" w:hAnsi="Arial"/>
@@ -13430,7 +13430,7 @@
             <w:pPr>
               <w:spacing w:after="20" w:before="0"/>
             </w:pPr>
-            <w:hyperlink w:history="1" r:id="rId9fc0aevmzx8bxobznrpzf">
+            <w:hyperlink w:history="1" r:id="rIdxnvg0fyi6-tfllkf6fn4k">
               <w:r>
                 <w:rPr>
                   <w:rFonts w:ascii="Arial" w:cs="Arial" w:eastAsia="Arial" w:hAnsi="Arial"/>
@@ -13463,7 +13463,7 @@
               <w:spacing w:after="10" w:before="0"/>
               <w:ind w:left="120"/>
             </w:pPr>
-            <w:hyperlink w:history="1" r:id="rIdaededj1ojajqdxvrobxyg">
+            <w:hyperlink w:history="1" r:id="rIdkgdexlc6z_zfurvjd_q9n">
               <w:r>
                 <w:rPr>
                   <w:rFonts w:ascii="Arial" w:cs="Arial" w:eastAsia="Arial" w:hAnsi="Arial"/>
@@ -13508,7 +13508,7 @@
             <w:pPr>
               <w:spacing w:after="20" w:before="0"/>
             </w:pPr>
-            <w:hyperlink w:history="1" r:id="rIdmlzkssmlxfzc9n7cbvjlw">
+            <w:hyperlink w:history="1" r:id="rIdbmvzuutjqlfqmeblfkkz0">
               <w:r>
                 <w:rPr>
                   <w:rFonts w:ascii="Arial" w:cs="Arial" w:eastAsia="Arial" w:hAnsi="Arial"/>
@@ -13541,7 +13541,7 @@
               <w:spacing w:after="10" w:before="0"/>
               <w:ind w:left="120"/>
             </w:pPr>
-            <w:hyperlink w:history="1" r:id="rIdmxrnu96j5ivlchkzvdy5l">
+            <w:hyperlink w:history="1" r:id="rIdumztk3sbotx1cgjmtkkx3">
               <w:r>
                 <w:rPr>
                   <w:rFonts w:ascii="Arial" w:cs="Arial" w:eastAsia="Arial" w:hAnsi="Arial"/>
@@ -13736,7 +13736,7 @@
             <w:pPr>
               <w:spacing w:after="20" w:before="0"/>
             </w:pPr>
-            <w:hyperlink w:history="1" r:id="rIdhbhv78vbwlyjaj7tjvbwm">
+            <w:hyperlink w:history="1" r:id="rIdkhwgiltqptfv7gu6uf7aa">
               <w:r>
                 <w:rPr>
                   <w:rFonts w:ascii="Arial" w:cs="Arial" w:eastAsia="Arial" w:hAnsi="Arial"/>
@@ -13769,7 +13769,7 @@
               <w:spacing w:after="10" w:before="0"/>
               <w:ind w:left="120"/>
             </w:pPr>
-            <w:hyperlink w:history="1" r:id="rId1tltgjcl71ejanfprqcsv">
+            <w:hyperlink w:history="1" r:id="rIdoujndcms912pejy8aux_1">
               <w:r>
                 <w:rPr>
                   <w:rFonts w:ascii="Arial" w:cs="Arial" w:eastAsia="Arial" w:hAnsi="Arial"/>
@@ -13814,7 +13814,7 @@
             <w:pPr>
               <w:spacing w:after="20" w:before="0"/>
             </w:pPr>
-            <w:hyperlink w:history="1" r:id="rIdu25j_dg337tp5yzqdsvqn">
+            <w:hyperlink w:history="1" r:id="rIdllqmicfdf2i8h8tmx5u9u">
               <w:r>
                 <w:rPr>
                   <w:rFonts w:ascii="Arial" w:cs="Arial" w:eastAsia="Arial" w:hAnsi="Arial"/>
@@ -13847,7 +13847,7 @@
               <w:spacing w:after="10" w:before="0"/>
               <w:ind w:left="120"/>
             </w:pPr>
-            <w:hyperlink w:history="1" r:id="rIdrpibunivmixlcuizk0m0h">
+            <w:hyperlink w:history="1" r:id="rIdtpgkfg8c4m3ugeswqfdw_">
               <w:r>
                 <w:rPr>
                   <w:rFonts w:ascii="Arial" w:cs="Arial" w:eastAsia="Arial" w:hAnsi="Arial"/>
@@ -15645,7 +15645,7 @@
             <w:pPr>
               <w:spacing w:after="20" w:before="0"/>
             </w:pPr>
-            <w:hyperlink w:history="1" r:id="rIddomb5tms66mom8qxralvx">
+            <w:hyperlink w:history="1" r:id="rIdvpt3r744gcv2hrhdzyapm">
               <w:r>
                 <w:rPr>
                   <w:rFonts w:ascii="Arial" w:cs="Arial" w:eastAsia="Arial" w:hAnsi="Arial"/>
@@ -15678,7 +15678,7 @@
               <w:spacing w:after="10" w:before="0"/>
               <w:ind w:left="120"/>
             </w:pPr>
-            <w:hyperlink w:history="1" r:id="rIdb2yzjrbhaz8ftkxok-eib">
+            <w:hyperlink w:history="1" r:id="rId_ec5z5pxi8pab-ly61ytk">
               <w:r>
                 <w:rPr>
                   <w:rFonts w:ascii="Arial" w:cs="Arial" w:eastAsia="Arial" w:hAnsi="Arial"/>
@@ -15723,7 +15723,7 @@
             <w:pPr>
               <w:spacing w:after="20" w:before="0"/>
             </w:pPr>
-            <w:hyperlink w:history="1" r:id="rIdk7zovbgjrtbra_zimyhgf">
+            <w:hyperlink w:history="1" r:id="rIdvznv4ciwca04ebiji31od">
               <w:r>
                 <w:rPr>
                   <w:rFonts w:ascii="Arial" w:cs="Arial" w:eastAsia="Arial" w:hAnsi="Arial"/>
@@ -15756,7 +15756,7 @@
               <w:spacing w:after="10" w:before="0"/>
               <w:ind w:left="120"/>
             </w:pPr>
-            <w:hyperlink w:history="1" r:id="rId3igsv1qmwxthryj3keejh">
+            <w:hyperlink w:history="1" r:id="rIdprxu-ieioxrbrmuw7rg9b">
               <w:r>
                 <w:rPr>
                   <w:rFonts w:ascii="Arial" w:cs="Arial" w:eastAsia="Arial" w:hAnsi="Arial"/>
@@ -15951,7 +15951,7 @@
             <w:pPr>
               <w:spacing w:after="20" w:before="0"/>
             </w:pPr>
-            <w:hyperlink w:history="1" r:id="rIdr_da_eklsqb4vchxej8ox">
+            <w:hyperlink w:history="1" r:id="rIdxni2am8yp0qdk4isfe9e2">
               <w:r>
                 <w:rPr>
                   <w:rFonts w:ascii="Arial" w:cs="Arial" w:eastAsia="Arial" w:hAnsi="Arial"/>
@@ -15984,7 +15984,7 @@
               <w:spacing w:after="10" w:before="0"/>
               <w:ind w:left="120"/>
             </w:pPr>
-            <w:hyperlink w:history="1" r:id="rId0f2n-u2nbvyr99jtqbgus">
+            <w:hyperlink w:history="1" r:id="rIddb2iudloaznd1m1vq-akd">
               <w:r>
                 <w:rPr>
                   <w:rFonts w:ascii="Arial" w:cs="Arial" w:eastAsia="Arial" w:hAnsi="Arial"/>
@@ -16029,7 +16029,7 @@
             <w:pPr>
               <w:spacing w:after="20" w:before="0"/>
             </w:pPr>
-            <w:hyperlink w:history="1" r:id="rIdhllolidhay1mytgqdt2vf">
+            <w:hyperlink w:history="1" r:id="rIdc9ohsj9jgwa7jn0qxbbku">
               <w:r>
                 <w:rPr>
                   <w:rFonts w:ascii="Arial" w:cs="Arial" w:eastAsia="Arial" w:hAnsi="Arial"/>
@@ -16062,7 +16062,7 @@
               <w:spacing w:after="10" w:before="0"/>
               <w:ind w:left="120"/>
             </w:pPr>
-            <w:hyperlink w:history="1" r:id="rIdhmi6hhafkpd3lc6r6bicu">
+            <w:hyperlink w:history="1" r:id="rIdwppllb5b-wpsx2lgsvdcn">
               <w:r>
                 <w:rPr>
                   <w:rFonts w:ascii="Arial" w:cs="Arial" w:eastAsia="Arial" w:hAnsi="Arial"/>
@@ -16257,7 +16257,7 @@
             <w:pPr>
               <w:spacing w:after="20" w:before="0"/>
             </w:pPr>
-            <w:hyperlink w:history="1" r:id="rId-kzf8tatbsncoheq51lwa">
+            <w:hyperlink w:history="1" r:id="rIdkigwunbk3orl3tf4dzw78">
               <w:r>
                 <w:rPr>
                   <w:rFonts w:ascii="Arial" w:cs="Arial" w:eastAsia="Arial" w:hAnsi="Arial"/>
@@ -16290,7 +16290,7 @@
               <w:spacing w:after="10" w:before="0"/>
               <w:ind w:left="120"/>
             </w:pPr>
-            <w:hyperlink w:history="1" r:id="rIdcodlbll3ekgtb88ixoxzq">
+            <w:hyperlink w:history="1" r:id="rId076fsolu5uq-8dqagyr-r">
               <w:r>
                 <w:rPr>
                   <w:rFonts w:ascii="Arial" w:cs="Arial" w:eastAsia="Arial" w:hAnsi="Arial"/>
@@ -16335,7 +16335,7 @@
             <w:pPr>
               <w:spacing w:after="20" w:before="0"/>
             </w:pPr>
-            <w:hyperlink w:history="1" r:id="rIdy4ze--6vja5qxsikt6rla">
+            <w:hyperlink w:history="1" r:id="rIduladghlnxexgz-lpkmkr5">
               <w:r>
                 <w:rPr>
                   <w:rFonts w:ascii="Arial" w:cs="Arial" w:eastAsia="Arial" w:hAnsi="Arial"/>
@@ -16368,7 +16368,7 @@
               <w:spacing w:after="10" w:before="0"/>
               <w:ind w:left="120"/>
             </w:pPr>
-            <w:hyperlink w:history="1" r:id="rIdiajhtp_iish-h7c74vlpt">
+            <w:hyperlink w:history="1" r:id="rIdry5o_zny-qk-d896g1-xe">
               <w:r>
                 <w:rPr>
                   <w:rFonts w:ascii="Arial" w:cs="Arial" w:eastAsia="Arial" w:hAnsi="Arial"/>
@@ -16563,7 +16563,7 @@
             <w:pPr>
               <w:spacing w:after="20" w:before="0"/>
             </w:pPr>
-            <w:hyperlink w:history="1" r:id="rIdeui9pdajgwt8z32glfdl-">
+            <w:hyperlink w:history="1" r:id="rId7phnuszofdfw8vz6dl6pk">
               <w:r>
                 <w:rPr>
                   <w:rFonts w:ascii="Arial" w:cs="Arial" w:eastAsia="Arial" w:hAnsi="Arial"/>
@@ -16596,7 +16596,7 @@
               <w:spacing w:after="10" w:before="0"/>
               <w:ind w:left="120"/>
             </w:pPr>
-            <w:hyperlink w:history="1" r:id="rIddd3ykyoili1fkvchgnakh">
+            <w:hyperlink w:history="1" r:id="rIdzh4jscov3cvcdwegjhwss">
               <w:r>
                 <w:rPr>
                   <w:rFonts w:ascii="Arial" w:cs="Arial" w:eastAsia="Arial" w:hAnsi="Arial"/>
@@ -16641,7 +16641,7 @@
             <w:pPr>
               <w:spacing w:after="20" w:before="0"/>
             </w:pPr>
-            <w:hyperlink w:history="1" r:id="rId2xaqumr4bw0w0lcp8ki7y">
+            <w:hyperlink w:history="1" r:id="rIdrijt9vixu_koapyblyoki">
               <w:r>
                 <w:rPr>
                   <w:rFonts w:ascii="Arial" w:cs="Arial" w:eastAsia="Arial" w:hAnsi="Arial"/>
@@ -16674,7 +16674,7 @@
               <w:spacing w:after="10" w:before="0"/>
               <w:ind w:left="120"/>
             </w:pPr>
-            <w:hyperlink w:history="1" r:id="rIdqkkxd71e--_v7vr8m_le5">
+            <w:hyperlink w:history="1" r:id="rIdq55vbm-txhpwzjsmzblu-">
               <w:r>
                 <w:rPr>
                   <w:rFonts w:ascii="Arial" w:cs="Arial" w:eastAsia="Arial" w:hAnsi="Arial"/>
@@ -16869,7 +16869,7 @@
             <w:pPr>
               <w:spacing w:after="20" w:before="0"/>
             </w:pPr>
-            <w:hyperlink w:history="1" r:id="rId9x7dw2qhu8s4kj61d5pf8">
+            <w:hyperlink w:history="1" r:id="rIdtmej7zzxa1m5tmol_vioy">
               <w:r>
                 <w:rPr>
                   <w:rFonts w:ascii="Arial" w:cs="Arial" w:eastAsia="Arial" w:hAnsi="Arial"/>
@@ -16902,7 +16902,7 @@
               <w:spacing w:after="10" w:before="0"/>
               <w:ind w:left="120"/>
             </w:pPr>
-            <w:hyperlink w:history="1" r:id="rIdm3fv7zmygv5lztbxvwjqx">
+            <w:hyperlink w:history="1" r:id="rIdirj7px5a_ux3lbnafdxfb">
               <w:r>
                 <w:rPr>
                   <w:rFonts w:ascii="Arial" w:cs="Arial" w:eastAsia="Arial" w:hAnsi="Arial"/>
@@ -16947,7 +16947,7 @@
             <w:pPr>
               <w:spacing w:after="20" w:before="0"/>
             </w:pPr>
-            <w:hyperlink w:history="1" r:id="rId9muupsjrxu59h5kif2hom">
+            <w:hyperlink w:history="1" r:id="rId6jgr61dqr5uau8wpk0gwy">
               <w:r>
                 <w:rPr>
                   <w:rFonts w:ascii="Arial" w:cs="Arial" w:eastAsia="Arial" w:hAnsi="Arial"/>
@@ -16980,7 +16980,7 @@
               <w:spacing w:after="10" w:before="0"/>
               <w:ind w:left="120"/>
             </w:pPr>
-            <w:hyperlink w:history="1" r:id="rIdmtbblmj4ftdontmrlmhby">
+            <w:hyperlink w:history="1" r:id="rIdeczn1xfy-fc5cppepqxqo">
               <w:r>
                 <w:rPr>
                   <w:rFonts w:ascii="Arial" w:cs="Arial" w:eastAsia="Arial" w:hAnsi="Arial"/>
@@ -18742,7 +18742,7 @@
             <w:pPr>
               <w:spacing w:after="20" w:before="0"/>
             </w:pPr>
-            <w:hyperlink w:history="1" r:id="rIdkx_8_jrkiqsyubdoiigew">
+            <w:hyperlink w:history="1" r:id="rId8w1ot6pmzu7g7ojdzbbqo">
               <w:r>
                 <w:rPr>
                   <w:rFonts w:ascii="Arial" w:cs="Arial" w:eastAsia="Arial" w:hAnsi="Arial"/>
@@ -18775,7 +18775,7 @@
               <w:spacing w:after="10" w:before="0"/>
               <w:ind w:left="120"/>
             </w:pPr>
-            <w:hyperlink w:history="1" r:id="rIdlpc2dpcxnhhooeln4ewth">
+            <w:hyperlink w:history="1" r:id="rIdkxj13zmu7ttrukyfhp94s">
               <w:r>
                 <w:rPr>
                   <w:rFonts w:ascii="Arial" w:cs="Arial" w:eastAsia="Arial" w:hAnsi="Arial"/>
@@ -18820,7 +18820,7 @@
             <w:pPr>
               <w:spacing w:after="20" w:before="0"/>
             </w:pPr>
-            <w:hyperlink w:history="1" r:id="rIduaemt_ihbfoehxz72mwnz">
+            <w:hyperlink w:history="1" r:id="rIdrzlaazhx9k55bf4wtr2ci">
               <w:r>
                 <w:rPr>
                   <w:rFonts w:ascii="Arial" w:cs="Arial" w:eastAsia="Arial" w:hAnsi="Arial"/>
@@ -18853,7 +18853,7 @@
               <w:spacing w:after="10" w:before="0"/>
               <w:ind w:left="120"/>
             </w:pPr>
-            <w:hyperlink w:history="1" r:id="rIdrzoxf_y0df4jb4gk0y9tu">
+            <w:hyperlink w:history="1" r:id="rIdntbbm3lmajtsddix0ting">
               <w:r>
                 <w:rPr>
                   <w:rFonts w:ascii="Arial" w:cs="Arial" w:eastAsia="Arial" w:hAnsi="Arial"/>
@@ -19048,7 +19048,7 @@
             <w:pPr>
               <w:spacing w:after="20" w:before="0"/>
             </w:pPr>
-            <w:hyperlink w:history="1" r:id="rIdmas0bdfepvwmv89ar5aio">
+            <w:hyperlink w:history="1" r:id="rIdkvywfx3jsoswqn2lycsou">
               <w:r>
                 <w:rPr>
                   <w:rFonts w:ascii="Arial" w:cs="Arial" w:eastAsia="Arial" w:hAnsi="Arial"/>
@@ -19081,7 +19081,7 @@
               <w:spacing w:after="10" w:before="0"/>
               <w:ind w:left="120"/>
             </w:pPr>
-            <w:hyperlink w:history="1" r:id="rIdhnt5g7rrcm91vqolvg2xx">
+            <w:hyperlink w:history="1" r:id="rIdw-7a4ttcxx_gzrlobwnpz">
               <w:r>
                 <w:rPr>
                   <w:rFonts w:ascii="Arial" w:cs="Arial" w:eastAsia="Arial" w:hAnsi="Arial"/>
@@ -19126,7 +19126,7 @@
             <w:pPr>
               <w:spacing w:after="20" w:before="0"/>
             </w:pPr>
-            <w:hyperlink w:history="1" r:id="rIdlaist6tnawgbzc8cye9yo">
+            <w:hyperlink w:history="1" r:id="rIdzgrz7kddod46afpq5-v3o">
               <w:r>
                 <w:rPr>
                   <w:rFonts w:ascii="Arial" w:cs="Arial" w:eastAsia="Arial" w:hAnsi="Arial"/>
@@ -19159,7 +19159,7 @@
               <w:spacing w:after="10" w:before="0"/>
               <w:ind w:left="120"/>
             </w:pPr>
-            <w:hyperlink w:history="1" r:id="rIdz0sms3nzlevzgadkjvpk6">
+            <w:hyperlink w:history="1" r:id="rIdfkfm6tidgqav9vcfxiel-">
               <w:r>
                 <w:rPr>
                   <w:rFonts w:ascii="Arial" w:cs="Arial" w:eastAsia="Arial" w:hAnsi="Arial"/>
@@ -19354,7 +19354,7 @@
             <w:pPr>
               <w:spacing w:after="20" w:before="0"/>
             </w:pPr>
-            <w:hyperlink w:history="1" r:id="rId48qlbq8ep8yw8mszwa1qd">
+            <w:hyperlink w:history="1" r:id="rId10da_j1q9zlxdmfp-ep2x">
               <w:r>
                 <w:rPr>
                   <w:rFonts w:ascii="Arial" w:cs="Arial" w:eastAsia="Arial" w:hAnsi="Arial"/>
@@ -19387,7 +19387,7 @@
               <w:spacing w:after="10" w:before="0"/>
               <w:ind w:left="120"/>
             </w:pPr>
-            <w:hyperlink w:history="1" r:id="rIdwanhq2nrpc_4dknbconrj">
+            <w:hyperlink w:history="1" r:id="rId9tpjhijvhusd_ecyzrxa5">
               <w:r>
                 <w:rPr>
                   <w:rFonts w:ascii="Arial" w:cs="Arial" w:eastAsia="Arial" w:hAnsi="Arial"/>
@@ -19432,7 +19432,7 @@
             <w:pPr>
               <w:spacing w:after="20" w:before="0"/>
             </w:pPr>
-            <w:hyperlink w:history="1" r:id="rIdtaysld2nw7kv21jrtul3n">
+            <w:hyperlink w:history="1" r:id="rIdv-zd_6nzojzsmzkbhdazj">
               <w:r>
                 <w:rPr>
                   <w:rFonts w:ascii="Arial" w:cs="Arial" w:eastAsia="Arial" w:hAnsi="Arial"/>
@@ -19465,7 +19465,7 @@
               <w:spacing w:after="10" w:before="0"/>
               <w:ind w:left="120"/>
             </w:pPr>
-            <w:hyperlink w:history="1" r:id="rIdiqkoe_863uqxo9ng7a1dv">
+            <w:hyperlink w:history="1" r:id="rIdltwe-wigj_ticx3ty4kwg">
               <w:r>
                 <w:rPr>
                   <w:rFonts w:ascii="Arial" w:cs="Arial" w:eastAsia="Arial" w:hAnsi="Arial"/>
@@ -19660,7 +19660,7 @@
             <w:pPr>
               <w:spacing w:after="20" w:before="0"/>
             </w:pPr>
-            <w:hyperlink w:history="1" r:id="rIddt6zve8qha4ku41esf6eg">
+            <w:hyperlink w:history="1" r:id="rIdv6z5l9ht72_flqm2qypew">
               <w:r>
                 <w:rPr>
                   <w:rFonts w:ascii="Arial" w:cs="Arial" w:eastAsia="Arial" w:hAnsi="Arial"/>
@@ -19693,7 +19693,7 @@
               <w:spacing w:after="10" w:before="0"/>
               <w:ind w:left="120"/>
             </w:pPr>
-            <w:hyperlink w:history="1" r:id="rIdh_odkgoa2ay1tnv6w16w9">
+            <w:hyperlink w:history="1" r:id="rIdkwogz2to0tbm6at7ncsgm">
               <w:r>
                 <w:rPr>
                   <w:rFonts w:ascii="Arial" w:cs="Arial" w:eastAsia="Arial" w:hAnsi="Arial"/>
@@ -19738,7 +19738,7 @@
             <w:pPr>
               <w:spacing w:after="20" w:before="0"/>
             </w:pPr>
-            <w:hyperlink w:history="1" r:id="rIdacif5qmipwonko7whjpsn">
+            <w:hyperlink w:history="1" r:id="rIds8b7_mha6lq1xlzqjske4">
               <w:r>
                 <w:rPr>
                   <w:rFonts w:ascii="Arial" w:cs="Arial" w:eastAsia="Arial" w:hAnsi="Arial"/>
@@ -19771,7 +19771,7 @@
               <w:spacing w:after="10" w:before="0"/>
               <w:ind w:left="120"/>
             </w:pPr>
-            <w:hyperlink w:history="1" r:id="rId6usguhbqcb00l9olgkmpy">
+            <w:hyperlink w:history="1" r:id="rIdukfgwscjgd7vk7vlyotw0">
               <w:r>
                 <w:rPr>
                   <w:rFonts w:ascii="Arial" w:cs="Arial" w:eastAsia="Arial" w:hAnsi="Arial"/>
@@ -19966,7 +19966,7 @@
             <w:pPr>
               <w:spacing w:after="20" w:before="0"/>
             </w:pPr>
-            <w:hyperlink w:history="1" r:id="rIdv1trrnskvy69i2ihviqsl">
+            <w:hyperlink w:history="1" r:id="rIdgck-_l7itlrx4mqhims8t">
               <w:r>
                 <w:rPr>
                   <w:rFonts w:ascii="Arial" w:cs="Arial" w:eastAsia="Arial" w:hAnsi="Arial"/>
@@ -19999,7 +19999,7 @@
               <w:spacing w:after="10" w:before="0"/>
               <w:ind w:left="120"/>
             </w:pPr>
-            <w:hyperlink w:history="1" r:id="rIdvxzkze6jqpsljzceefqvu">
+            <w:hyperlink w:history="1" r:id="rId-fa4itesjogd1zbnbpquk">
               <w:r>
                 <w:rPr>
                   <w:rFonts w:ascii="Arial" w:cs="Arial" w:eastAsia="Arial" w:hAnsi="Arial"/>
@@ -20044,7 +20044,7 @@
             <w:pPr>
               <w:spacing w:after="20" w:before="0"/>
             </w:pPr>
-            <w:hyperlink w:history="1" r:id="rIdammj2iy_e0tk9dijgqtja">
+            <w:hyperlink w:history="1" r:id="rIdhdqt3-xn2tykdepdygypn">
               <w:r>
                 <w:rPr>
                   <w:rFonts w:ascii="Arial" w:cs="Arial" w:eastAsia="Arial" w:hAnsi="Arial"/>
@@ -20077,7 +20077,7 @@
               <w:spacing w:after="10" w:before="0"/>
               <w:ind w:left="120"/>
             </w:pPr>
-            <w:hyperlink w:history="1" r:id="rIdtqkoohh5umrw_eruukn9q">
+            <w:hyperlink w:history="1" r:id="rIdx-svsvccrapumnoilfclg">
               <w:r>
                 <w:rPr>
                   <w:rFonts w:ascii="Arial" w:cs="Arial" w:eastAsia="Arial" w:hAnsi="Arial"/>
@@ -21516,32 +21516,32 @@
         <w:tc>
           <w:tcPr>
             <w:tcW w:type="dxa" w:w="1520"/>
-            <w:shd w:fill="F2F2F2" w:color="auto" w:val="clear"/>
-            <w:tcMar>
-              <w:top w:type="dxa" w:w="60"/>
-              <w:left w:type="dxa" w:w="120"/>
-              <w:bottom w:type="dxa" w:w="60"/>
-              <w:right w:type="dxa" w:w="120"/>
-            </w:tcMar>
-            <w:vAlign w:val="top"/>
-          </w:tcPr>
-          <w:p>
-            <w:pPr>
-              <w:spacing w:after="40" w:before="0"/>
-              <w:jc w:val="left"/>
-            </w:pPr>
-            <w:r>
-              <w:rPr>
-                <w:rFonts w:ascii="Arial" w:cs="Arial" w:eastAsia="Arial" w:hAnsi="Arial"/>
-                <w:b/>
-                <w:bCs/>
-                <w:i w:val="false"/>
-                <w:iCs w:val="false"/>
-                <w:color w:val="000000"/>
-                <w:sz w:val="18"/>
-                <w:szCs w:val="18"/>
-              </w:rPr>
-              <w:t xml:space="preserve">Phase 1 — Predict: Which material best represents each organelle, and why?</w:t>
+            <w:shd w:fill="EAD1F5" w:color="auto" w:val="clear"/>
+            <w:tcMar>
+              <w:top w:type="dxa" w:w="60"/>
+              <w:left w:type="dxa" w:w="120"/>
+              <w:bottom w:type="dxa" w:w="60"/>
+              <w:right w:type="dxa" w:w="120"/>
+            </w:tcMar>
+            <w:vAlign w:val="top"/>
+          </w:tcPr>
+          <w:p>
+            <w:pPr>
+              <w:spacing w:after="40" w:before="0"/>
+              <w:jc w:val="left"/>
+            </w:pPr>
+            <w:r>
+              <w:rPr>
+                <w:rFonts w:ascii="Arial" w:cs="Arial" w:eastAsia="Arial" w:hAnsi="Arial"/>
+                <w:b/>
+                <w:bCs/>
+                <w:i w:val="false"/>
+                <w:iCs w:val="false"/>
+                <w:color w:val="000000"/>
+                <w:sz w:val="18"/>
+                <w:szCs w:val="18"/>
+              </w:rPr>
+              <w:t xml:space="preserve">Predict Phase</w:t>
             </w:r>
           </w:p>
           <w:p>
@@ -21564,7 +21564,7 @@
             <w:pPr>
               <w:spacing w:after="20" w:before="0"/>
             </w:pPr>
-            <w:hyperlink w:history="1" r:id="rIdpjd-dgtyn2wvw1zxiae7q">
+            <w:hyperlink w:history="1" r:id="rIdueragml7zikkjzxg-_eb9">
               <w:r>
                 <w:rPr>
                   <w:rFonts w:ascii="Arial" w:cs="Arial" w:eastAsia="Arial" w:hAnsi="Arial"/>
@@ -21597,7 +21597,7 @@
               <w:spacing w:after="10" w:before="0"/>
               <w:ind w:left="120"/>
             </w:pPr>
-            <w:hyperlink w:history="1" r:id="rIddg3pm4pkvbfmdltfmf4tq">
+            <w:hyperlink w:history="1" r:id="rIdu9wowbivsaljjte1ci0fn">
               <w:r>
                 <w:rPr>
                   <w:rFonts w:ascii="Arial" w:cs="Arial" w:eastAsia="Arial" w:hAnsi="Arial"/>
@@ -21642,7 +21642,7 @@
             <w:pPr>
               <w:spacing w:after="20" w:before="0"/>
             </w:pPr>
-            <w:hyperlink w:history="1" r:id="rIdjy8u_5-oi-apri19heq4q">
+            <w:hyperlink w:history="1" r:id="rIdgm2ouzov8r9lbubu7u4sz">
               <w:r>
                 <w:rPr>
                   <w:rFonts w:ascii="Arial" w:cs="Arial" w:eastAsia="Arial" w:hAnsi="Arial"/>
@@ -21675,7 +21675,7 @@
               <w:spacing w:after="10" w:before="0"/>
               <w:ind w:left="120"/>
             </w:pPr>
-            <w:hyperlink w:history="1" r:id="rId1yetb7cpxxeelx6us6avm">
+            <w:hyperlink w:history="1" r:id="rIdxck9rgfpnwnkos3mqg8xl">
               <w:r>
                 <w:rPr>
                   <w:rFonts w:ascii="Arial" w:cs="Arial" w:eastAsia="Arial" w:hAnsi="Arial"/>
@@ -21822,32 +21822,32 @@
         <w:tc>
           <w:tcPr>
             <w:tcW w:type="dxa" w:w="1520"/>
-            <w:shd w:fill="F2F2F2" w:color="auto" w:val="clear"/>
-            <w:tcMar>
-              <w:top w:type="dxa" w:w="60"/>
-              <w:left w:type="dxa" w:w="120"/>
-              <w:bottom w:type="dxa" w:w="60"/>
-              <w:right w:type="dxa" w:w="120"/>
-            </w:tcMar>
-            <w:vAlign w:val="top"/>
-          </w:tcPr>
-          <w:p>
-            <w:pPr>
-              <w:spacing w:after="40" w:before="0"/>
-              <w:jc w:val="left"/>
-            </w:pPr>
-            <w:r>
-              <w:rPr>
-                <w:rFonts w:ascii="Arial" w:cs="Arial" w:eastAsia="Arial" w:hAnsi="Arial"/>
-                <w:b/>
-                <w:bCs/>
-                <w:i w:val="false"/>
-                <w:iCs w:val="false"/>
-                <w:color w:val="000000"/>
-                <w:sz w:val="18"/>
-                <w:szCs w:val="18"/>
-              </w:rPr>
-              <w:t xml:space="preserve">Phase 2 — Observe (Evidence Gathering): Reviewing the electron microscope reference and materials</w:t>
+            <w:shd w:fill="D9EEF1" w:color="auto" w:val="clear"/>
+            <w:tcMar>
+              <w:top w:type="dxa" w:w="60"/>
+              <w:left w:type="dxa" w:w="120"/>
+              <w:bottom w:type="dxa" w:w="60"/>
+              <w:right w:type="dxa" w:w="120"/>
+            </w:tcMar>
+            <w:vAlign w:val="top"/>
+          </w:tcPr>
+          <w:p>
+            <w:pPr>
+              <w:spacing w:after="40" w:before="0"/>
+              <w:jc w:val="left"/>
+            </w:pPr>
+            <w:r>
+              <w:rPr>
+                <w:rFonts w:ascii="Arial" w:cs="Arial" w:eastAsia="Arial" w:hAnsi="Arial"/>
+                <w:b/>
+                <w:bCs/>
+                <w:i w:val="false"/>
+                <w:iCs w:val="false"/>
+                <w:color w:val="000000"/>
+                <w:sz w:val="18"/>
+                <w:szCs w:val="18"/>
+              </w:rPr>
+              <w:t xml:space="preserve">Observe Phase</w:t>
             </w:r>
           </w:p>
           <w:p>
@@ -21870,7 +21870,7 @@
             <w:pPr>
               <w:spacing w:after="20" w:before="0"/>
             </w:pPr>
-            <w:hyperlink w:history="1" r:id="rIdy8u6atgglsr6eeg3gwkv9">
+            <w:hyperlink w:history="1" r:id="rIdhf_-kuv_erxwe3cn_-qcc">
               <w:r>
                 <w:rPr>
                   <w:rFonts w:ascii="Arial" w:cs="Arial" w:eastAsia="Arial" w:hAnsi="Arial"/>
@@ -21903,7 +21903,7 @@
               <w:spacing w:after="10" w:before="0"/>
               <w:ind w:left="120"/>
             </w:pPr>
-            <w:hyperlink w:history="1" r:id="rIdvqy2vlfnxlbtzwcti1ukm">
+            <w:hyperlink w:history="1" r:id="rIdkjxhdod6gkmc0nnbjcohg">
               <w:r>
                 <w:rPr>
                   <w:rFonts w:ascii="Arial" w:cs="Arial" w:eastAsia="Arial" w:hAnsi="Arial"/>
@@ -21948,7 +21948,7 @@
             <w:pPr>
               <w:spacing w:after="20" w:before="0"/>
             </w:pPr>
-            <w:hyperlink w:history="1" r:id="rId783iqcuqkhhkx-amxz8cn">
+            <w:hyperlink w:history="1" r:id="rId-abbyvdnjee2gzzehceoq">
               <w:r>
                 <w:rPr>
                   <w:rFonts w:ascii="Arial" w:cs="Arial" w:eastAsia="Arial" w:hAnsi="Arial"/>
@@ -21981,7 +21981,7 @@
               <w:spacing w:after="10" w:before="0"/>
               <w:ind w:left="120"/>
             </w:pPr>
-            <w:hyperlink w:history="1" r:id="rIduqx67id3lduixi1j-3kj3">
+            <w:hyperlink w:history="1" r:id="rIdsyiwqf-vqegkljzrwari7">
               <w:r>
                 <w:rPr>
                   <w:rFonts w:ascii="Arial" w:cs="Arial" w:eastAsia="Arial" w:hAnsi="Arial"/>
@@ -22128,32 +22128,32 @@
         <w:tc>
           <w:tcPr>
             <w:tcW w:type="dxa" w:w="1520"/>
-            <w:shd w:fill="F2F2F2" w:color="auto" w:val="clear"/>
-            <w:tcMar>
-              <w:top w:type="dxa" w:w="60"/>
-              <w:left w:type="dxa" w:w="120"/>
-              <w:bottom w:type="dxa" w:w="60"/>
-              <w:right w:type="dxa" w:w="120"/>
-            </w:tcMar>
-            <w:vAlign w:val="top"/>
-          </w:tcPr>
-          <w:p>
-            <w:pPr>
-              <w:spacing w:after="40" w:before="0"/>
-              <w:jc w:val="left"/>
-            </w:pPr>
-            <w:r>
-              <w:rPr>
-                <w:rFonts w:ascii="Arial" w:cs="Arial" w:eastAsia="Arial" w:hAnsi="Arial"/>
-                <w:b/>
-                <w:bCs/>
-                <w:i w:val="false"/>
-                <w:iCs w:val="false"/>
-                <w:color w:val="000000"/>
-                <w:sz w:val="18"/>
-                <w:szCs w:val="18"/>
-              </w:rPr>
-              <w:t xml:space="preserve">Phase 3 — Explain (Sensemaking): Constructing the model and justifying choices</w:t>
+            <w:shd w:fill="E2EFDA" w:color="auto" w:val="clear"/>
+            <w:tcMar>
+              <w:top w:type="dxa" w:w="60"/>
+              <w:left w:type="dxa" w:w="120"/>
+              <w:bottom w:type="dxa" w:w="60"/>
+              <w:right w:type="dxa" w:w="120"/>
+            </w:tcMar>
+            <w:vAlign w:val="top"/>
+          </w:tcPr>
+          <w:p>
+            <w:pPr>
+              <w:spacing w:after="40" w:before="0"/>
+              <w:jc w:val="left"/>
+            </w:pPr>
+            <w:r>
+              <w:rPr>
+                <w:rFonts w:ascii="Arial" w:cs="Arial" w:eastAsia="Arial" w:hAnsi="Arial"/>
+                <w:b/>
+                <w:bCs/>
+                <w:i w:val="false"/>
+                <w:iCs w:val="false"/>
+                <w:color w:val="000000"/>
+                <w:sz w:val="18"/>
+                <w:szCs w:val="18"/>
+              </w:rPr>
+              <w:t xml:space="preserve">Explain Phase</w:t>
             </w:r>
           </w:p>
           <w:p>
@@ -22176,7 +22176,7 @@
             <w:pPr>
               <w:spacing w:after="20" w:before="0"/>
             </w:pPr>
-            <w:hyperlink w:history="1" r:id="rId8d2s9gkhlwhhyxlgt5cvl">
+            <w:hyperlink w:history="1" r:id="rIdsqqrzl4lgtxhh74xf7w3i">
               <w:r>
                 <w:rPr>
                   <w:rFonts w:ascii="Arial" w:cs="Arial" w:eastAsia="Arial" w:hAnsi="Arial"/>
@@ -22209,7 +22209,7 @@
               <w:spacing w:after="10" w:before="0"/>
               <w:ind w:left="120"/>
             </w:pPr>
-            <w:hyperlink w:history="1" r:id="rIdlgiinhkfrkvzg49oo_j1b">
+            <w:hyperlink w:history="1" r:id="rIdvthtyfkkzrudaozhhisry">
               <w:r>
                 <w:rPr>
                   <w:rFonts w:ascii="Arial" w:cs="Arial" w:eastAsia="Arial" w:hAnsi="Arial"/>
@@ -22254,7 +22254,7 @@
             <w:pPr>
               <w:spacing w:after="20" w:before="0"/>
             </w:pPr>
-            <w:hyperlink w:history="1" r:id="rIdxahamxgigewhquqxvt2li">
+            <w:hyperlink w:history="1" r:id="rId8blf8muwzasgmb5tzbbkh">
               <w:r>
                 <w:rPr>
                   <w:rFonts w:ascii="Arial" w:cs="Arial" w:eastAsia="Arial" w:hAnsi="Arial"/>
@@ -22287,7 +22287,7 @@
               <w:spacing w:after="10" w:before="0"/>
               <w:ind w:left="120"/>
             </w:pPr>
-            <w:hyperlink w:history="1" r:id="rIdkl8heyhfejmww7f9tpwju">
+            <w:hyperlink w:history="1" r:id="rIddm4d6-mq13lancjnjs_9t">
               <w:r>
                 <w:rPr>
                   <w:rFonts w:ascii="Arial" w:cs="Arial" w:eastAsia="Arial" w:hAnsi="Arial"/>
@@ -22434,32 +22434,32 @@
         <w:tc>
           <w:tcPr>
             <w:tcW w:type="dxa" w:w="1520"/>
-            <w:shd w:fill="F2F2F2" w:color="auto" w:val="clear"/>
-            <w:tcMar>
-              <w:top w:type="dxa" w:w="60"/>
-              <w:left w:type="dxa" w:w="120"/>
-              <w:bottom w:type="dxa" w:w="60"/>
-              <w:right w:type="dxa" w:w="120"/>
-            </w:tcMar>
-            <w:vAlign w:val="top"/>
-          </w:tcPr>
-          <w:p>
-            <w:pPr>
-              <w:spacing w:after="40" w:before="0"/>
-              <w:jc w:val="left"/>
-            </w:pPr>
-            <w:r>
-              <w:rPr>
-                <w:rFonts w:ascii="Arial" w:cs="Arial" w:eastAsia="Arial" w:hAnsi="Arial"/>
-                <w:b/>
-                <w:bCs/>
-                <w:i w:val="false"/>
-                <w:iCs w:val="false"/>
-                <w:color w:val="000000"/>
-                <w:sz w:val="18"/>
-                <w:szCs w:val="18"/>
-              </w:rPr>
-              <w:t xml:space="preserve">Phase 4 — Driving Question Board (DQB) Revisit: What has our model answered?</w:t>
+            <w:shd w:fill="FCE4D6" w:color="auto" w:val="clear"/>
+            <w:tcMar>
+              <w:top w:type="dxa" w:w="60"/>
+              <w:left w:type="dxa" w:w="120"/>
+              <w:bottom w:type="dxa" w:w="60"/>
+              <w:right w:type="dxa" w:w="120"/>
+            </w:tcMar>
+            <w:vAlign w:val="top"/>
+          </w:tcPr>
+          <w:p>
+            <w:pPr>
+              <w:spacing w:after="40" w:before="0"/>
+              <w:jc w:val="left"/>
+            </w:pPr>
+            <w:r>
+              <w:rPr>
+                <w:rFonts w:ascii="Arial" w:cs="Arial" w:eastAsia="Arial" w:hAnsi="Arial"/>
+                <w:b/>
+                <w:bCs/>
+                <w:i w:val="false"/>
+                <w:iCs w:val="false"/>
+                <w:color w:val="000000"/>
+                <w:sz w:val="18"/>
+                <w:szCs w:val="18"/>
+              </w:rPr>
+              <w:t xml:space="preserve">Driving Question Board (DQB) Creation</w:t>
             </w:r>
           </w:p>
           <w:p>
@@ -22482,7 +22482,7 @@
             <w:pPr>
               <w:spacing w:after="20" w:before="0"/>
             </w:pPr>
-            <w:hyperlink w:history="1" r:id="rIdrkxkl0hm2a1xbj9ram0kv">
+            <w:hyperlink w:history="1" r:id="rId7txwvhi8xxvxlwniultuy">
               <w:r>
                 <w:rPr>
                   <w:rFonts w:ascii="Arial" w:cs="Arial" w:eastAsia="Arial" w:hAnsi="Arial"/>
@@ -22515,7 +22515,7 @@
               <w:spacing w:after="10" w:before="0"/>
               <w:ind w:left="120"/>
             </w:pPr>
-            <w:hyperlink w:history="1" r:id="rIdm5joscnom5hqq3n_k3inc">
+            <w:hyperlink w:history="1" r:id="rIdiem0amafg760cxvzgrmn0">
               <w:r>
                 <w:rPr>
                   <w:rFonts w:ascii="Arial" w:cs="Arial" w:eastAsia="Arial" w:hAnsi="Arial"/>
@@ -22560,7 +22560,7 @@
             <w:pPr>
               <w:spacing w:after="20" w:before="0"/>
             </w:pPr>
-            <w:hyperlink w:history="1" r:id="rIdo6uo_f-j3ytoys9vrxmlp">
+            <w:hyperlink w:history="1" r:id="rId1jjsj6ww6yvsida9bvuka">
               <w:r>
                 <w:rPr>
                   <w:rFonts w:ascii="Arial" w:cs="Arial" w:eastAsia="Arial" w:hAnsi="Arial"/>
@@ -22593,7 +22593,7 @@
               <w:spacing w:after="10" w:before="0"/>
               <w:ind w:left="120"/>
             </w:pPr>
-            <w:hyperlink w:history="1" r:id="rIdqwus3moe_cbgqqetgr89p">
+            <w:hyperlink w:history="1" r:id="rIddyqhtg645fd6usigfa46k">
               <w:r>
                 <w:rPr>
                   <w:rFonts w:ascii="Arial" w:cs="Arial" w:eastAsia="Arial" w:hAnsi="Arial"/>
@@ -22740,32 +22740,32 @@
         <w:tc>
           <w:tcPr>
             <w:tcW w:type="dxa" w:w="1520"/>
-            <w:shd w:fill="F2F2F2" w:color="auto" w:val="clear"/>
-            <w:tcMar>
-              <w:top w:type="dxa" w:w="60"/>
-              <w:left w:type="dxa" w:w="120"/>
-              <w:bottom w:type="dxa" w:w="60"/>
-              <w:right w:type="dxa" w:w="120"/>
-            </w:tcMar>
-            <w:vAlign w:val="top"/>
-          </w:tcPr>
-          <w:p>
-            <w:pPr>
-              <w:spacing w:after="40" w:before="0"/>
-              <w:jc w:val="left"/>
-            </w:pPr>
-            <w:r>
-              <w:rPr>
-                <w:rFonts w:ascii="Arial" w:cs="Arial" w:eastAsia="Arial" w:hAnsi="Arial"/>
-                <w:b/>
-                <w:bCs/>
-                <w:i w:val="false"/>
-                <w:iCs w:val="false"/>
-                <w:color w:val="000000"/>
-                <w:sz w:val="18"/>
-                <w:szCs w:val="18"/>
-              </w:rPr>
-              <w:t xml:space="preserve">Phase 5 — Model Building Phase (Cumulative Model Revision): Annotating the model with a 'Before and After' science story</w:t>
+            <w:shd w:fill="D5E8F0" w:color="auto" w:val="clear"/>
+            <w:tcMar>
+              <w:top w:type="dxa" w:w="60"/>
+              <w:left w:type="dxa" w:w="120"/>
+              <w:bottom w:type="dxa" w:w="60"/>
+              <w:right w:type="dxa" w:w="120"/>
+            </w:tcMar>
+            <w:vAlign w:val="top"/>
+          </w:tcPr>
+          <w:p>
+            <w:pPr>
+              <w:spacing w:after="40" w:before="0"/>
+              <w:jc w:val="left"/>
+            </w:pPr>
+            <w:r>
+              <w:rPr>
+                <w:rFonts w:ascii="Arial" w:cs="Arial" w:eastAsia="Arial" w:hAnsi="Arial"/>
+                <w:b/>
+                <w:bCs/>
+                <w:i w:val="false"/>
+                <w:iCs w:val="false"/>
+                <w:color w:val="000000"/>
+                <w:sz w:val="18"/>
+                <w:szCs w:val="18"/>
+              </w:rPr>
+              <w:t xml:space="preserve">Model Building Phase</w:t>
             </w:r>
           </w:p>
           <w:p>
@@ -22788,7 +22788,7 @@
             <w:pPr>
               <w:spacing w:after="20" w:before="0"/>
             </w:pPr>
-            <w:hyperlink w:history="1" r:id="rIdz7ny0rehaq76nmluqqx_m">
+            <w:hyperlink w:history="1" r:id="rIddhng3xwjpg8grraqt_mcp">
               <w:r>
                 <w:rPr>
                   <w:rFonts w:ascii="Arial" w:cs="Arial" w:eastAsia="Arial" w:hAnsi="Arial"/>
@@ -22821,7 +22821,7 @@
               <w:spacing w:after="10" w:before="0"/>
               <w:ind w:left="120"/>
             </w:pPr>
-            <w:hyperlink w:history="1" r:id="rIdjzv_sfuipzokqxwcvapkr">
+            <w:hyperlink w:history="1" r:id="rIdwel3ku72l3pqetyb80zdb">
               <w:r>
                 <w:rPr>
                   <w:rFonts w:ascii="Arial" w:cs="Arial" w:eastAsia="Arial" w:hAnsi="Arial"/>
@@ -22866,7 +22866,7 @@
             <w:pPr>
               <w:spacing w:after="20" w:before="0"/>
             </w:pPr>
-            <w:hyperlink w:history="1" r:id="rIdhxormyscig9-5mmvxxcdk">
+            <w:hyperlink w:history="1" r:id="rIdengoimrz8pcloqsu0gsm8">
               <w:r>
                 <w:rPr>
                   <w:rFonts w:ascii="Arial" w:cs="Arial" w:eastAsia="Arial" w:hAnsi="Arial"/>
@@ -22899,7 +22899,7 @@
               <w:spacing w:after="10" w:before="0"/>
               <w:ind w:left="120"/>
             </w:pPr>
-            <w:hyperlink w:history="1" r:id="rIdlcy3pwsapyspdkmcurti4">
+            <w:hyperlink w:history="1" r:id="rIdvygtt6_naeve9crqjas6n">
               <w:r>
                 <w:rPr>
                   <w:rFonts w:ascii="Arial" w:cs="Arial" w:eastAsia="Arial" w:hAnsi="Arial"/>
@@ -24482,7 +24482,7 @@
             <w:pPr>
               <w:spacing w:after="20" w:before="0"/>
             </w:pPr>
-            <w:hyperlink w:history="1" r:id="rIdkecurjbvrdyqwakkb9mtu">
+            <w:hyperlink w:history="1" r:id="rId0d4jwwc0wbdyluf-duawi">
               <w:r>
                 <w:rPr>
                   <w:rFonts w:ascii="Arial" w:cs="Arial" w:eastAsia="Arial" w:hAnsi="Arial"/>
@@ -24515,7 +24515,7 @@
               <w:spacing w:after="10" w:before="0"/>
               <w:ind w:left="120"/>
             </w:pPr>
-            <w:hyperlink w:history="1" r:id="rIdgo-kwblzxhed14100j1nf">
+            <w:hyperlink w:history="1" r:id="rIdv5uxteuekvvfp6ebvv6eh">
               <w:r>
                 <w:rPr>
                   <w:rFonts w:ascii="Arial" w:cs="Arial" w:eastAsia="Arial" w:hAnsi="Arial"/>
@@ -24560,7 +24560,7 @@
             <w:pPr>
               <w:spacing w:after="20" w:before="0"/>
             </w:pPr>
-            <w:hyperlink w:history="1" r:id="rIdcgffhbg91d3qel5tivbqw">
+            <w:hyperlink w:history="1" r:id="rIduxi-nxu03gidxaxvzcr-y">
               <w:r>
                 <w:rPr>
                   <w:rFonts w:ascii="Arial" w:cs="Arial" w:eastAsia="Arial" w:hAnsi="Arial"/>
@@ -24593,7 +24593,7 @@
               <w:spacing w:after="10" w:before="0"/>
               <w:ind w:left="120"/>
             </w:pPr>
-            <w:hyperlink w:history="1" r:id="rIdzcldgodgga7s3mxuy9ck7">
+            <w:hyperlink w:history="1" r:id="rId8ehvxcptzmsdurtujo7tl">
               <w:r>
                 <w:rPr>
                   <w:rFonts w:ascii="Arial" w:cs="Arial" w:eastAsia="Arial" w:hAnsi="Arial"/>
@@ -24788,7 +24788,7 @@
             <w:pPr>
               <w:spacing w:after="20" w:before="0"/>
             </w:pPr>
-            <w:hyperlink w:history="1" r:id="rIdsxrmqo4vgipv04hbwpxqb">
+            <w:hyperlink w:history="1" r:id="rIdnv8wfhno_ngfnrsll5idc">
               <w:r>
                 <w:rPr>
                   <w:rFonts w:ascii="Arial" w:cs="Arial" w:eastAsia="Arial" w:hAnsi="Arial"/>
@@ -24821,7 +24821,7 @@
               <w:spacing w:after="10" w:before="0"/>
               <w:ind w:left="120"/>
             </w:pPr>
-            <w:hyperlink w:history="1" r:id="rIdt-lqhb5amebjndgei14l5">
+            <w:hyperlink w:history="1" r:id="rIdjwq74meueuasr19c9bvcm">
               <w:r>
                 <w:rPr>
                   <w:rFonts w:ascii="Arial" w:cs="Arial" w:eastAsia="Arial" w:hAnsi="Arial"/>
@@ -24866,7 +24866,7 @@
             <w:pPr>
               <w:spacing w:after="20" w:before="0"/>
             </w:pPr>
-            <w:hyperlink w:history="1" r:id="rIdilxi5fas3_2hipzkiswwt">
+            <w:hyperlink w:history="1" r:id="rIdmnvhrvbms8u97ly5tfs9d">
               <w:r>
                 <w:rPr>
                   <w:rFonts w:ascii="Arial" w:cs="Arial" w:eastAsia="Arial" w:hAnsi="Arial"/>
@@ -24899,7 +24899,7 @@
               <w:spacing w:after="10" w:before="0"/>
               <w:ind w:left="120"/>
             </w:pPr>
-            <w:hyperlink w:history="1" r:id="rIdgeooahvrlsyl-fglcj55h">
+            <w:hyperlink w:history="1" r:id="rIdawq00yxv2ok1zhmbtgiar">
               <w:r>
                 <w:rPr>
                   <w:rFonts w:ascii="Arial" w:cs="Arial" w:eastAsia="Arial" w:hAnsi="Arial"/>
@@ -25094,7 +25094,7 @@
             <w:pPr>
               <w:spacing w:after="20" w:before="0"/>
             </w:pPr>
-            <w:hyperlink w:history="1" r:id="rIdpnnsw5uva7o6jvatp06qq">
+            <w:hyperlink w:history="1" r:id="rIdbpknzocorz0xjum-orkjf">
               <w:r>
                 <w:rPr>
                   <w:rFonts w:ascii="Arial" w:cs="Arial" w:eastAsia="Arial" w:hAnsi="Arial"/>
@@ -25127,7 +25127,7 @@
               <w:spacing w:after="10" w:before="0"/>
               <w:ind w:left="120"/>
             </w:pPr>
-            <w:hyperlink w:history="1" r:id="rId-acilvmtis2yef2nrisvy">
+            <w:hyperlink w:history="1" r:id="rIdlggw5uxmzcycy3a4i_ohj">
               <w:r>
                 <w:rPr>
                   <w:rFonts w:ascii="Arial" w:cs="Arial" w:eastAsia="Arial" w:hAnsi="Arial"/>
@@ -25172,7 +25172,7 @@
             <w:pPr>
               <w:spacing w:after="20" w:before="0"/>
             </w:pPr>
-            <w:hyperlink w:history="1" r:id="rIdyxteencxo4pu3vmeropjf">
+            <w:hyperlink w:history="1" r:id="rIdfy9eqbx-4xidswrz8eaab">
               <w:r>
                 <w:rPr>
                   <w:rFonts w:ascii="Arial" w:cs="Arial" w:eastAsia="Arial" w:hAnsi="Arial"/>
@@ -25205,7 +25205,7 @@
               <w:spacing w:after="10" w:before="0"/>
               <w:ind w:left="120"/>
             </w:pPr>
-            <w:hyperlink w:history="1" r:id="rIdz38l6vy-xf0nr0lwqa9f4">
+            <w:hyperlink w:history="1" r:id="rIdqenvmue9yu_v-q8akim6d">
               <w:r>
                 <w:rPr>
                   <w:rFonts w:ascii="Arial" w:cs="Arial" w:eastAsia="Arial" w:hAnsi="Arial"/>
@@ -25400,7 +25400,7 @@
             <w:pPr>
               <w:spacing w:after="20" w:before="0"/>
             </w:pPr>
-            <w:hyperlink w:history="1" r:id="rIdmg50fmz2-4kyxdrablcz3">
+            <w:hyperlink w:history="1" r:id="rIdac_c6t7brg4bhba1ookgs">
               <w:r>
                 <w:rPr>
                   <w:rFonts w:ascii="Arial" w:cs="Arial" w:eastAsia="Arial" w:hAnsi="Arial"/>
@@ -25433,7 +25433,7 @@
               <w:spacing w:after="10" w:before="0"/>
               <w:ind w:left="120"/>
             </w:pPr>
-            <w:hyperlink w:history="1" r:id="rIdaqatft_8jguhg4dszzdpq">
+            <w:hyperlink w:history="1" r:id="rIdch6fwgxysq30u_klsau6d">
               <w:r>
                 <w:rPr>
                   <w:rFonts w:ascii="Arial" w:cs="Arial" w:eastAsia="Arial" w:hAnsi="Arial"/>
@@ -25478,7 +25478,7 @@
             <w:pPr>
               <w:spacing w:after="20" w:before="0"/>
             </w:pPr>
-            <w:hyperlink w:history="1" r:id="rId_zan4_trlta4zgpbced3_">
+            <w:hyperlink w:history="1" r:id="rId_xt3z-dhiykxtoieljfpg">
               <w:r>
                 <w:rPr>
                   <w:rFonts w:ascii="Arial" w:cs="Arial" w:eastAsia="Arial" w:hAnsi="Arial"/>
@@ -25511,7 +25511,7 @@
               <w:spacing w:after="10" w:before="0"/>
               <w:ind w:left="120"/>
             </w:pPr>
-            <w:hyperlink w:history="1" r:id="rId18_s1nrhbx3th5k3y3cc8">
+            <w:hyperlink w:history="1" r:id="rIdg-xdrirb0vpuf-7yiylyi">
               <w:r>
                 <w:rPr>
                   <w:rFonts w:ascii="Arial" w:cs="Arial" w:eastAsia="Arial" w:hAnsi="Arial"/>
@@ -25706,7 +25706,7 @@
             <w:pPr>
               <w:spacing w:after="20" w:before="0"/>
             </w:pPr>
-            <w:hyperlink w:history="1" r:id="rId7afv1qbdlo80fmbcdtxx0">
+            <w:hyperlink w:history="1" r:id="rIdkhme9p7cg9ucng4gl5gf8">
               <w:r>
                 <w:rPr>
                   <w:rFonts w:ascii="Arial" w:cs="Arial" w:eastAsia="Arial" w:hAnsi="Arial"/>
@@ -25739,7 +25739,7 @@
               <w:spacing w:after="10" w:before="0"/>
               <w:ind w:left="120"/>
             </w:pPr>
-            <w:hyperlink w:history="1" r:id="rIdbtccpggw7r3jo1f7tswvx">
+            <w:hyperlink w:history="1" r:id="rIddvtdnxmzmznejghetwcui">
               <w:r>
                 <w:rPr>
                   <w:rFonts w:ascii="Arial" w:cs="Arial" w:eastAsia="Arial" w:hAnsi="Arial"/>
@@ -25784,7 +25784,7 @@
             <w:pPr>
               <w:spacing w:after="20" w:before="0"/>
             </w:pPr>
-            <w:hyperlink w:history="1" r:id="rId2de9fqp1x59o34ucisfvm">
+            <w:hyperlink w:history="1" r:id="rIdrnvotfj1ylyem-7pnvdcc">
               <w:r>
                 <w:rPr>
                   <w:rFonts w:ascii="Arial" w:cs="Arial" w:eastAsia="Arial" w:hAnsi="Arial"/>
@@ -25817,7 +25817,7 @@
               <w:spacing w:after="10" w:before="0"/>
               <w:ind w:left="120"/>
             </w:pPr>
-            <w:hyperlink w:history="1" r:id="rId6r-0n28cbj1x7bso5uywl">
+            <w:hyperlink w:history="1" r:id="rIdao-illo-43m_khyowlqsf">
               <w:r>
                 <w:rPr>
                   <w:rFonts w:ascii="Arial" w:cs="Arial" w:eastAsia="Arial" w:hAnsi="Arial"/>

--- a/data/outputs/v2/General_Science/SS1.2_The_Cell/General_Science_The_Cell_CBE_LessonSequence.docx
+++ b/data/outputs/v2/General_Science/SS1.2_The_Cell/General_Science_The_Cell_CBE_LessonSequence.docx
@@ -3127,7 +3127,7 @@
             <w:pPr>
               <w:spacing w:after="20" w:before="0"/>
             </w:pPr>
-            <w:hyperlink w:history="1" r:id="rIddrprvahjs6e1aqfmwom-j">
+            <w:hyperlink w:history="1" r:id="rIdd-slt24drlxj7xckv0fvw">
               <w:r>
                 <w:rPr>
                   <w:rFonts w:ascii="Arial" w:cs="Arial" w:eastAsia="Arial" w:hAnsi="Arial"/>
@@ -3160,7 +3160,7 @@
               <w:spacing w:after="10" w:before="0"/>
               <w:ind w:left="120"/>
             </w:pPr>
-            <w:hyperlink w:history="1" r:id="rIdxeux3cpeqqlpdj2qqjnkt">
+            <w:hyperlink w:history="1" r:id="rIdrkvhm7clbmwh6io24paak">
               <w:r>
                 <w:rPr>
                   <w:rFonts w:ascii="Arial" w:cs="Arial" w:eastAsia="Arial" w:hAnsi="Arial"/>
@@ -3205,7 +3205,7 @@
             <w:pPr>
               <w:spacing w:after="20" w:before="0"/>
             </w:pPr>
-            <w:hyperlink w:history="1" r:id="rId0eos7elzlwdnmbwnz_das">
+            <w:hyperlink w:history="1" r:id="rIdjsz2djx06xsgxj_nw-zmt">
               <w:r>
                 <w:rPr>
                   <w:rFonts w:ascii="Arial" w:cs="Arial" w:eastAsia="Arial" w:hAnsi="Arial"/>
@@ -3238,7 +3238,7 @@
               <w:spacing w:after="10" w:before="0"/>
               <w:ind w:left="120"/>
             </w:pPr>
-            <w:hyperlink w:history="1" r:id="rIdoyyo0ngff-vzsgrbpdilm">
+            <w:hyperlink w:history="1" r:id="rIdbvopgvi-sywzpi_9y5cl-">
               <w:r>
                 <w:rPr>
                   <w:rFonts w:ascii="Arial" w:cs="Arial" w:eastAsia="Arial" w:hAnsi="Arial"/>
@@ -3528,7 +3528,7 @@
             <w:pPr>
               <w:spacing w:after="20" w:before="0"/>
             </w:pPr>
-            <w:hyperlink w:history="1" r:id="rId23gqrxhwkw39kqos0zpcu">
+            <w:hyperlink w:history="1" r:id="rIdlkm-6xw0-_iww1vgvm8st">
               <w:r>
                 <w:rPr>
                   <w:rFonts w:ascii="Arial" w:cs="Arial" w:eastAsia="Arial" w:hAnsi="Arial"/>
@@ -3561,7 +3561,7 @@
               <w:spacing w:after="10" w:before="0"/>
               <w:ind w:left="120"/>
             </w:pPr>
-            <w:hyperlink w:history="1" r:id="rIdjkd5tvzasycg2q-5nlkg-">
+            <w:hyperlink w:history="1" r:id="rIdco0znixoauqkg18u8ktml">
               <w:r>
                 <w:rPr>
                   <w:rFonts w:ascii="Arial" w:cs="Arial" w:eastAsia="Arial" w:hAnsi="Arial"/>
@@ -3606,7 +3606,7 @@
             <w:pPr>
               <w:spacing w:after="20" w:before="0"/>
             </w:pPr>
-            <w:hyperlink w:history="1" r:id="rIdadhbdipwlcotshug5g-ck">
+            <w:hyperlink w:history="1" r:id="rIda2p7lz4dwf9tjjgsjpzyw">
               <w:r>
                 <w:rPr>
                   <w:rFonts w:ascii="Arial" w:cs="Arial" w:eastAsia="Arial" w:hAnsi="Arial"/>
@@ -3639,7 +3639,7 @@
               <w:spacing w:after="10" w:before="0"/>
               <w:ind w:left="120"/>
             </w:pPr>
-            <w:hyperlink w:history="1" r:id="rIdnnu6fokrlz__z8go--so9">
+            <w:hyperlink w:history="1" r:id="rIdajiklz1v0564yakurxzgl">
               <w:r>
                 <w:rPr>
                   <w:rFonts w:ascii="Arial" w:cs="Arial" w:eastAsia="Arial" w:hAnsi="Arial"/>
@@ -3929,7 +3929,7 @@
             <w:pPr>
               <w:spacing w:after="20" w:before="0"/>
             </w:pPr>
-            <w:hyperlink w:history="1" r:id="rIdouqo77v4chlafjaxtdfzw">
+            <w:hyperlink w:history="1" r:id="rId18j_2u0t4mb-no7-xdjsi">
               <w:r>
                 <w:rPr>
                   <w:rFonts w:ascii="Arial" w:cs="Arial" w:eastAsia="Arial" w:hAnsi="Arial"/>
@@ -3962,7 +3962,7 @@
               <w:spacing w:after="10" w:before="0"/>
               <w:ind w:left="120"/>
             </w:pPr>
-            <w:hyperlink w:history="1" r:id="rId8zqiymqtvveugepn1yqc1">
+            <w:hyperlink w:history="1" r:id="rIdnvgayoz7vbs2hshyuz6dl">
               <w:r>
                 <w:rPr>
                   <w:rFonts w:ascii="Arial" w:cs="Arial" w:eastAsia="Arial" w:hAnsi="Arial"/>
@@ -4007,7 +4007,7 @@
             <w:pPr>
               <w:spacing w:after="20" w:before="0"/>
             </w:pPr>
-            <w:hyperlink w:history="1" r:id="rIdyubbwk88_nyowod4xmxur">
+            <w:hyperlink w:history="1" r:id="rIdxm1nkdueovtwnds2j127h">
               <w:r>
                 <w:rPr>
                   <w:rFonts w:ascii="Arial" w:cs="Arial" w:eastAsia="Arial" w:hAnsi="Arial"/>
@@ -4040,7 +4040,7 @@
               <w:spacing w:after="10" w:before="0"/>
               <w:ind w:left="120"/>
             </w:pPr>
-            <w:hyperlink w:history="1" r:id="rIdaize3d8qq52eaw6fokilx">
+            <w:hyperlink w:history="1" r:id="rIdjmihrzhcfqa0mmnkozil9">
               <w:r>
                 <w:rPr>
                   <w:rFonts w:ascii="Arial" w:cs="Arial" w:eastAsia="Arial" w:hAnsi="Arial"/>
@@ -4311,7 +4311,7 @@
             <w:pPr>
               <w:spacing w:after="20" w:before="0"/>
             </w:pPr>
-            <w:hyperlink w:history="1" r:id="rIddbztky32loegj1kydky2n">
+            <w:hyperlink w:history="1" r:id="rIdbot0bkdoiucduicee7brr">
               <w:r>
                 <w:rPr>
                   <w:rFonts w:ascii="Arial" w:cs="Arial" w:eastAsia="Arial" w:hAnsi="Arial"/>
@@ -4344,7 +4344,7 @@
               <w:spacing w:after="10" w:before="0"/>
               <w:ind w:left="120"/>
             </w:pPr>
-            <w:hyperlink w:history="1" r:id="rIdotkqfiuys26eoh6jnoauc">
+            <w:hyperlink w:history="1" r:id="rIdsz0l7n6kb36llpnxskip1">
               <w:r>
                 <w:rPr>
                   <w:rFonts w:ascii="Arial" w:cs="Arial" w:eastAsia="Arial" w:hAnsi="Arial"/>
@@ -4389,7 +4389,7 @@
             <w:pPr>
               <w:spacing w:after="20" w:before="0"/>
             </w:pPr>
-            <w:hyperlink w:history="1" r:id="rIdn18goek3tx7suilcooybo">
+            <w:hyperlink w:history="1" r:id="rIdmabfiungd70th0qoofava">
               <w:r>
                 <w:rPr>
                   <w:rFonts w:ascii="Arial" w:cs="Arial" w:eastAsia="Arial" w:hAnsi="Arial"/>
@@ -4422,7 +4422,7 @@
               <w:spacing w:after="10" w:before="0"/>
               <w:ind w:left="120"/>
             </w:pPr>
-            <w:hyperlink w:history="1" r:id="rIdxwjk8jbu4a88fupqtxcvp">
+            <w:hyperlink w:history="1" r:id="rIdyuqvlhoeozhfwugxb34ss">
               <w:r>
                 <w:rPr>
                   <w:rFonts w:ascii="Arial" w:cs="Arial" w:eastAsia="Arial" w:hAnsi="Arial"/>
@@ -4731,7 +4731,7 @@
             <w:pPr>
               <w:spacing w:after="20" w:before="0"/>
             </w:pPr>
-            <w:hyperlink w:history="1" r:id="rIdkb5vbiscn87hqfw5qf40u">
+            <w:hyperlink w:history="1" r:id="rId-twaanvyik27odxbdswzz">
               <w:r>
                 <w:rPr>
                   <w:rFonts w:ascii="Arial" w:cs="Arial" w:eastAsia="Arial" w:hAnsi="Arial"/>
@@ -4764,7 +4764,7 @@
               <w:spacing w:after="10" w:before="0"/>
               <w:ind w:left="120"/>
             </w:pPr>
-            <w:hyperlink w:history="1" r:id="rIddpkyhgqzv_4ybrjt41hzq">
+            <w:hyperlink w:history="1" r:id="rIdasgp0gv26vcxufxxfhrc8">
               <w:r>
                 <w:rPr>
                   <w:rFonts w:ascii="Arial" w:cs="Arial" w:eastAsia="Arial" w:hAnsi="Arial"/>
@@ -4809,7 +4809,7 @@
             <w:pPr>
               <w:spacing w:after="20" w:before="0"/>
             </w:pPr>
-            <w:hyperlink w:history="1" r:id="rIdwhlmtarsev0qod7tbapp7">
+            <w:hyperlink w:history="1" r:id="rIdsz6jaolyvgusarr7tp4pb">
               <w:r>
                 <w:rPr>
                   <w:rFonts w:ascii="Arial" w:cs="Arial" w:eastAsia="Arial" w:hAnsi="Arial"/>
@@ -4842,7 +4842,7 @@
               <w:spacing w:after="10" w:before="0"/>
               <w:ind w:left="120"/>
             </w:pPr>
-            <w:hyperlink w:history="1" r:id="rIduoz3fp1rbxcake6pw_42z">
+            <w:hyperlink w:history="1" r:id="rIdkjwudreiphsbcgx0dbwyt">
               <w:r>
                 <w:rPr>
                   <w:rFonts w:ascii="Arial" w:cs="Arial" w:eastAsia="Arial" w:hAnsi="Arial"/>
@@ -6519,7 +6519,7 @@
             <w:pPr>
               <w:spacing w:after="20" w:before="0"/>
             </w:pPr>
-            <w:hyperlink w:history="1" r:id="rIdwryfd3k3pxemmyfyicyln">
+            <w:hyperlink w:history="1" r:id="rIdwn_s4ef_ycyl0mop-o3gf">
               <w:r>
                 <w:rPr>
                   <w:rFonts w:ascii="Arial" w:cs="Arial" w:eastAsia="Arial" w:hAnsi="Arial"/>
@@ -6552,7 +6552,7 @@
               <w:spacing w:after="10" w:before="0"/>
               <w:ind w:left="120"/>
             </w:pPr>
-            <w:hyperlink w:history="1" r:id="rIdmwaebvhcaitt-nivtds3h">
+            <w:hyperlink w:history="1" r:id="rId_br0h9eidam4ppptb06vf">
               <w:r>
                 <w:rPr>
                   <w:rFonts w:ascii="Arial" w:cs="Arial" w:eastAsia="Arial" w:hAnsi="Arial"/>
@@ -6597,7 +6597,7 @@
             <w:pPr>
               <w:spacing w:after="20" w:before="0"/>
             </w:pPr>
-            <w:hyperlink w:history="1" r:id="rId_uqblcxnpsqzq72pkr7d1">
+            <w:hyperlink w:history="1" r:id="rIdis90k0otsprk78peiolbz">
               <w:r>
                 <w:rPr>
                   <w:rFonts w:ascii="Arial" w:cs="Arial" w:eastAsia="Arial" w:hAnsi="Arial"/>
@@ -6630,7 +6630,7 @@
               <w:spacing w:after="10" w:before="0"/>
               <w:ind w:left="120"/>
             </w:pPr>
-            <w:hyperlink w:history="1" r:id="rIdg5wcru8luss4hayawcdah">
+            <w:hyperlink w:history="1" r:id="rIdpgeqx8gedqd96bpcmis7d">
               <w:r>
                 <w:rPr>
                   <w:rFonts w:ascii="Arial" w:cs="Arial" w:eastAsia="Arial" w:hAnsi="Arial"/>
@@ -6825,7 +6825,7 @@
             <w:pPr>
               <w:spacing w:after="20" w:before="0"/>
             </w:pPr>
-            <w:hyperlink w:history="1" r:id="rIdi857jmzs0sioerfuihokr">
+            <w:hyperlink w:history="1" r:id="rIdjdunlpvorc8ybs1qwatts">
               <w:r>
                 <w:rPr>
                   <w:rFonts w:ascii="Arial" w:cs="Arial" w:eastAsia="Arial" w:hAnsi="Arial"/>
@@ -6858,7 +6858,7 @@
               <w:spacing w:after="10" w:before="0"/>
               <w:ind w:left="120"/>
             </w:pPr>
-            <w:hyperlink w:history="1" r:id="rId3isxtogqy07jnvqqb9zkh">
+            <w:hyperlink w:history="1" r:id="rIdhzf6uhauafo80bytdvrv5">
               <w:r>
                 <w:rPr>
                   <w:rFonts w:ascii="Arial" w:cs="Arial" w:eastAsia="Arial" w:hAnsi="Arial"/>
@@ -6903,7 +6903,7 @@
             <w:pPr>
               <w:spacing w:after="20" w:before="0"/>
             </w:pPr>
-            <w:hyperlink w:history="1" r:id="rIdkmy35oiqjbujxot63hebp">
+            <w:hyperlink w:history="1" r:id="rIdirhs0jptyz7t4t8ddrzw1">
               <w:r>
                 <w:rPr>
                   <w:rFonts w:ascii="Arial" w:cs="Arial" w:eastAsia="Arial" w:hAnsi="Arial"/>
@@ -6936,7 +6936,7 @@
               <w:spacing w:after="10" w:before="0"/>
               <w:ind w:left="120"/>
             </w:pPr>
-            <w:hyperlink w:history="1" r:id="rIddgh9bfvyenjjxxgoab3u_">
+            <w:hyperlink w:history="1" r:id="rIdnb_gcbi2ptbfqmmv-prf6">
               <w:r>
                 <w:rPr>
                   <w:rFonts w:ascii="Arial" w:cs="Arial" w:eastAsia="Arial" w:hAnsi="Arial"/>
@@ -7131,7 +7131,7 @@
             <w:pPr>
               <w:spacing w:after="20" w:before="0"/>
             </w:pPr>
-            <w:hyperlink w:history="1" r:id="rIduzzevab71qhuknjm2v3da">
+            <w:hyperlink w:history="1" r:id="rIdwczvg26vjmajar8ev3npa">
               <w:r>
                 <w:rPr>
                   <w:rFonts w:ascii="Arial" w:cs="Arial" w:eastAsia="Arial" w:hAnsi="Arial"/>
@@ -7164,7 +7164,7 @@
               <w:spacing w:after="10" w:before="0"/>
               <w:ind w:left="120"/>
             </w:pPr>
-            <w:hyperlink w:history="1" r:id="rIdtmkplbyyqiwa7hkieftet">
+            <w:hyperlink w:history="1" r:id="rId8fasa7u0of8unesabproi">
               <w:r>
                 <w:rPr>
                   <w:rFonts w:ascii="Arial" w:cs="Arial" w:eastAsia="Arial" w:hAnsi="Arial"/>
@@ -7209,7 +7209,7 @@
             <w:pPr>
               <w:spacing w:after="20" w:before="0"/>
             </w:pPr>
-            <w:hyperlink w:history="1" r:id="rIdz4sjpnutxdxzr-0rjd7b0">
+            <w:hyperlink w:history="1" r:id="rIdpjvirroxi6lzp2rcaii14">
               <w:r>
                 <w:rPr>
                   <w:rFonts w:ascii="Arial" w:cs="Arial" w:eastAsia="Arial" w:hAnsi="Arial"/>
@@ -7242,7 +7242,7 @@
               <w:spacing w:after="10" w:before="0"/>
               <w:ind w:left="120"/>
             </w:pPr>
-            <w:hyperlink w:history="1" r:id="rIdwfx7kkihwq_frab4qxiwn">
+            <w:hyperlink w:history="1" r:id="rIdzmf_sz7yuo1xw4mnb_x1h">
               <w:r>
                 <w:rPr>
                   <w:rFonts w:ascii="Arial" w:cs="Arial" w:eastAsia="Arial" w:hAnsi="Arial"/>
@@ -7437,7 +7437,7 @@
             <w:pPr>
               <w:spacing w:after="20" w:before="0"/>
             </w:pPr>
-            <w:hyperlink w:history="1" r:id="rId3h-gwhsmfq2novj_frowi">
+            <w:hyperlink w:history="1" r:id="rIdlyxwsb-f5luvfhacpjtv1">
               <w:r>
                 <w:rPr>
                   <w:rFonts w:ascii="Arial" w:cs="Arial" w:eastAsia="Arial" w:hAnsi="Arial"/>
@@ -7470,7 +7470,7 @@
               <w:spacing w:after="10" w:before="0"/>
               <w:ind w:left="120"/>
             </w:pPr>
-            <w:hyperlink w:history="1" r:id="rIdrdupiv56pws0yyyhv-z8y">
+            <w:hyperlink w:history="1" r:id="rIdphqs1pkkxhqtdhfsyvd2i">
               <w:r>
                 <w:rPr>
                   <w:rFonts w:ascii="Arial" w:cs="Arial" w:eastAsia="Arial" w:hAnsi="Arial"/>
@@ -7515,7 +7515,7 @@
             <w:pPr>
               <w:spacing w:after="20" w:before="0"/>
             </w:pPr>
-            <w:hyperlink w:history="1" r:id="rIdbb5xlgsnxzcifxbhnkoss">
+            <w:hyperlink w:history="1" r:id="rIdi86wunltcdnmdacyd0u8j">
               <w:r>
                 <w:rPr>
                   <w:rFonts w:ascii="Arial" w:cs="Arial" w:eastAsia="Arial" w:hAnsi="Arial"/>
@@ -7548,7 +7548,7 @@
               <w:spacing w:after="10" w:before="0"/>
               <w:ind w:left="120"/>
             </w:pPr>
-            <w:hyperlink w:history="1" r:id="rId4argdbqtjyoocb8fd82k4">
+            <w:hyperlink w:history="1" r:id="rIdk6oejc9mfy4ij7eu4_cbs">
               <w:r>
                 <w:rPr>
                   <w:rFonts w:ascii="Arial" w:cs="Arial" w:eastAsia="Arial" w:hAnsi="Arial"/>
@@ -7743,7 +7743,7 @@
             <w:pPr>
               <w:spacing w:after="20" w:before="0"/>
             </w:pPr>
-            <w:hyperlink w:history="1" r:id="rIddyztnfks00zibyylp7d7m">
+            <w:hyperlink w:history="1" r:id="rId8jyetycrf5so_exvnfepo">
               <w:r>
                 <w:rPr>
                   <w:rFonts w:ascii="Arial" w:cs="Arial" w:eastAsia="Arial" w:hAnsi="Arial"/>
@@ -7776,7 +7776,7 @@
               <w:spacing w:after="10" w:before="0"/>
               <w:ind w:left="120"/>
             </w:pPr>
-            <w:hyperlink w:history="1" r:id="rIdp4drkjjjrlq2ib0vkcbee">
+            <w:hyperlink w:history="1" r:id="rIdjdon_hnkelo8hynfcbcfr">
               <w:r>
                 <w:rPr>
                   <w:rFonts w:ascii="Arial" w:cs="Arial" w:eastAsia="Arial" w:hAnsi="Arial"/>
@@ -7821,7 +7821,7 @@
             <w:pPr>
               <w:spacing w:after="20" w:before="0"/>
             </w:pPr>
-            <w:hyperlink w:history="1" r:id="rIdpxfpk9h1xtu9hpfhzf6es">
+            <w:hyperlink w:history="1" r:id="rIdxnqgdvic12w2nhiym5y5h">
               <w:r>
                 <w:rPr>
                   <w:rFonts w:ascii="Arial" w:cs="Arial" w:eastAsia="Arial" w:hAnsi="Arial"/>
@@ -7854,7 +7854,7 @@
               <w:spacing w:after="10" w:before="0"/>
               <w:ind w:left="120"/>
             </w:pPr>
-            <w:hyperlink w:history="1" r:id="rIdnlcqm55oqmnigw9e7uib9">
+            <w:hyperlink w:history="1" r:id="rId7bohfx-eq91awz0pa15lf">
               <w:r>
                 <w:rPr>
                   <w:rFonts w:ascii="Arial" w:cs="Arial" w:eastAsia="Arial" w:hAnsi="Arial"/>
@@ -9341,7 +9341,7 @@
             <w:pPr>
               <w:spacing w:after="20" w:before="0"/>
             </w:pPr>
-            <w:hyperlink w:history="1" r:id="rIdrxvahnifivuniyzrgdjf6">
+            <w:hyperlink w:history="1" r:id="rIdqfliuwhckh6azemrmnopi">
               <w:r>
                 <w:rPr>
                   <w:rFonts w:ascii="Arial" w:cs="Arial" w:eastAsia="Arial" w:hAnsi="Arial"/>
@@ -9374,7 +9374,7 @@
               <w:spacing w:after="10" w:before="0"/>
               <w:ind w:left="120"/>
             </w:pPr>
-            <w:hyperlink w:history="1" r:id="rId7f7kpclpny2tgcdohfqv5">
+            <w:hyperlink w:history="1" r:id="rId_uoi8a7o4stpz9es_capx">
               <w:r>
                 <w:rPr>
                   <w:rFonts w:ascii="Arial" w:cs="Arial" w:eastAsia="Arial" w:hAnsi="Arial"/>
@@ -9419,7 +9419,7 @@
             <w:pPr>
               <w:spacing w:after="20" w:before="0"/>
             </w:pPr>
-            <w:hyperlink w:history="1" r:id="rIdz5t2sri5ylfx7tluukh8p">
+            <w:hyperlink w:history="1" r:id="rIdlrmbqricmnzwlleahmae5">
               <w:r>
                 <w:rPr>
                   <w:rFonts w:ascii="Arial" w:cs="Arial" w:eastAsia="Arial" w:hAnsi="Arial"/>
@@ -9452,7 +9452,7 @@
               <w:spacing w:after="10" w:before="0"/>
               <w:ind w:left="120"/>
             </w:pPr>
-            <w:hyperlink w:history="1" r:id="rId8wpikvr-wcio_ef_gyouw">
+            <w:hyperlink w:history="1" r:id="rIdsuav4niql3mulqfmqszny">
               <w:r>
                 <w:rPr>
                   <w:rFonts w:ascii="Arial" w:cs="Arial" w:eastAsia="Arial" w:hAnsi="Arial"/>
@@ -9647,7 +9647,7 @@
             <w:pPr>
               <w:spacing w:after="20" w:before="0"/>
             </w:pPr>
-            <w:hyperlink w:history="1" r:id="rIdotrvnsqwwvumvbdca3etw">
+            <w:hyperlink w:history="1" r:id="rIdjbkywfm_qkukguivyamzo">
               <w:r>
                 <w:rPr>
                   <w:rFonts w:ascii="Arial" w:cs="Arial" w:eastAsia="Arial" w:hAnsi="Arial"/>
@@ -9680,7 +9680,7 @@
               <w:spacing w:after="10" w:before="0"/>
               <w:ind w:left="120"/>
             </w:pPr>
-            <w:hyperlink w:history="1" r:id="rIdsp57ezle6ajxadzjmo_mc">
+            <w:hyperlink w:history="1" r:id="rId4_wt4lkmqidy27s0dzqch">
               <w:r>
                 <w:rPr>
                   <w:rFonts w:ascii="Arial" w:cs="Arial" w:eastAsia="Arial" w:hAnsi="Arial"/>
@@ -9725,7 +9725,7 @@
             <w:pPr>
               <w:spacing w:after="20" w:before="0"/>
             </w:pPr>
-            <w:hyperlink w:history="1" r:id="rIdzjtjdtfyuiejwj3sqd1wy">
+            <w:hyperlink w:history="1" r:id="rIdc9dko8wr1nt1jbjf4qtqu">
               <w:r>
                 <w:rPr>
                   <w:rFonts w:ascii="Arial" w:cs="Arial" w:eastAsia="Arial" w:hAnsi="Arial"/>
@@ -9758,7 +9758,7 @@
               <w:spacing w:after="10" w:before="0"/>
               <w:ind w:left="120"/>
             </w:pPr>
-            <w:hyperlink w:history="1" r:id="rIdqfj8vjpzmgnf4tpdfahvy">
+            <w:hyperlink w:history="1" r:id="rIdyu9y7ikupl34skvuoutbf">
               <w:r>
                 <w:rPr>
                   <w:rFonts w:ascii="Arial" w:cs="Arial" w:eastAsia="Arial" w:hAnsi="Arial"/>
@@ -9953,7 +9953,7 @@
             <w:pPr>
               <w:spacing w:after="20" w:before="0"/>
             </w:pPr>
-            <w:hyperlink w:history="1" r:id="rIdfdsbr2gywdffmh4szkr7n">
+            <w:hyperlink w:history="1" r:id="rId-6buhb351nak1bz3oelvj">
               <w:r>
                 <w:rPr>
                   <w:rFonts w:ascii="Arial" w:cs="Arial" w:eastAsia="Arial" w:hAnsi="Arial"/>
@@ -9986,7 +9986,7 @@
               <w:spacing w:after="10" w:before="0"/>
               <w:ind w:left="120"/>
             </w:pPr>
-            <w:hyperlink w:history="1" r:id="rId0l0sy73jftyixdiue1pv0">
+            <w:hyperlink w:history="1" r:id="rId-8ylpkqusevgfnencwhkh">
               <w:r>
                 <w:rPr>
                   <w:rFonts w:ascii="Arial" w:cs="Arial" w:eastAsia="Arial" w:hAnsi="Arial"/>
@@ -10031,7 +10031,7 @@
             <w:pPr>
               <w:spacing w:after="20" w:before="0"/>
             </w:pPr>
-            <w:hyperlink w:history="1" r:id="rIdlrkoc8lwvwbqr6uv0er2z">
+            <w:hyperlink w:history="1" r:id="rIdx4-upq2spef_3fi6ql58b">
               <w:r>
                 <w:rPr>
                   <w:rFonts w:ascii="Arial" w:cs="Arial" w:eastAsia="Arial" w:hAnsi="Arial"/>
@@ -10064,7 +10064,7 @@
               <w:spacing w:after="10" w:before="0"/>
               <w:ind w:left="120"/>
             </w:pPr>
-            <w:hyperlink w:history="1" r:id="rId9sms5hwfgwvuwx0doabjf">
+            <w:hyperlink w:history="1" r:id="rIdl7upnjcp8clrw9klujbad">
               <w:r>
                 <w:rPr>
                   <w:rFonts w:ascii="Arial" w:cs="Arial" w:eastAsia="Arial" w:hAnsi="Arial"/>
@@ -10259,7 +10259,7 @@
             <w:pPr>
               <w:spacing w:after="20" w:before="0"/>
             </w:pPr>
-            <w:hyperlink w:history="1" r:id="rIdav-22jdcyq9xizaf2x2go">
+            <w:hyperlink w:history="1" r:id="rIddpf4fihpxb1wmc8qefuuy">
               <w:r>
                 <w:rPr>
                   <w:rFonts w:ascii="Arial" w:cs="Arial" w:eastAsia="Arial" w:hAnsi="Arial"/>
@@ -10292,7 +10292,7 @@
               <w:spacing w:after="10" w:before="0"/>
               <w:ind w:left="120"/>
             </w:pPr>
-            <w:hyperlink w:history="1" r:id="rIdes5txus-ch_hbtfskekeb">
+            <w:hyperlink w:history="1" r:id="rIdop1jbfo46_ttzldxgktus">
               <w:r>
                 <w:rPr>
                   <w:rFonts w:ascii="Arial" w:cs="Arial" w:eastAsia="Arial" w:hAnsi="Arial"/>
@@ -10337,7 +10337,7 @@
             <w:pPr>
               <w:spacing w:after="20" w:before="0"/>
             </w:pPr>
-            <w:hyperlink w:history="1" r:id="rIdenobjpvyt9gmhbb8jykau">
+            <w:hyperlink w:history="1" r:id="rIdiacjcoznfl6qulobpji7r">
               <w:r>
                 <w:rPr>
                   <w:rFonts w:ascii="Arial" w:cs="Arial" w:eastAsia="Arial" w:hAnsi="Arial"/>
@@ -10370,7 +10370,7 @@
               <w:spacing w:after="10" w:before="0"/>
               <w:ind w:left="120"/>
             </w:pPr>
-            <w:hyperlink w:history="1" r:id="rId5wlxjn-ydo2ozfhx46hus">
+            <w:hyperlink w:history="1" r:id="rId8ycv6v4opwhhti0rl6x0s">
               <w:r>
                 <w:rPr>
                   <w:rFonts w:ascii="Arial" w:cs="Arial" w:eastAsia="Arial" w:hAnsi="Arial"/>
@@ -10565,7 +10565,7 @@
             <w:pPr>
               <w:spacing w:after="20" w:before="0"/>
             </w:pPr>
-            <w:hyperlink w:history="1" r:id="rIdo2939a1mng0cshomceqnd">
+            <w:hyperlink w:history="1" r:id="rIdyez7me5kee4us_5v5lrdc">
               <w:r>
                 <w:rPr>
                   <w:rFonts w:ascii="Arial" w:cs="Arial" w:eastAsia="Arial" w:hAnsi="Arial"/>
@@ -10598,7 +10598,7 @@
               <w:spacing w:after="10" w:before="0"/>
               <w:ind w:left="120"/>
             </w:pPr>
-            <w:hyperlink w:history="1" r:id="rIddffc4gchlte2sukpjqfdt">
+            <w:hyperlink w:history="1" r:id="rIdkvl6363rgzmesk7cwj-fh">
               <w:r>
                 <w:rPr>
                   <w:rFonts w:ascii="Arial" w:cs="Arial" w:eastAsia="Arial" w:hAnsi="Arial"/>
@@ -10643,7 +10643,7 @@
             <w:pPr>
               <w:spacing w:after="20" w:before="0"/>
             </w:pPr>
-            <w:hyperlink w:history="1" r:id="rIdp-fketff3mgeyhgmjjbct">
+            <w:hyperlink w:history="1" r:id="rId6rls87llud-o-laliixih">
               <w:r>
                 <w:rPr>
                   <w:rFonts w:ascii="Arial" w:cs="Arial" w:eastAsia="Arial" w:hAnsi="Arial"/>
@@ -10676,7 +10676,7 @@
               <w:spacing w:after="10" w:before="0"/>
               <w:ind w:left="120"/>
             </w:pPr>
-            <w:hyperlink w:history="1" r:id="rId95exakgujaxxjmxfqmncd">
+            <w:hyperlink w:history="1" r:id="rIdcweohql3rd7r5nltoxmri">
               <w:r>
                 <w:rPr>
                   <w:rFonts w:ascii="Arial" w:cs="Arial" w:eastAsia="Arial" w:hAnsi="Arial"/>
@@ -12512,7 +12512,7 @@
             <w:pPr>
               <w:spacing w:after="20" w:before="0"/>
             </w:pPr>
-            <w:hyperlink w:history="1" r:id="rId1bzxr5fkxmcxybkv1ao26">
+            <w:hyperlink w:history="1" r:id="rIdqdaj70hznxk8v7-v-4huw">
               <w:r>
                 <w:rPr>
                   <w:rFonts w:ascii="Arial" w:cs="Arial" w:eastAsia="Arial" w:hAnsi="Arial"/>
@@ -12545,7 +12545,7 @@
               <w:spacing w:after="10" w:before="0"/>
               <w:ind w:left="120"/>
             </w:pPr>
-            <w:hyperlink w:history="1" r:id="rIdhl4ouohso0mybupxmhqyb">
+            <w:hyperlink w:history="1" r:id="rIdduderdsyxpkaj5qotp6j3">
               <w:r>
                 <w:rPr>
                   <w:rFonts w:ascii="Arial" w:cs="Arial" w:eastAsia="Arial" w:hAnsi="Arial"/>
@@ -12590,7 +12590,7 @@
             <w:pPr>
               <w:spacing w:after="20" w:before="0"/>
             </w:pPr>
-            <w:hyperlink w:history="1" r:id="rIdwo4swjbs1rli1mjzad1r7">
+            <w:hyperlink w:history="1" r:id="rIdfrrpgtbh5rr58oye1ebac">
               <w:r>
                 <w:rPr>
                   <w:rFonts w:ascii="Arial" w:cs="Arial" w:eastAsia="Arial" w:hAnsi="Arial"/>
@@ -12623,7 +12623,7 @@
               <w:spacing w:after="10" w:before="0"/>
               <w:ind w:left="120"/>
             </w:pPr>
-            <w:hyperlink w:history="1" r:id="rId_k19szahdd06izgoe2jcn">
+            <w:hyperlink w:history="1" r:id="rIdqez59-k9l3mz8puyb7agm">
               <w:r>
                 <w:rPr>
                   <w:rFonts w:ascii="Arial" w:cs="Arial" w:eastAsia="Arial" w:hAnsi="Arial"/>
@@ -12818,7 +12818,7 @@
             <w:pPr>
               <w:spacing w:after="20" w:before="0"/>
             </w:pPr>
-            <w:hyperlink w:history="1" r:id="rId7wxmks8df3kry374x2ioa">
+            <w:hyperlink w:history="1" r:id="rId1v2gid7oxvhags2s7gczt">
               <w:r>
                 <w:rPr>
                   <w:rFonts w:ascii="Arial" w:cs="Arial" w:eastAsia="Arial" w:hAnsi="Arial"/>
@@ -12851,7 +12851,7 @@
               <w:spacing w:after="10" w:before="0"/>
               <w:ind w:left="120"/>
             </w:pPr>
-            <w:hyperlink w:history="1" r:id="rIdghubuxvj-5z6d0ztbjx_t">
+            <w:hyperlink w:history="1" r:id="rIduiz73zoq6hjzw-nat4nod">
               <w:r>
                 <w:rPr>
                   <w:rFonts w:ascii="Arial" w:cs="Arial" w:eastAsia="Arial" w:hAnsi="Arial"/>
@@ -12896,7 +12896,7 @@
             <w:pPr>
               <w:spacing w:after="20" w:before="0"/>
             </w:pPr>
-            <w:hyperlink w:history="1" r:id="rIdm0dypwnzzxvhboht_koqv">
+            <w:hyperlink w:history="1" r:id="rIdc3upznhwivxbv2dxc_rza">
               <w:r>
                 <w:rPr>
                   <w:rFonts w:ascii="Arial" w:cs="Arial" w:eastAsia="Arial" w:hAnsi="Arial"/>
@@ -12929,7 +12929,7 @@
               <w:spacing w:after="10" w:before="0"/>
               <w:ind w:left="120"/>
             </w:pPr>
-            <w:hyperlink w:history="1" r:id="rIdezutwzqiy_wxucta0fc-t">
+            <w:hyperlink w:history="1" r:id="rIdxifwma0fppf5xmqhoqav0">
               <w:r>
                 <w:rPr>
                   <w:rFonts w:ascii="Arial" w:cs="Arial" w:eastAsia="Arial" w:hAnsi="Arial"/>
@@ -13124,7 +13124,7 @@
             <w:pPr>
               <w:spacing w:after="20" w:before="0"/>
             </w:pPr>
-            <w:hyperlink w:history="1" r:id="rId-1rr_xzbm5d-ky2o1gs2b">
+            <w:hyperlink w:history="1" r:id="rIdsxhdkhrbnyfub6vbdeku0">
               <w:r>
                 <w:rPr>
                   <w:rFonts w:ascii="Arial" w:cs="Arial" w:eastAsia="Arial" w:hAnsi="Arial"/>
@@ -13157,7 +13157,7 @@
               <w:spacing w:after="10" w:before="0"/>
               <w:ind w:left="120"/>
             </w:pPr>
-            <w:hyperlink w:history="1" r:id="rIdf7qf93zvnwovgvyuau-ud">
+            <w:hyperlink w:history="1" r:id="rIdykmp1t5w3cktdvcl6r70i">
               <w:r>
                 <w:rPr>
                   <w:rFonts w:ascii="Arial" w:cs="Arial" w:eastAsia="Arial" w:hAnsi="Arial"/>
@@ -13202,7 +13202,7 @@
             <w:pPr>
               <w:spacing w:after="20" w:before="0"/>
             </w:pPr>
-            <w:hyperlink w:history="1" r:id="rIdkxhuyxrbe-u3tfgzqjh0p">
+            <w:hyperlink w:history="1" r:id="rIdtprz6fzslscxzrsvkojx6">
               <w:r>
                 <w:rPr>
                   <w:rFonts w:ascii="Arial" w:cs="Arial" w:eastAsia="Arial" w:hAnsi="Arial"/>
@@ -13235,7 +13235,7 @@
               <w:spacing w:after="10" w:before="0"/>
               <w:ind w:left="120"/>
             </w:pPr>
-            <w:hyperlink w:history="1" r:id="rId_jhra3lmfystrtxej1ttu">
+            <w:hyperlink w:history="1" r:id="rIdzftdpqkarr6abc61hcvln">
               <w:r>
                 <w:rPr>
                   <w:rFonts w:ascii="Arial" w:cs="Arial" w:eastAsia="Arial" w:hAnsi="Arial"/>
@@ -13430,7 +13430,7 @@
             <w:pPr>
               <w:spacing w:after="20" w:before="0"/>
             </w:pPr>
-            <w:hyperlink w:history="1" r:id="rIdxnvg0fyi6-tfllkf6fn4k">
+            <w:hyperlink w:history="1" r:id="rId_g5zyogs2mxmaefos48_5">
               <w:r>
                 <w:rPr>
                   <w:rFonts w:ascii="Arial" w:cs="Arial" w:eastAsia="Arial" w:hAnsi="Arial"/>
@@ -13463,7 +13463,7 @@
               <w:spacing w:after="10" w:before="0"/>
               <w:ind w:left="120"/>
             </w:pPr>
-            <w:hyperlink w:history="1" r:id="rIdkgdexlc6z_zfurvjd_q9n">
+            <w:hyperlink w:history="1" r:id="rIds_4buqr4c6lyrsh0cca5c">
               <w:r>
                 <w:rPr>
                   <w:rFonts w:ascii="Arial" w:cs="Arial" w:eastAsia="Arial" w:hAnsi="Arial"/>
@@ -13508,7 +13508,7 @@
             <w:pPr>
               <w:spacing w:after="20" w:before="0"/>
             </w:pPr>
-            <w:hyperlink w:history="1" r:id="rIdbmvzuutjqlfqmeblfkkz0">
+            <w:hyperlink w:history="1" r:id="rIdijp2dmji6w9pbmxledjbw">
               <w:r>
                 <w:rPr>
                   <w:rFonts w:ascii="Arial" w:cs="Arial" w:eastAsia="Arial" w:hAnsi="Arial"/>
@@ -13541,7 +13541,7 @@
               <w:spacing w:after="10" w:before="0"/>
               <w:ind w:left="120"/>
             </w:pPr>
-            <w:hyperlink w:history="1" r:id="rIdumztk3sbotx1cgjmtkkx3">
+            <w:hyperlink w:history="1" r:id="rId6em_etlzvahxs5w4djeed">
               <w:r>
                 <w:rPr>
                   <w:rFonts w:ascii="Arial" w:cs="Arial" w:eastAsia="Arial" w:hAnsi="Arial"/>
@@ -13736,7 +13736,7 @@
             <w:pPr>
               <w:spacing w:after="20" w:before="0"/>
             </w:pPr>
-            <w:hyperlink w:history="1" r:id="rIdkhwgiltqptfv7gu6uf7aa">
+            <w:hyperlink w:history="1" r:id="rIddvjg0ahhvakni8tjxfuoz">
               <w:r>
                 <w:rPr>
                   <w:rFonts w:ascii="Arial" w:cs="Arial" w:eastAsia="Arial" w:hAnsi="Arial"/>
@@ -13769,7 +13769,7 @@
               <w:spacing w:after="10" w:before="0"/>
               <w:ind w:left="120"/>
             </w:pPr>
-            <w:hyperlink w:history="1" r:id="rIdoujndcms912pejy8aux_1">
+            <w:hyperlink w:history="1" r:id="rIdlslfdiyltjsnnr2ijabl7">
               <w:r>
                 <w:rPr>
                   <w:rFonts w:ascii="Arial" w:cs="Arial" w:eastAsia="Arial" w:hAnsi="Arial"/>
@@ -13814,7 +13814,7 @@
             <w:pPr>
               <w:spacing w:after="20" w:before="0"/>
             </w:pPr>
-            <w:hyperlink w:history="1" r:id="rIdllqmicfdf2i8h8tmx5u9u">
+            <w:hyperlink w:history="1" r:id="rIdfwuqwnpm41ynpjtekv3wj">
               <w:r>
                 <w:rPr>
                   <w:rFonts w:ascii="Arial" w:cs="Arial" w:eastAsia="Arial" w:hAnsi="Arial"/>
@@ -13847,7 +13847,7 @@
               <w:spacing w:after="10" w:before="0"/>
               <w:ind w:left="120"/>
             </w:pPr>
-            <w:hyperlink w:history="1" r:id="rIdtpgkfg8c4m3ugeswqfdw_">
+            <w:hyperlink w:history="1" r:id="rIdwpxvi2wt42jrsr7jqursc">
               <w:r>
                 <w:rPr>
                   <w:rFonts w:ascii="Arial" w:cs="Arial" w:eastAsia="Arial" w:hAnsi="Arial"/>
@@ -15645,7 +15645,7 @@
             <w:pPr>
               <w:spacing w:after="20" w:before="0"/>
             </w:pPr>
-            <w:hyperlink w:history="1" r:id="rIdvpt3r744gcv2hrhdzyapm">
+            <w:hyperlink w:history="1" r:id="rIdrssszj2t-8jicjkqfh8pp">
               <w:r>
                 <w:rPr>
                   <w:rFonts w:ascii="Arial" w:cs="Arial" w:eastAsia="Arial" w:hAnsi="Arial"/>
@@ -15678,7 +15678,7 @@
               <w:spacing w:after="10" w:before="0"/>
               <w:ind w:left="120"/>
             </w:pPr>
-            <w:hyperlink w:history="1" r:id="rId_ec5z5pxi8pab-ly61ytk">
+            <w:hyperlink w:history="1" r:id="rIdg3elw0akrwansccxcg9qu">
               <w:r>
                 <w:rPr>
                   <w:rFonts w:ascii="Arial" w:cs="Arial" w:eastAsia="Arial" w:hAnsi="Arial"/>
@@ -15723,7 +15723,7 @@
             <w:pPr>
               <w:spacing w:after="20" w:before="0"/>
             </w:pPr>
-            <w:hyperlink w:history="1" r:id="rIdvznv4ciwca04ebiji31od">
+            <w:hyperlink w:history="1" r:id="rIdeqz1c0g4cqkxy1l9ffyua">
               <w:r>
                 <w:rPr>
                   <w:rFonts w:ascii="Arial" w:cs="Arial" w:eastAsia="Arial" w:hAnsi="Arial"/>
@@ -15756,7 +15756,7 @@
               <w:spacing w:after="10" w:before="0"/>
               <w:ind w:left="120"/>
             </w:pPr>
-            <w:hyperlink w:history="1" r:id="rIdprxu-ieioxrbrmuw7rg9b">
+            <w:hyperlink w:history="1" r:id="rIdlzyrqbw5la6dnlckwzeai">
               <w:r>
                 <w:rPr>
                   <w:rFonts w:ascii="Arial" w:cs="Arial" w:eastAsia="Arial" w:hAnsi="Arial"/>
@@ -15951,7 +15951,7 @@
             <w:pPr>
               <w:spacing w:after="20" w:before="0"/>
             </w:pPr>
-            <w:hyperlink w:history="1" r:id="rIdxni2am8yp0qdk4isfe9e2">
+            <w:hyperlink w:history="1" r:id="rIdfwvbetnyhgc1dt0u4f6bo">
               <w:r>
                 <w:rPr>
                   <w:rFonts w:ascii="Arial" w:cs="Arial" w:eastAsia="Arial" w:hAnsi="Arial"/>
@@ -15984,7 +15984,7 @@
               <w:spacing w:after="10" w:before="0"/>
               <w:ind w:left="120"/>
             </w:pPr>
-            <w:hyperlink w:history="1" r:id="rIddb2iudloaznd1m1vq-akd">
+            <w:hyperlink w:history="1" r:id="rIdxfvgczjku17fam_r5gr1n">
               <w:r>
                 <w:rPr>
                   <w:rFonts w:ascii="Arial" w:cs="Arial" w:eastAsia="Arial" w:hAnsi="Arial"/>
@@ -16029,7 +16029,7 @@
             <w:pPr>
               <w:spacing w:after="20" w:before="0"/>
             </w:pPr>
-            <w:hyperlink w:history="1" r:id="rIdc9ohsj9jgwa7jn0qxbbku">
+            <w:hyperlink w:history="1" r:id="rIdqxf1ssqnrcgrq3rfzriv-">
               <w:r>
                 <w:rPr>
                   <w:rFonts w:ascii="Arial" w:cs="Arial" w:eastAsia="Arial" w:hAnsi="Arial"/>
@@ -16062,7 +16062,7 @@
               <w:spacing w:after="10" w:before="0"/>
               <w:ind w:left="120"/>
             </w:pPr>
-            <w:hyperlink w:history="1" r:id="rIdwppllb5b-wpsx2lgsvdcn">
+            <w:hyperlink w:history="1" r:id="rIdxla3brg48zwywu62c9id_">
               <w:r>
                 <w:rPr>
                   <w:rFonts w:ascii="Arial" w:cs="Arial" w:eastAsia="Arial" w:hAnsi="Arial"/>
@@ -16257,7 +16257,7 @@
             <w:pPr>
               <w:spacing w:after="20" w:before="0"/>
             </w:pPr>
-            <w:hyperlink w:history="1" r:id="rIdkigwunbk3orl3tf4dzw78">
+            <w:hyperlink w:history="1" r:id="rIdbem1rpcldna-hkxivgmze">
               <w:r>
                 <w:rPr>
                   <w:rFonts w:ascii="Arial" w:cs="Arial" w:eastAsia="Arial" w:hAnsi="Arial"/>
@@ -16290,7 +16290,7 @@
               <w:spacing w:after="10" w:before="0"/>
               <w:ind w:left="120"/>
             </w:pPr>
-            <w:hyperlink w:history="1" r:id="rId076fsolu5uq-8dqagyr-r">
+            <w:hyperlink w:history="1" r:id="rIdymmd9kp7bqayxjvnffz48">
               <w:r>
                 <w:rPr>
                   <w:rFonts w:ascii="Arial" w:cs="Arial" w:eastAsia="Arial" w:hAnsi="Arial"/>
@@ -16335,7 +16335,7 @@
             <w:pPr>
               <w:spacing w:after="20" w:before="0"/>
             </w:pPr>
-            <w:hyperlink w:history="1" r:id="rIduladghlnxexgz-lpkmkr5">
+            <w:hyperlink w:history="1" r:id="rIdespr41vomqur4h3wm5hbf">
               <w:r>
                 <w:rPr>
                   <w:rFonts w:ascii="Arial" w:cs="Arial" w:eastAsia="Arial" w:hAnsi="Arial"/>
@@ -16368,7 +16368,7 @@
               <w:spacing w:after="10" w:before="0"/>
               <w:ind w:left="120"/>
             </w:pPr>
-            <w:hyperlink w:history="1" r:id="rIdry5o_zny-qk-d896g1-xe">
+            <w:hyperlink w:history="1" r:id="rIdhm6obf7i86jijm2_hjihh">
               <w:r>
                 <w:rPr>
                   <w:rFonts w:ascii="Arial" w:cs="Arial" w:eastAsia="Arial" w:hAnsi="Arial"/>
@@ -16563,7 +16563,7 @@
             <w:pPr>
               <w:spacing w:after="20" w:before="0"/>
             </w:pPr>
-            <w:hyperlink w:history="1" r:id="rId7phnuszofdfw8vz6dl6pk">
+            <w:hyperlink w:history="1" r:id="rId9q0w0owv3r4xbp9sqygx7">
               <w:r>
                 <w:rPr>
                   <w:rFonts w:ascii="Arial" w:cs="Arial" w:eastAsia="Arial" w:hAnsi="Arial"/>
@@ -16596,7 +16596,7 @@
               <w:spacing w:after="10" w:before="0"/>
               <w:ind w:left="120"/>
             </w:pPr>
-            <w:hyperlink w:history="1" r:id="rIdzh4jscov3cvcdwegjhwss">
+            <w:hyperlink w:history="1" r:id="rIdoroegdqudow23w9t1hycv">
               <w:r>
                 <w:rPr>
                   <w:rFonts w:ascii="Arial" w:cs="Arial" w:eastAsia="Arial" w:hAnsi="Arial"/>
@@ -16641,7 +16641,7 @@
             <w:pPr>
               <w:spacing w:after="20" w:before="0"/>
             </w:pPr>
-            <w:hyperlink w:history="1" r:id="rIdrijt9vixu_koapyblyoki">
+            <w:hyperlink w:history="1" r:id="rIdo8rs7adfklakknpnc-kpu">
               <w:r>
                 <w:rPr>
                   <w:rFonts w:ascii="Arial" w:cs="Arial" w:eastAsia="Arial" w:hAnsi="Arial"/>
@@ -16674,7 +16674,7 @@
               <w:spacing w:after="10" w:before="0"/>
               <w:ind w:left="120"/>
             </w:pPr>
-            <w:hyperlink w:history="1" r:id="rIdq55vbm-txhpwzjsmzblu-">
+            <w:hyperlink w:history="1" r:id="rIdd5ioqzfylk5u7jdfeteot">
               <w:r>
                 <w:rPr>
                   <w:rFonts w:ascii="Arial" w:cs="Arial" w:eastAsia="Arial" w:hAnsi="Arial"/>
@@ -16869,7 +16869,7 @@
             <w:pPr>
               <w:spacing w:after="20" w:before="0"/>
             </w:pPr>
-            <w:hyperlink w:history="1" r:id="rIdtmej7zzxa1m5tmol_vioy">
+            <w:hyperlink w:history="1" r:id="rIdw0g3026bzf_li564rlpm0">
               <w:r>
                 <w:rPr>
                   <w:rFonts w:ascii="Arial" w:cs="Arial" w:eastAsia="Arial" w:hAnsi="Arial"/>
@@ -16902,7 +16902,7 @@
               <w:spacing w:after="10" w:before="0"/>
               <w:ind w:left="120"/>
             </w:pPr>
-            <w:hyperlink w:history="1" r:id="rIdirj7px5a_ux3lbnafdxfb">
+            <w:hyperlink w:history="1" r:id="rIdkwfxna7hbarjt2c9iowoe">
               <w:r>
                 <w:rPr>
                   <w:rFonts w:ascii="Arial" w:cs="Arial" w:eastAsia="Arial" w:hAnsi="Arial"/>
@@ -16947,7 +16947,7 @@
             <w:pPr>
               <w:spacing w:after="20" w:before="0"/>
             </w:pPr>
-            <w:hyperlink w:history="1" r:id="rId6jgr61dqr5uau8wpk0gwy">
+            <w:hyperlink w:history="1" r:id="rIdtmxyuszfyus-kmeqent_m">
               <w:r>
                 <w:rPr>
                   <w:rFonts w:ascii="Arial" w:cs="Arial" w:eastAsia="Arial" w:hAnsi="Arial"/>
@@ -16980,7 +16980,7 @@
               <w:spacing w:after="10" w:before="0"/>
               <w:ind w:left="120"/>
             </w:pPr>
-            <w:hyperlink w:history="1" r:id="rIdeczn1xfy-fc5cppepqxqo">
+            <w:hyperlink w:history="1" r:id="rIdmuxkor_ukdedaswkdqhs8">
               <w:r>
                 <w:rPr>
                   <w:rFonts w:ascii="Arial" w:cs="Arial" w:eastAsia="Arial" w:hAnsi="Arial"/>
@@ -18742,7 +18742,7 @@
             <w:pPr>
               <w:spacing w:after="20" w:before="0"/>
             </w:pPr>
-            <w:hyperlink w:history="1" r:id="rId8w1ot6pmzu7g7ojdzbbqo">
+            <w:hyperlink w:history="1" r:id="rIdrh2ae_wx1uvnsnn79ysce">
               <w:r>
                 <w:rPr>
                   <w:rFonts w:ascii="Arial" w:cs="Arial" w:eastAsia="Arial" w:hAnsi="Arial"/>
@@ -18775,7 +18775,7 @@
               <w:spacing w:after="10" w:before="0"/>
               <w:ind w:left="120"/>
             </w:pPr>
-            <w:hyperlink w:history="1" r:id="rIdkxj13zmu7ttrukyfhp94s">
+            <w:hyperlink w:history="1" r:id="rIdxi8xoxzpvppw93f3ybxg1">
               <w:r>
                 <w:rPr>
                   <w:rFonts w:ascii="Arial" w:cs="Arial" w:eastAsia="Arial" w:hAnsi="Arial"/>
@@ -18820,7 +18820,7 @@
             <w:pPr>
               <w:spacing w:after="20" w:before="0"/>
             </w:pPr>
-            <w:hyperlink w:history="1" r:id="rIdrzlaazhx9k55bf4wtr2ci">
+            <w:hyperlink w:history="1" r:id="rIdooxpqmivtu_izqsxi0vl3">
               <w:r>
                 <w:rPr>
                   <w:rFonts w:ascii="Arial" w:cs="Arial" w:eastAsia="Arial" w:hAnsi="Arial"/>
@@ -18853,7 +18853,7 @@
               <w:spacing w:after="10" w:before="0"/>
               <w:ind w:left="120"/>
             </w:pPr>
-            <w:hyperlink w:history="1" r:id="rIdntbbm3lmajtsddix0ting">
+            <w:hyperlink w:history="1" r:id="rId4zpoy9pbl_neeofmgwdbc">
               <w:r>
                 <w:rPr>
                   <w:rFonts w:ascii="Arial" w:cs="Arial" w:eastAsia="Arial" w:hAnsi="Arial"/>
@@ -19048,7 +19048,7 @@
             <w:pPr>
               <w:spacing w:after="20" w:before="0"/>
             </w:pPr>
-            <w:hyperlink w:history="1" r:id="rIdkvywfx3jsoswqn2lycsou">
+            <w:hyperlink w:history="1" r:id="rIdkb297168oplzx7ifpvy59">
               <w:r>
                 <w:rPr>
                   <w:rFonts w:ascii="Arial" w:cs="Arial" w:eastAsia="Arial" w:hAnsi="Arial"/>
@@ -19081,7 +19081,7 @@
               <w:spacing w:after="10" w:before="0"/>
               <w:ind w:left="120"/>
             </w:pPr>
-            <w:hyperlink w:history="1" r:id="rIdw-7a4ttcxx_gzrlobwnpz">
+            <w:hyperlink w:history="1" r:id="rIdwqn-r5un6rhng0nh2_lnb">
               <w:r>
                 <w:rPr>
                   <w:rFonts w:ascii="Arial" w:cs="Arial" w:eastAsia="Arial" w:hAnsi="Arial"/>
@@ -19126,7 +19126,7 @@
             <w:pPr>
               <w:spacing w:after="20" w:before="0"/>
             </w:pPr>
-            <w:hyperlink w:history="1" r:id="rIdzgrz7kddod46afpq5-v3o">
+            <w:hyperlink w:history="1" r:id="rIdiazbxmyesak-jn-3qs-aa">
               <w:r>
                 <w:rPr>
                   <w:rFonts w:ascii="Arial" w:cs="Arial" w:eastAsia="Arial" w:hAnsi="Arial"/>
@@ -19159,7 +19159,7 @@
               <w:spacing w:after="10" w:before="0"/>
               <w:ind w:left="120"/>
             </w:pPr>
-            <w:hyperlink w:history="1" r:id="rIdfkfm6tidgqav9vcfxiel-">
+            <w:hyperlink w:history="1" r:id="rIdf71ppqori59mt5slz9vkt">
               <w:r>
                 <w:rPr>
                   <w:rFonts w:ascii="Arial" w:cs="Arial" w:eastAsia="Arial" w:hAnsi="Arial"/>
@@ -19354,7 +19354,7 @@
             <w:pPr>
               <w:spacing w:after="20" w:before="0"/>
             </w:pPr>
-            <w:hyperlink w:history="1" r:id="rId10da_j1q9zlxdmfp-ep2x">
+            <w:hyperlink w:history="1" r:id="rIdmxt7taxadmmiro5rbxjpt">
               <w:r>
                 <w:rPr>
                   <w:rFonts w:ascii="Arial" w:cs="Arial" w:eastAsia="Arial" w:hAnsi="Arial"/>
@@ -19387,7 +19387,7 @@
               <w:spacing w:after="10" w:before="0"/>
               <w:ind w:left="120"/>
             </w:pPr>
-            <w:hyperlink w:history="1" r:id="rId9tpjhijvhusd_ecyzrxa5">
+            <w:hyperlink w:history="1" r:id="rId7tnqm1sdecoam0mxufw11">
               <w:r>
                 <w:rPr>
                   <w:rFonts w:ascii="Arial" w:cs="Arial" w:eastAsia="Arial" w:hAnsi="Arial"/>
@@ -19432,7 +19432,7 @@
             <w:pPr>
               <w:spacing w:after="20" w:before="0"/>
             </w:pPr>
-            <w:hyperlink w:history="1" r:id="rIdv-zd_6nzojzsmzkbhdazj">
+            <w:hyperlink w:history="1" r:id="rIdl908p2bxlx8b1w8b4dfk1">
               <w:r>
                 <w:rPr>
                   <w:rFonts w:ascii="Arial" w:cs="Arial" w:eastAsia="Arial" w:hAnsi="Arial"/>
@@ -19465,7 +19465,7 @@
               <w:spacing w:after="10" w:before="0"/>
               <w:ind w:left="120"/>
             </w:pPr>
-            <w:hyperlink w:history="1" r:id="rIdltwe-wigj_ticx3ty4kwg">
+            <w:hyperlink w:history="1" r:id="rIdt6knzp-krwxsqxwuj-fly">
               <w:r>
                 <w:rPr>
                   <w:rFonts w:ascii="Arial" w:cs="Arial" w:eastAsia="Arial" w:hAnsi="Arial"/>
@@ -19660,7 +19660,7 @@
             <w:pPr>
               <w:spacing w:after="20" w:before="0"/>
             </w:pPr>
-            <w:hyperlink w:history="1" r:id="rIdv6z5l9ht72_flqm2qypew">
+            <w:hyperlink w:history="1" r:id="rIdfabxkf0awywfwtfsvpsdy">
               <w:r>
                 <w:rPr>
                   <w:rFonts w:ascii="Arial" w:cs="Arial" w:eastAsia="Arial" w:hAnsi="Arial"/>
@@ -19693,7 +19693,7 @@
               <w:spacing w:after="10" w:before="0"/>
               <w:ind w:left="120"/>
             </w:pPr>
-            <w:hyperlink w:history="1" r:id="rIdkwogz2to0tbm6at7ncsgm">
+            <w:hyperlink w:history="1" r:id="rId6n1ptvupab_3s9swpx0hx">
               <w:r>
                 <w:rPr>
                   <w:rFonts w:ascii="Arial" w:cs="Arial" w:eastAsia="Arial" w:hAnsi="Arial"/>
@@ -19738,7 +19738,7 @@
             <w:pPr>
               <w:spacing w:after="20" w:before="0"/>
             </w:pPr>
-            <w:hyperlink w:history="1" r:id="rIds8b7_mha6lq1xlzqjske4">
+            <w:hyperlink w:history="1" r:id="rIdu3lsnxreg9fezx1b_guil">
               <w:r>
                 <w:rPr>
                   <w:rFonts w:ascii="Arial" w:cs="Arial" w:eastAsia="Arial" w:hAnsi="Arial"/>
@@ -19771,7 +19771,7 @@
               <w:spacing w:after="10" w:before="0"/>
               <w:ind w:left="120"/>
             </w:pPr>
-            <w:hyperlink w:history="1" r:id="rIdukfgwscjgd7vk7vlyotw0">
+            <w:hyperlink w:history="1" r:id="rIdwnubjznl9rm0q6nrnihoq">
               <w:r>
                 <w:rPr>
                   <w:rFonts w:ascii="Arial" w:cs="Arial" w:eastAsia="Arial" w:hAnsi="Arial"/>
@@ -19966,7 +19966,7 @@
             <w:pPr>
               <w:spacing w:after="20" w:before="0"/>
             </w:pPr>
-            <w:hyperlink w:history="1" r:id="rIdgck-_l7itlrx4mqhims8t">
+            <w:hyperlink w:history="1" r:id="rIdhetvmusjauwyo4e0-vlt6">
               <w:r>
                 <w:rPr>
                   <w:rFonts w:ascii="Arial" w:cs="Arial" w:eastAsia="Arial" w:hAnsi="Arial"/>
@@ -19999,7 +19999,7 @@
               <w:spacing w:after="10" w:before="0"/>
               <w:ind w:left="120"/>
             </w:pPr>
-            <w:hyperlink w:history="1" r:id="rId-fa4itesjogd1zbnbpquk">
+            <w:hyperlink w:history="1" r:id="rIdmopyh4cgq1mfie_dmlkfq">
               <w:r>
                 <w:rPr>
                   <w:rFonts w:ascii="Arial" w:cs="Arial" w:eastAsia="Arial" w:hAnsi="Arial"/>
@@ -20044,7 +20044,7 @@
             <w:pPr>
               <w:spacing w:after="20" w:before="0"/>
             </w:pPr>
-            <w:hyperlink w:history="1" r:id="rIdhdqt3-xn2tykdepdygypn">
+            <w:hyperlink w:history="1" r:id="rIddeejsizeqdo-5ew5ntxry">
               <w:r>
                 <w:rPr>
                   <w:rFonts w:ascii="Arial" w:cs="Arial" w:eastAsia="Arial" w:hAnsi="Arial"/>
@@ -20077,7 +20077,7 @@
               <w:spacing w:after="10" w:before="0"/>
               <w:ind w:left="120"/>
             </w:pPr>
-            <w:hyperlink w:history="1" r:id="rIdx-svsvccrapumnoilfclg">
+            <w:hyperlink w:history="1" r:id="rIdag0l6xb6pdgpsunsgs1b8">
               <w:r>
                 <w:rPr>
                   <w:rFonts w:ascii="Arial" w:cs="Arial" w:eastAsia="Arial" w:hAnsi="Arial"/>
@@ -21564,7 +21564,7 @@
             <w:pPr>
               <w:spacing w:after="20" w:before="0"/>
             </w:pPr>
-            <w:hyperlink w:history="1" r:id="rIdueragml7zikkjzxg-_eb9">
+            <w:hyperlink w:history="1" r:id="rIdmy0p-mq1iecup90mjmnen">
               <w:r>
                 <w:rPr>
                   <w:rFonts w:ascii="Arial" w:cs="Arial" w:eastAsia="Arial" w:hAnsi="Arial"/>
@@ -21597,7 +21597,7 @@
               <w:spacing w:after="10" w:before="0"/>
               <w:ind w:left="120"/>
             </w:pPr>
-            <w:hyperlink w:history="1" r:id="rIdu9wowbivsaljjte1ci0fn">
+            <w:hyperlink w:history="1" r:id="rIdqxpcsryunop_b2jiljmcc">
               <w:r>
                 <w:rPr>
                   <w:rFonts w:ascii="Arial" w:cs="Arial" w:eastAsia="Arial" w:hAnsi="Arial"/>
@@ -21642,7 +21642,7 @@
             <w:pPr>
               <w:spacing w:after="20" w:before="0"/>
             </w:pPr>
-            <w:hyperlink w:history="1" r:id="rIdgm2ouzov8r9lbubu7u4sz">
+            <w:hyperlink w:history="1" r:id="rId2loixhlvun7nl3ofcnbwj">
               <w:r>
                 <w:rPr>
                   <w:rFonts w:ascii="Arial" w:cs="Arial" w:eastAsia="Arial" w:hAnsi="Arial"/>
@@ -21675,7 +21675,7 @@
               <w:spacing w:after="10" w:before="0"/>
               <w:ind w:left="120"/>
             </w:pPr>
-            <w:hyperlink w:history="1" r:id="rIdxck9rgfpnwnkos3mqg8xl">
+            <w:hyperlink w:history="1" r:id="rIdrn3aokn8j8bdsb9n9hlz8">
               <w:r>
                 <w:rPr>
                   <w:rFonts w:ascii="Arial" w:cs="Arial" w:eastAsia="Arial" w:hAnsi="Arial"/>
@@ -21870,7 +21870,7 @@
             <w:pPr>
               <w:spacing w:after="20" w:before="0"/>
             </w:pPr>
-            <w:hyperlink w:history="1" r:id="rIdhf_-kuv_erxwe3cn_-qcc">
+            <w:hyperlink w:history="1" r:id="rIdu4n7wyepatjdabhnbse2j">
               <w:r>
                 <w:rPr>
                   <w:rFonts w:ascii="Arial" w:cs="Arial" w:eastAsia="Arial" w:hAnsi="Arial"/>
@@ -21903,7 +21903,7 @@
               <w:spacing w:after="10" w:before="0"/>
               <w:ind w:left="120"/>
             </w:pPr>
-            <w:hyperlink w:history="1" r:id="rIdkjxhdod6gkmc0nnbjcohg">
+            <w:hyperlink w:history="1" r:id="rIdkb2zc2ncf2xz6tndwoeyz">
               <w:r>
                 <w:rPr>
                   <w:rFonts w:ascii="Arial" w:cs="Arial" w:eastAsia="Arial" w:hAnsi="Arial"/>
@@ -21948,7 +21948,7 @@
             <w:pPr>
               <w:spacing w:after="20" w:before="0"/>
             </w:pPr>
-            <w:hyperlink w:history="1" r:id="rId-abbyvdnjee2gzzehceoq">
+            <w:hyperlink w:history="1" r:id="rIdrpv_kzkqzsx5d8mcin-40">
               <w:r>
                 <w:rPr>
                   <w:rFonts w:ascii="Arial" w:cs="Arial" w:eastAsia="Arial" w:hAnsi="Arial"/>
@@ -21981,7 +21981,7 @@
               <w:spacing w:after="10" w:before="0"/>
               <w:ind w:left="120"/>
             </w:pPr>
-            <w:hyperlink w:history="1" r:id="rIdsyiwqf-vqegkljzrwari7">
+            <w:hyperlink w:history="1" r:id="rIdjmuv9rx6deipkyrn7rzpl">
               <w:r>
                 <w:rPr>
                   <w:rFonts w:ascii="Arial" w:cs="Arial" w:eastAsia="Arial" w:hAnsi="Arial"/>
@@ -22176,7 +22176,7 @@
             <w:pPr>
               <w:spacing w:after="20" w:before="0"/>
             </w:pPr>
-            <w:hyperlink w:history="1" r:id="rIdsqqrzl4lgtxhh74xf7w3i">
+            <w:hyperlink w:history="1" r:id="rId6e-as0lqydifc8lrsny12">
               <w:r>
                 <w:rPr>
                   <w:rFonts w:ascii="Arial" w:cs="Arial" w:eastAsia="Arial" w:hAnsi="Arial"/>
@@ -22209,7 +22209,7 @@
               <w:spacing w:after="10" w:before="0"/>
               <w:ind w:left="120"/>
             </w:pPr>
-            <w:hyperlink w:history="1" r:id="rIdvthtyfkkzrudaozhhisry">
+            <w:hyperlink w:history="1" r:id="rIdxmrgoqiirijfn5avnt_cq">
               <w:r>
                 <w:rPr>
                   <w:rFonts w:ascii="Arial" w:cs="Arial" w:eastAsia="Arial" w:hAnsi="Arial"/>
@@ -22254,7 +22254,7 @@
             <w:pPr>
               <w:spacing w:after="20" w:before="0"/>
             </w:pPr>
-            <w:hyperlink w:history="1" r:id="rId8blf8muwzasgmb5tzbbkh">
+            <w:hyperlink w:history="1" r:id="rIdhhome9kcq8og4bv1gbkll">
               <w:r>
                 <w:rPr>
                   <w:rFonts w:ascii="Arial" w:cs="Arial" w:eastAsia="Arial" w:hAnsi="Arial"/>
@@ -22287,7 +22287,7 @@
               <w:spacing w:after="10" w:before="0"/>
               <w:ind w:left="120"/>
             </w:pPr>
-            <w:hyperlink w:history="1" r:id="rIddm4d6-mq13lancjnjs_9t">
+            <w:hyperlink w:history="1" r:id="rId8fni6rfujfsldbmp9dldc">
               <w:r>
                 <w:rPr>
                   <w:rFonts w:ascii="Arial" w:cs="Arial" w:eastAsia="Arial" w:hAnsi="Arial"/>
@@ -22482,7 +22482,7 @@
             <w:pPr>
               <w:spacing w:after="20" w:before="0"/>
             </w:pPr>
-            <w:hyperlink w:history="1" r:id="rId7txwvhi8xxvxlwniultuy">
+            <w:hyperlink w:history="1" r:id="rIdv8ahvnfdjgfnkimtrrdxc">
               <w:r>
                 <w:rPr>
                   <w:rFonts w:ascii="Arial" w:cs="Arial" w:eastAsia="Arial" w:hAnsi="Arial"/>
@@ -22515,7 +22515,7 @@
               <w:spacing w:after="10" w:before="0"/>
               <w:ind w:left="120"/>
             </w:pPr>
-            <w:hyperlink w:history="1" r:id="rIdiem0amafg760cxvzgrmn0">
+            <w:hyperlink w:history="1" r:id="rIdrdxa41mmx0qxu6ygd1xud">
               <w:r>
                 <w:rPr>
                   <w:rFonts w:ascii="Arial" w:cs="Arial" w:eastAsia="Arial" w:hAnsi="Arial"/>
@@ -22560,7 +22560,7 @@
             <w:pPr>
               <w:spacing w:after="20" w:before="0"/>
             </w:pPr>
-            <w:hyperlink w:history="1" r:id="rId1jjsj6ww6yvsida9bvuka">
+            <w:hyperlink w:history="1" r:id="rId3dwixibbe5ycm6uo80zls">
               <w:r>
                 <w:rPr>
                   <w:rFonts w:ascii="Arial" w:cs="Arial" w:eastAsia="Arial" w:hAnsi="Arial"/>
@@ -22593,7 +22593,7 @@
               <w:spacing w:after="10" w:before="0"/>
               <w:ind w:left="120"/>
             </w:pPr>
-            <w:hyperlink w:history="1" r:id="rIddyqhtg645fd6usigfa46k">
+            <w:hyperlink w:history="1" r:id="rIdmjnt2hb65syhphyz7avee">
               <w:r>
                 <w:rPr>
                   <w:rFonts w:ascii="Arial" w:cs="Arial" w:eastAsia="Arial" w:hAnsi="Arial"/>
@@ -22788,7 +22788,7 @@
             <w:pPr>
               <w:spacing w:after="20" w:before="0"/>
             </w:pPr>
-            <w:hyperlink w:history="1" r:id="rIddhng3xwjpg8grraqt_mcp">
+            <w:hyperlink w:history="1" r:id="rIdizmk1__5uy7zowaatsoty">
               <w:r>
                 <w:rPr>
                   <w:rFonts w:ascii="Arial" w:cs="Arial" w:eastAsia="Arial" w:hAnsi="Arial"/>
@@ -22821,7 +22821,7 @@
               <w:spacing w:after="10" w:before="0"/>
               <w:ind w:left="120"/>
             </w:pPr>
-            <w:hyperlink w:history="1" r:id="rIdwel3ku72l3pqetyb80zdb">
+            <w:hyperlink w:history="1" r:id="rId1syti6xkgghs8il7qktbp">
               <w:r>
                 <w:rPr>
                   <w:rFonts w:ascii="Arial" w:cs="Arial" w:eastAsia="Arial" w:hAnsi="Arial"/>
@@ -22866,7 +22866,7 @@
             <w:pPr>
               <w:spacing w:after="20" w:before="0"/>
             </w:pPr>
-            <w:hyperlink w:history="1" r:id="rIdengoimrz8pcloqsu0gsm8">
+            <w:hyperlink w:history="1" r:id="rId02le3y5eovnbcx4onsyvb">
               <w:r>
                 <w:rPr>
                   <w:rFonts w:ascii="Arial" w:cs="Arial" w:eastAsia="Arial" w:hAnsi="Arial"/>
@@ -22899,7 +22899,7 @@
               <w:spacing w:after="10" w:before="0"/>
               <w:ind w:left="120"/>
             </w:pPr>
-            <w:hyperlink w:history="1" r:id="rIdvygtt6_naeve9crqjas6n">
+            <w:hyperlink w:history="1" r:id="rIdkiscmxl7haumajav_foil">
               <w:r>
                 <w:rPr>
                   <w:rFonts w:ascii="Arial" w:cs="Arial" w:eastAsia="Arial" w:hAnsi="Arial"/>
@@ -24108,7 +24108,25 @@
             </w:tcMar>
             <w:vAlign w:val="top"/>
           </w:tcPr>
-          <w:p/>
+          <w:p>
+            <w:pPr>
+              <w:spacing w:after="40" w:before="0"/>
+              <w:jc w:val="left"/>
+            </w:pPr>
+            <w:r>
+              <w:rPr>
+                <w:rFonts w:ascii="Arial" w:cs="Arial" w:eastAsia="Arial" w:hAnsi="Arial"/>
+                <w:b w:val="false"/>
+                <w:bCs w:val="false"/>
+                <w:i w:val="false"/>
+                <w:iCs w:val="false"/>
+                <w:color w:val="000000"/>
+                <w:sz w:val="18"/>
+                <w:szCs w:val="18"/>
+              </w:rPr>
+              <w:t xml:space="preserve">No hazardous chemicals or live specimens are used in this lesson. Scissors or pins used to attach labels or sticky notes should be handled carefully. If learners move furniture for the gallery walk, they should do so calmly to avoid injury. Remind learners not to touch the lenses of any microscope or photomicrograph display equipment without permission.</w:t>
+            </w:r>
+          </w:p>
         </w:tc>
       </w:tr>
     </w:tbl>
@@ -24482,7 +24500,7 @@
             <w:pPr>
               <w:spacing w:after="20" w:before="0"/>
             </w:pPr>
-            <w:hyperlink w:history="1" r:id="rId0d4jwwc0wbdyluf-duawi">
+            <w:hyperlink w:history="1" r:id="rIdrctlm6zxyxjsvbtfqtn8f">
               <w:r>
                 <w:rPr>
                   <w:rFonts w:ascii="Arial" w:cs="Arial" w:eastAsia="Arial" w:hAnsi="Arial"/>
@@ -24515,7 +24533,7 @@
               <w:spacing w:after="10" w:before="0"/>
               <w:ind w:left="120"/>
             </w:pPr>
-            <w:hyperlink w:history="1" r:id="rIdv5uxteuekvvfp6ebvv6eh">
+            <w:hyperlink w:history="1" r:id="rIdrq0wjeqk-fneuvqjjf4sg">
               <w:r>
                 <w:rPr>
                   <w:rFonts w:ascii="Arial" w:cs="Arial" w:eastAsia="Arial" w:hAnsi="Arial"/>
@@ -24560,7 +24578,7 @@
             <w:pPr>
               <w:spacing w:after="20" w:before="0"/>
             </w:pPr>
-            <w:hyperlink w:history="1" r:id="rIduxi-nxu03gidxaxvzcr-y">
+            <w:hyperlink w:history="1" r:id="rIdo8fzqbk_oh_d5-xoajcvn">
               <w:r>
                 <w:rPr>
                   <w:rFonts w:ascii="Arial" w:cs="Arial" w:eastAsia="Arial" w:hAnsi="Arial"/>
@@ -24593,7 +24611,7 @@
               <w:spacing w:after="10" w:before="0"/>
               <w:ind w:left="120"/>
             </w:pPr>
-            <w:hyperlink w:history="1" r:id="rId8ehvxcptzmsdurtujo7tl">
+            <w:hyperlink w:history="1" r:id="rIdohpm0j3n-5myog_m2x8ht">
               <w:r>
                 <w:rPr>
                   <w:rFonts w:ascii="Arial" w:cs="Arial" w:eastAsia="Arial" w:hAnsi="Arial"/>
@@ -24788,7 +24806,7 @@
             <w:pPr>
               <w:spacing w:after="20" w:before="0"/>
             </w:pPr>
-            <w:hyperlink w:history="1" r:id="rIdnv8wfhno_ngfnrsll5idc">
+            <w:hyperlink w:history="1" r:id="rId7vujc-ge7ubrovhmetriv">
               <w:r>
                 <w:rPr>
                   <w:rFonts w:ascii="Arial" w:cs="Arial" w:eastAsia="Arial" w:hAnsi="Arial"/>
@@ -24821,7 +24839,7 @@
               <w:spacing w:after="10" w:before="0"/>
               <w:ind w:left="120"/>
             </w:pPr>
-            <w:hyperlink w:history="1" r:id="rIdjwq74meueuasr19c9bvcm">
+            <w:hyperlink w:history="1" r:id="rIdz6vauobhebwcygeikf3hj">
               <w:r>
                 <w:rPr>
                   <w:rFonts w:ascii="Arial" w:cs="Arial" w:eastAsia="Arial" w:hAnsi="Arial"/>
@@ -24866,7 +24884,7 @@
             <w:pPr>
               <w:spacing w:after="20" w:before="0"/>
             </w:pPr>
-            <w:hyperlink w:history="1" r:id="rIdmnvhrvbms8u97ly5tfs9d">
+            <w:hyperlink w:history="1" r:id="rIdapczmsphb50mjpoci8oe6">
               <w:r>
                 <w:rPr>
                   <w:rFonts w:ascii="Arial" w:cs="Arial" w:eastAsia="Arial" w:hAnsi="Arial"/>
@@ -24899,7 +24917,7 @@
               <w:spacing w:after="10" w:before="0"/>
               <w:ind w:left="120"/>
             </w:pPr>
-            <w:hyperlink w:history="1" r:id="rIdawq00yxv2ok1zhmbtgiar">
+            <w:hyperlink w:history="1" r:id="rId4hqdip65kx0a2aflhgaol">
               <w:r>
                 <w:rPr>
                   <w:rFonts w:ascii="Arial" w:cs="Arial" w:eastAsia="Arial" w:hAnsi="Arial"/>
@@ -25094,7 +25112,7 @@
             <w:pPr>
               <w:spacing w:after="20" w:before="0"/>
             </w:pPr>
-            <w:hyperlink w:history="1" r:id="rIdbpknzocorz0xjum-orkjf">
+            <w:hyperlink w:history="1" r:id="rIdyhup5wlyu0i1yrbxgsi3a">
               <w:r>
                 <w:rPr>
                   <w:rFonts w:ascii="Arial" w:cs="Arial" w:eastAsia="Arial" w:hAnsi="Arial"/>
@@ -25127,7 +25145,7 @@
               <w:spacing w:after="10" w:before="0"/>
               <w:ind w:left="120"/>
             </w:pPr>
-            <w:hyperlink w:history="1" r:id="rIdlggw5uxmzcycy3a4i_ohj">
+            <w:hyperlink w:history="1" r:id="rIdsa2nywbn9pl7a53npi4pi">
               <w:r>
                 <w:rPr>
                   <w:rFonts w:ascii="Arial" w:cs="Arial" w:eastAsia="Arial" w:hAnsi="Arial"/>
@@ -25172,7 +25190,7 @@
             <w:pPr>
               <w:spacing w:after="20" w:before="0"/>
             </w:pPr>
-            <w:hyperlink w:history="1" r:id="rIdfy9eqbx-4xidswrz8eaab">
+            <w:hyperlink w:history="1" r:id="rId1tzuu0s1gkvcpjjvd4k7u">
               <w:r>
                 <w:rPr>
                   <w:rFonts w:ascii="Arial" w:cs="Arial" w:eastAsia="Arial" w:hAnsi="Arial"/>
@@ -25205,7 +25223,7 @@
               <w:spacing w:after="10" w:before="0"/>
               <w:ind w:left="120"/>
             </w:pPr>
-            <w:hyperlink w:history="1" r:id="rIdqenvmue9yu_v-q8akim6d">
+            <w:hyperlink w:history="1" r:id="rId-npegvy8lidevhfzmbkph">
               <w:r>
                 <w:rPr>
                   <w:rFonts w:ascii="Arial" w:cs="Arial" w:eastAsia="Arial" w:hAnsi="Arial"/>
@@ -25400,7 +25418,7 @@
             <w:pPr>
               <w:spacing w:after="20" w:before="0"/>
             </w:pPr>
-            <w:hyperlink w:history="1" r:id="rIdac_c6t7brg4bhba1ookgs">
+            <w:hyperlink w:history="1" r:id="rIdcx3t93rss3lncvq6ajt6n">
               <w:r>
                 <w:rPr>
                   <w:rFonts w:ascii="Arial" w:cs="Arial" w:eastAsia="Arial" w:hAnsi="Arial"/>
@@ -25433,7 +25451,7 @@
               <w:spacing w:after="10" w:before="0"/>
               <w:ind w:left="120"/>
             </w:pPr>
-            <w:hyperlink w:history="1" r:id="rIdch6fwgxysq30u_klsau6d">
+            <w:hyperlink w:history="1" r:id="rIdqhmuab7s0ttt73abhshfm">
               <w:r>
                 <w:rPr>
                   <w:rFonts w:ascii="Arial" w:cs="Arial" w:eastAsia="Arial" w:hAnsi="Arial"/>
@@ -25478,7 +25496,7 @@
             <w:pPr>
               <w:spacing w:after="20" w:before="0"/>
             </w:pPr>
-            <w:hyperlink w:history="1" r:id="rId_xt3z-dhiykxtoieljfpg">
+            <w:hyperlink w:history="1" r:id="rIdilabczpvoit_68mqerfpo">
               <w:r>
                 <w:rPr>
                   <w:rFonts w:ascii="Arial" w:cs="Arial" w:eastAsia="Arial" w:hAnsi="Arial"/>
@@ -25511,7 +25529,7 @@
               <w:spacing w:after="10" w:before="0"/>
               <w:ind w:left="120"/>
             </w:pPr>
-            <w:hyperlink w:history="1" r:id="rIdg-xdrirb0vpuf-7yiylyi">
+            <w:hyperlink w:history="1" r:id="rIdz6_qs8s-srkjeu60hvihp">
               <w:r>
                 <w:rPr>
                   <w:rFonts w:ascii="Arial" w:cs="Arial" w:eastAsia="Arial" w:hAnsi="Arial"/>
@@ -25706,7 +25724,7 @@
             <w:pPr>
               <w:spacing w:after="20" w:before="0"/>
             </w:pPr>
-            <w:hyperlink w:history="1" r:id="rIdkhme9p7cg9ucng4gl5gf8">
+            <w:hyperlink w:history="1" r:id="rIdrszfukvnv8x7jvwbeatqz">
               <w:r>
                 <w:rPr>
                   <w:rFonts w:ascii="Arial" w:cs="Arial" w:eastAsia="Arial" w:hAnsi="Arial"/>
@@ -25739,7 +25757,7 @@
               <w:spacing w:after="10" w:before="0"/>
               <w:ind w:left="120"/>
             </w:pPr>
-            <w:hyperlink w:history="1" r:id="rIddvtdnxmzmznejghetwcui">
+            <w:hyperlink w:history="1" r:id="rIdu5lkajags-yr3u1ms0rjl">
               <w:r>
                 <w:rPr>
                   <w:rFonts w:ascii="Arial" w:cs="Arial" w:eastAsia="Arial" w:hAnsi="Arial"/>
@@ -25784,7 +25802,7 @@
             <w:pPr>
               <w:spacing w:after="20" w:before="0"/>
             </w:pPr>
-            <w:hyperlink w:history="1" r:id="rIdrnvotfj1ylyem-7pnvdcc">
+            <w:hyperlink w:history="1" r:id="rIdhrgdc3mqs_m7wkdl8madn">
               <w:r>
                 <w:rPr>
                   <w:rFonts w:ascii="Arial" w:cs="Arial" w:eastAsia="Arial" w:hAnsi="Arial"/>
@@ -25817,7 +25835,7 @@
               <w:spacing w:after="10" w:before="0"/>
               <w:ind w:left="120"/>
             </w:pPr>
-            <w:hyperlink w:history="1" r:id="rIdao-illo-43m_khyowlqsf">
+            <w:hyperlink w:history="1" r:id="rIdgwuysjaenqllihhpgflh5">
               <w:r>
                 <w:rPr>
                   <w:rFonts w:ascii="Arial" w:cs="Arial" w:eastAsia="Arial" w:hAnsi="Arial"/>

--- a/data/outputs/v2/General_Science/SS1.2_The_Cell/General_Science_The_Cell_CBE_LessonSequence.docx
+++ b/data/outputs/v2/General_Science/SS1.2_The_Cell/General_Science_The_Cell_CBE_LessonSequence.docx
@@ -3127,7 +3127,7 @@
             <w:pPr>
               <w:spacing w:after="20" w:before="0"/>
             </w:pPr>
-            <w:hyperlink w:history="1" r:id="rIdd-slt24drlxj7xckv0fvw">
+            <w:hyperlink w:history="1" r:id="rIdzw-nwtgxr5wdpw3rohnh4">
               <w:r>
                 <w:rPr>
                   <w:rFonts w:ascii="Arial" w:cs="Arial" w:eastAsia="Arial" w:hAnsi="Arial"/>
@@ -3160,7 +3160,7 @@
               <w:spacing w:after="10" w:before="0"/>
               <w:ind w:left="120"/>
             </w:pPr>
-            <w:hyperlink w:history="1" r:id="rIdrkvhm7clbmwh6io24paak">
+            <w:hyperlink w:history="1" r:id="rIdackeztvafmzdnvwjce09i">
               <w:r>
                 <w:rPr>
                   <w:rFonts w:ascii="Arial" w:cs="Arial" w:eastAsia="Arial" w:hAnsi="Arial"/>
@@ -3205,7 +3205,7 @@
             <w:pPr>
               <w:spacing w:after="20" w:before="0"/>
             </w:pPr>
-            <w:hyperlink w:history="1" r:id="rIdjsz2djx06xsgxj_nw-zmt">
+            <w:hyperlink w:history="1" r:id="rIdalz6vvpiudsznloslsm24">
               <w:r>
                 <w:rPr>
                   <w:rFonts w:ascii="Arial" w:cs="Arial" w:eastAsia="Arial" w:hAnsi="Arial"/>
@@ -3238,7 +3238,7 @@
               <w:spacing w:after="10" w:before="0"/>
               <w:ind w:left="120"/>
             </w:pPr>
-            <w:hyperlink w:history="1" r:id="rIdbvopgvi-sywzpi_9y5cl-">
+            <w:hyperlink w:history="1" r:id="rIdsj5xnsnvi-kmr_mr7cs7k">
               <w:r>
                 <w:rPr>
                   <w:rFonts w:ascii="Arial" w:cs="Arial" w:eastAsia="Arial" w:hAnsi="Arial"/>
@@ -3528,7 +3528,7 @@
             <w:pPr>
               <w:spacing w:after="20" w:before="0"/>
             </w:pPr>
-            <w:hyperlink w:history="1" r:id="rIdlkm-6xw0-_iww1vgvm8st">
+            <w:hyperlink w:history="1" r:id="rIdb2tz0_coh69hh8rbie_-8">
               <w:r>
                 <w:rPr>
                   <w:rFonts w:ascii="Arial" w:cs="Arial" w:eastAsia="Arial" w:hAnsi="Arial"/>
@@ -3561,7 +3561,7 @@
               <w:spacing w:after="10" w:before="0"/>
               <w:ind w:left="120"/>
             </w:pPr>
-            <w:hyperlink w:history="1" r:id="rIdco0znixoauqkg18u8ktml">
+            <w:hyperlink w:history="1" r:id="rId-fdeiikkvlcr92-dtuqka">
               <w:r>
                 <w:rPr>
                   <w:rFonts w:ascii="Arial" w:cs="Arial" w:eastAsia="Arial" w:hAnsi="Arial"/>
@@ -3606,7 +3606,7 @@
             <w:pPr>
               <w:spacing w:after="20" w:before="0"/>
             </w:pPr>
-            <w:hyperlink w:history="1" r:id="rIda2p7lz4dwf9tjjgsjpzyw">
+            <w:hyperlink w:history="1" r:id="rIdkwd6las6ju8upfkkj9pjq">
               <w:r>
                 <w:rPr>
                   <w:rFonts w:ascii="Arial" w:cs="Arial" w:eastAsia="Arial" w:hAnsi="Arial"/>
@@ -3639,7 +3639,7 @@
               <w:spacing w:after="10" w:before="0"/>
               <w:ind w:left="120"/>
             </w:pPr>
-            <w:hyperlink w:history="1" r:id="rIdajiklz1v0564yakurxzgl">
+            <w:hyperlink w:history="1" r:id="rIde-fpyqn7j3ohdzay7xw69">
               <w:r>
                 <w:rPr>
                   <w:rFonts w:ascii="Arial" w:cs="Arial" w:eastAsia="Arial" w:hAnsi="Arial"/>
@@ -3929,7 +3929,7 @@
             <w:pPr>
               <w:spacing w:after="20" w:before="0"/>
             </w:pPr>
-            <w:hyperlink w:history="1" r:id="rId18j_2u0t4mb-no7-xdjsi">
+            <w:hyperlink w:history="1" r:id="rId0ekk4zt5zr2-tjroxqqlp">
               <w:r>
                 <w:rPr>
                   <w:rFonts w:ascii="Arial" w:cs="Arial" w:eastAsia="Arial" w:hAnsi="Arial"/>
@@ -3962,7 +3962,7 @@
               <w:spacing w:after="10" w:before="0"/>
               <w:ind w:left="120"/>
             </w:pPr>
-            <w:hyperlink w:history="1" r:id="rIdnvgayoz7vbs2hshyuz6dl">
+            <w:hyperlink w:history="1" r:id="rIdocsmngn3_yum882euoddw">
               <w:r>
                 <w:rPr>
                   <w:rFonts w:ascii="Arial" w:cs="Arial" w:eastAsia="Arial" w:hAnsi="Arial"/>
@@ -4007,7 +4007,7 @@
             <w:pPr>
               <w:spacing w:after="20" w:before="0"/>
             </w:pPr>
-            <w:hyperlink w:history="1" r:id="rIdxm1nkdueovtwnds2j127h">
+            <w:hyperlink w:history="1" r:id="rId3bdiuqligrg9rqwfpbh5s">
               <w:r>
                 <w:rPr>
                   <w:rFonts w:ascii="Arial" w:cs="Arial" w:eastAsia="Arial" w:hAnsi="Arial"/>
@@ -4040,7 +4040,7 @@
               <w:spacing w:after="10" w:before="0"/>
               <w:ind w:left="120"/>
             </w:pPr>
-            <w:hyperlink w:history="1" r:id="rIdjmihrzhcfqa0mmnkozil9">
+            <w:hyperlink w:history="1" r:id="rIdzdkktt9ajj96cuh7e1ynn">
               <w:r>
                 <w:rPr>
                   <w:rFonts w:ascii="Arial" w:cs="Arial" w:eastAsia="Arial" w:hAnsi="Arial"/>
@@ -4311,7 +4311,7 @@
             <w:pPr>
               <w:spacing w:after="20" w:before="0"/>
             </w:pPr>
-            <w:hyperlink w:history="1" r:id="rIdbot0bkdoiucduicee7brr">
+            <w:hyperlink w:history="1" r:id="rIdba-xpzv0__-5qxlidu4yk">
               <w:r>
                 <w:rPr>
                   <w:rFonts w:ascii="Arial" w:cs="Arial" w:eastAsia="Arial" w:hAnsi="Arial"/>
@@ -4344,7 +4344,7 @@
               <w:spacing w:after="10" w:before="0"/>
               <w:ind w:left="120"/>
             </w:pPr>
-            <w:hyperlink w:history="1" r:id="rIdsz0l7n6kb36llpnxskip1">
+            <w:hyperlink w:history="1" r:id="rIdwpz4zrlyr9bc6h1knx0rd">
               <w:r>
                 <w:rPr>
                   <w:rFonts w:ascii="Arial" w:cs="Arial" w:eastAsia="Arial" w:hAnsi="Arial"/>
@@ -4389,7 +4389,7 @@
             <w:pPr>
               <w:spacing w:after="20" w:before="0"/>
             </w:pPr>
-            <w:hyperlink w:history="1" r:id="rIdmabfiungd70th0qoofava">
+            <w:hyperlink w:history="1" r:id="rIdfl0og21cg_7mwfhygtvpc">
               <w:r>
                 <w:rPr>
                   <w:rFonts w:ascii="Arial" w:cs="Arial" w:eastAsia="Arial" w:hAnsi="Arial"/>
@@ -4422,7 +4422,7 @@
               <w:spacing w:after="10" w:before="0"/>
               <w:ind w:left="120"/>
             </w:pPr>
-            <w:hyperlink w:history="1" r:id="rIdyuqvlhoeozhfwugxb34ss">
+            <w:hyperlink w:history="1" r:id="rIdhywfndwohcadufgji5hhb">
               <w:r>
                 <w:rPr>
                   <w:rFonts w:ascii="Arial" w:cs="Arial" w:eastAsia="Arial" w:hAnsi="Arial"/>
@@ -4731,7 +4731,7 @@
             <w:pPr>
               <w:spacing w:after="20" w:before="0"/>
             </w:pPr>
-            <w:hyperlink w:history="1" r:id="rId-twaanvyik27odxbdswzz">
+            <w:hyperlink w:history="1" r:id="rIdmvurjn4lju8fvcnktb5bx">
               <w:r>
                 <w:rPr>
                   <w:rFonts w:ascii="Arial" w:cs="Arial" w:eastAsia="Arial" w:hAnsi="Arial"/>
@@ -4764,7 +4764,7 @@
               <w:spacing w:after="10" w:before="0"/>
               <w:ind w:left="120"/>
             </w:pPr>
-            <w:hyperlink w:history="1" r:id="rIdasgp0gv26vcxufxxfhrc8">
+            <w:hyperlink w:history="1" r:id="rIdrdjodg-mwmlwbordwmug5">
               <w:r>
                 <w:rPr>
                   <w:rFonts w:ascii="Arial" w:cs="Arial" w:eastAsia="Arial" w:hAnsi="Arial"/>
@@ -4809,7 +4809,7 @@
             <w:pPr>
               <w:spacing w:after="20" w:before="0"/>
             </w:pPr>
-            <w:hyperlink w:history="1" r:id="rIdsz6jaolyvgusarr7tp4pb">
+            <w:hyperlink w:history="1" r:id="rIdcmiog93dqqdgg5jcehmm4">
               <w:r>
                 <w:rPr>
                   <w:rFonts w:ascii="Arial" w:cs="Arial" w:eastAsia="Arial" w:hAnsi="Arial"/>
@@ -4842,7 +4842,7 @@
               <w:spacing w:after="10" w:before="0"/>
               <w:ind w:left="120"/>
             </w:pPr>
-            <w:hyperlink w:history="1" r:id="rIdkjwudreiphsbcgx0dbwyt">
+            <w:hyperlink w:history="1" r:id="rIdnardqqy-t5k4pkigxwejt">
               <w:r>
                 <w:rPr>
                   <w:rFonts w:ascii="Arial" w:cs="Arial" w:eastAsia="Arial" w:hAnsi="Arial"/>
@@ -6519,7 +6519,7 @@
             <w:pPr>
               <w:spacing w:after="20" w:before="0"/>
             </w:pPr>
-            <w:hyperlink w:history="1" r:id="rIdwn_s4ef_ycyl0mop-o3gf">
+            <w:hyperlink w:history="1" r:id="rIdha37k1_jamsoynwsraten">
               <w:r>
                 <w:rPr>
                   <w:rFonts w:ascii="Arial" w:cs="Arial" w:eastAsia="Arial" w:hAnsi="Arial"/>
@@ -6552,7 +6552,7 @@
               <w:spacing w:after="10" w:before="0"/>
               <w:ind w:left="120"/>
             </w:pPr>
-            <w:hyperlink w:history="1" r:id="rId_br0h9eidam4ppptb06vf">
+            <w:hyperlink w:history="1" r:id="rIdgs_89coc80bph7fbyoj8d">
               <w:r>
                 <w:rPr>
                   <w:rFonts w:ascii="Arial" w:cs="Arial" w:eastAsia="Arial" w:hAnsi="Arial"/>
@@ -6597,7 +6597,7 @@
             <w:pPr>
               <w:spacing w:after="20" w:before="0"/>
             </w:pPr>
-            <w:hyperlink w:history="1" r:id="rIdis90k0otsprk78peiolbz">
+            <w:hyperlink w:history="1" r:id="rId-_mhlinp8ccjskcb4lw1q">
               <w:r>
                 <w:rPr>
                   <w:rFonts w:ascii="Arial" w:cs="Arial" w:eastAsia="Arial" w:hAnsi="Arial"/>
@@ -6630,7 +6630,7 @@
               <w:spacing w:after="10" w:before="0"/>
               <w:ind w:left="120"/>
             </w:pPr>
-            <w:hyperlink w:history="1" r:id="rIdpgeqx8gedqd96bpcmis7d">
+            <w:hyperlink w:history="1" r:id="rIdeqan_j1uiqhzrzfll9jmh">
               <w:r>
                 <w:rPr>
                   <w:rFonts w:ascii="Arial" w:cs="Arial" w:eastAsia="Arial" w:hAnsi="Arial"/>
@@ -6825,7 +6825,7 @@
             <w:pPr>
               <w:spacing w:after="20" w:before="0"/>
             </w:pPr>
-            <w:hyperlink w:history="1" r:id="rIdjdunlpvorc8ybs1qwatts">
+            <w:hyperlink w:history="1" r:id="rIdqbjrwitrgiuwiwc9hntpp">
               <w:r>
                 <w:rPr>
                   <w:rFonts w:ascii="Arial" w:cs="Arial" w:eastAsia="Arial" w:hAnsi="Arial"/>
@@ -6858,7 +6858,7 @@
               <w:spacing w:after="10" w:before="0"/>
               <w:ind w:left="120"/>
             </w:pPr>
-            <w:hyperlink w:history="1" r:id="rIdhzf6uhauafo80bytdvrv5">
+            <w:hyperlink w:history="1" r:id="rIdqbyztrn3onsusrxf7mpzy">
               <w:r>
                 <w:rPr>
                   <w:rFonts w:ascii="Arial" w:cs="Arial" w:eastAsia="Arial" w:hAnsi="Arial"/>
@@ -6903,7 +6903,7 @@
             <w:pPr>
               <w:spacing w:after="20" w:before="0"/>
             </w:pPr>
-            <w:hyperlink w:history="1" r:id="rIdirhs0jptyz7t4t8ddrzw1">
+            <w:hyperlink w:history="1" r:id="rId5diyx0zivs41qgfn4uca-">
               <w:r>
                 <w:rPr>
                   <w:rFonts w:ascii="Arial" w:cs="Arial" w:eastAsia="Arial" w:hAnsi="Arial"/>
@@ -6936,7 +6936,7 @@
               <w:spacing w:after="10" w:before="0"/>
               <w:ind w:left="120"/>
             </w:pPr>
-            <w:hyperlink w:history="1" r:id="rIdnb_gcbi2ptbfqmmv-prf6">
+            <w:hyperlink w:history="1" r:id="rIdutjgcu3y07xsy2rz0vecr">
               <w:r>
                 <w:rPr>
                   <w:rFonts w:ascii="Arial" w:cs="Arial" w:eastAsia="Arial" w:hAnsi="Arial"/>
@@ -7131,7 +7131,7 @@
             <w:pPr>
               <w:spacing w:after="20" w:before="0"/>
             </w:pPr>
-            <w:hyperlink w:history="1" r:id="rIdwczvg26vjmajar8ev3npa">
+            <w:hyperlink w:history="1" r:id="rIdgvenq4jd88nuvgs_wuwtj">
               <w:r>
                 <w:rPr>
                   <w:rFonts w:ascii="Arial" w:cs="Arial" w:eastAsia="Arial" w:hAnsi="Arial"/>
@@ -7164,7 +7164,7 @@
               <w:spacing w:after="10" w:before="0"/>
               <w:ind w:left="120"/>
             </w:pPr>
-            <w:hyperlink w:history="1" r:id="rId8fasa7u0of8unesabproi">
+            <w:hyperlink w:history="1" r:id="rIdni30ow5-ae_unhenzhjoy">
               <w:r>
                 <w:rPr>
                   <w:rFonts w:ascii="Arial" w:cs="Arial" w:eastAsia="Arial" w:hAnsi="Arial"/>
@@ -7209,7 +7209,7 @@
             <w:pPr>
               <w:spacing w:after="20" w:before="0"/>
             </w:pPr>
-            <w:hyperlink w:history="1" r:id="rIdpjvirroxi6lzp2rcaii14">
+            <w:hyperlink w:history="1" r:id="rIdggsakotbhdkplljg1ptwa">
               <w:r>
                 <w:rPr>
                   <w:rFonts w:ascii="Arial" w:cs="Arial" w:eastAsia="Arial" w:hAnsi="Arial"/>
@@ -7242,7 +7242,7 @@
               <w:spacing w:after="10" w:before="0"/>
               <w:ind w:left="120"/>
             </w:pPr>
-            <w:hyperlink w:history="1" r:id="rIdzmf_sz7yuo1xw4mnb_x1h">
+            <w:hyperlink w:history="1" r:id="rIdvxxhyfyfci0gvkahrvdok">
               <w:r>
                 <w:rPr>
                   <w:rFonts w:ascii="Arial" w:cs="Arial" w:eastAsia="Arial" w:hAnsi="Arial"/>
@@ -7437,7 +7437,7 @@
             <w:pPr>
               <w:spacing w:after="20" w:before="0"/>
             </w:pPr>
-            <w:hyperlink w:history="1" r:id="rIdlyxwsb-f5luvfhacpjtv1">
+            <w:hyperlink w:history="1" r:id="rId9sbvvbf2kwrgsjfaajzw3">
               <w:r>
                 <w:rPr>
                   <w:rFonts w:ascii="Arial" w:cs="Arial" w:eastAsia="Arial" w:hAnsi="Arial"/>
@@ -7470,7 +7470,7 @@
               <w:spacing w:after="10" w:before="0"/>
               <w:ind w:left="120"/>
             </w:pPr>
-            <w:hyperlink w:history="1" r:id="rIdphqs1pkkxhqtdhfsyvd2i">
+            <w:hyperlink w:history="1" r:id="rIdxsctko5bah6yeun83u9ay">
               <w:r>
                 <w:rPr>
                   <w:rFonts w:ascii="Arial" w:cs="Arial" w:eastAsia="Arial" w:hAnsi="Arial"/>
@@ -7515,7 +7515,7 @@
             <w:pPr>
               <w:spacing w:after="20" w:before="0"/>
             </w:pPr>
-            <w:hyperlink w:history="1" r:id="rIdi86wunltcdnmdacyd0u8j">
+            <w:hyperlink w:history="1" r:id="rId8zwntmpatnn8s_loomnpk">
               <w:r>
                 <w:rPr>
                   <w:rFonts w:ascii="Arial" w:cs="Arial" w:eastAsia="Arial" w:hAnsi="Arial"/>
@@ -7548,7 +7548,7 @@
               <w:spacing w:after="10" w:before="0"/>
               <w:ind w:left="120"/>
             </w:pPr>
-            <w:hyperlink w:history="1" r:id="rIdk6oejc9mfy4ij7eu4_cbs">
+            <w:hyperlink w:history="1" r:id="rIdf_3hkdfq3at9i0odnazx-">
               <w:r>
                 <w:rPr>
                   <w:rFonts w:ascii="Arial" w:cs="Arial" w:eastAsia="Arial" w:hAnsi="Arial"/>
@@ -7743,7 +7743,7 @@
             <w:pPr>
               <w:spacing w:after="20" w:before="0"/>
             </w:pPr>
-            <w:hyperlink w:history="1" r:id="rId8jyetycrf5so_exvnfepo">
+            <w:hyperlink w:history="1" r:id="rId26itnmqnnlinanhjdcci-">
               <w:r>
                 <w:rPr>
                   <w:rFonts w:ascii="Arial" w:cs="Arial" w:eastAsia="Arial" w:hAnsi="Arial"/>
@@ -7776,7 +7776,7 @@
               <w:spacing w:after="10" w:before="0"/>
               <w:ind w:left="120"/>
             </w:pPr>
-            <w:hyperlink w:history="1" r:id="rIdjdon_hnkelo8hynfcbcfr">
+            <w:hyperlink w:history="1" r:id="rIdw71g9lymierltxziwqeyx">
               <w:r>
                 <w:rPr>
                   <w:rFonts w:ascii="Arial" w:cs="Arial" w:eastAsia="Arial" w:hAnsi="Arial"/>
@@ -7821,7 +7821,7 @@
             <w:pPr>
               <w:spacing w:after="20" w:before="0"/>
             </w:pPr>
-            <w:hyperlink w:history="1" r:id="rIdxnqgdvic12w2nhiym5y5h">
+            <w:hyperlink w:history="1" r:id="rIdg6jkcmq8oetxkciwzmoic">
               <w:r>
                 <w:rPr>
                   <w:rFonts w:ascii="Arial" w:cs="Arial" w:eastAsia="Arial" w:hAnsi="Arial"/>
@@ -7854,7 +7854,7 @@
               <w:spacing w:after="10" w:before="0"/>
               <w:ind w:left="120"/>
             </w:pPr>
-            <w:hyperlink w:history="1" r:id="rId7bohfx-eq91awz0pa15lf">
+            <w:hyperlink w:history="1" r:id="rId--7ydmos7rasmdyyiwtf4">
               <w:r>
                 <w:rPr>
                   <w:rFonts w:ascii="Arial" w:cs="Arial" w:eastAsia="Arial" w:hAnsi="Arial"/>
@@ -9341,7 +9341,7 @@
             <w:pPr>
               <w:spacing w:after="20" w:before="0"/>
             </w:pPr>
-            <w:hyperlink w:history="1" r:id="rIdqfliuwhckh6azemrmnopi">
+            <w:hyperlink w:history="1" r:id="rIdjftrchjet22nbqw2rzarw">
               <w:r>
                 <w:rPr>
                   <w:rFonts w:ascii="Arial" w:cs="Arial" w:eastAsia="Arial" w:hAnsi="Arial"/>
@@ -9374,7 +9374,7 @@
               <w:spacing w:after="10" w:before="0"/>
               <w:ind w:left="120"/>
             </w:pPr>
-            <w:hyperlink w:history="1" r:id="rId_uoi8a7o4stpz9es_capx">
+            <w:hyperlink w:history="1" r:id="rIdgquqm4x31tqkbzlrbo2kr">
               <w:r>
                 <w:rPr>
                   <w:rFonts w:ascii="Arial" w:cs="Arial" w:eastAsia="Arial" w:hAnsi="Arial"/>
@@ -9419,7 +9419,7 @@
             <w:pPr>
               <w:spacing w:after="20" w:before="0"/>
             </w:pPr>
-            <w:hyperlink w:history="1" r:id="rIdlrmbqricmnzwlleahmae5">
+            <w:hyperlink w:history="1" r:id="rIdgljg1shi3-xixnwpn3eyp">
               <w:r>
                 <w:rPr>
                   <w:rFonts w:ascii="Arial" w:cs="Arial" w:eastAsia="Arial" w:hAnsi="Arial"/>
@@ -9452,7 +9452,7 @@
               <w:spacing w:after="10" w:before="0"/>
               <w:ind w:left="120"/>
             </w:pPr>
-            <w:hyperlink w:history="1" r:id="rIdsuav4niql3mulqfmqszny">
+            <w:hyperlink w:history="1" r:id="rIdiavab5uqvm40tazrf75wb">
               <w:r>
                 <w:rPr>
                   <w:rFonts w:ascii="Arial" w:cs="Arial" w:eastAsia="Arial" w:hAnsi="Arial"/>
@@ -9647,7 +9647,7 @@
             <w:pPr>
               <w:spacing w:after="20" w:before="0"/>
             </w:pPr>
-            <w:hyperlink w:history="1" r:id="rIdjbkywfm_qkukguivyamzo">
+            <w:hyperlink w:history="1" r:id="rIdvgi4ndafgzi-pfa5qq0h1">
               <w:r>
                 <w:rPr>
                   <w:rFonts w:ascii="Arial" w:cs="Arial" w:eastAsia="Arial" w:hAnsi="Arial"/>
@@ -9680,7 +9680,7 @@
               <w:spacing w:after="10" w:before="0"/>
               <w:ind w:left="120"/>
             </w:pPr>
-            <w:hyperlink w:history="1" r:id="rId4_wt4lkmqidy27s0dzqch">
+            <w:hyperlink w:history="1" r:id="rId_m5mlic5kty9rkbhltdpo">
               <w:r>
                 <w:rPr>
                   <w:rFonts w:ascii="Arial" w:cs="Arial" w:eastAsia="Arial" w:hAnsi="Arial"/>
@@ -9725,7 +9725,7 @@
             <w:pPr>
               <w:spacing w:after="20" w:before="0"/>
             </w:pPr>
-            <w:hyperlink w:history="1" r:id="rIdc9dko8wr1nt1jbjf4qtqu">
+            <w:hyperlink w:history="1" r:id="rIdbyplr6ha2riekg4vpjfws">
               <w:r>
                 <w:rPr>
                   <w:rFonts w:ascii="Arial" w:cs="Arial" w:eastAsia="Arial" w:hAnsi="Arial"/>
@@ -9758,7 +9758,7 @@
               <w:spacing w:after="10" w:before="0"/>
               <w:ind w:left="120"/>
             </w:pPr>
-            <w:hyperlink w:history="1" r:id="rIdyu9y7ikupl34skvuoutbf">
+            <w:hyperlink w:history="1" r:id="rIdidmvghikfp6kt2kh_p0cc">
               <w:r>
                 <w:rPr>
                   <w:rFonts w:ascii="Arial" w:cs="Arial" w:eastAsia="Arial" w:hAnsi="Arial"/>
@@ -9953,7 +9953,7 @@
             <w:pPr>
               <w:spacing w:after="20" w:before="0"/>
             </w:pPr>
-            <w:hyperlink w:history="1" r:id="rId-6buhb351nak1bz3oelvj">
+            <w:hyperlink w:history="1" r:id="rIdjtgebzjkevryvwak-ohgz">
               <w:r>
                 <w:rPr>
                   <w:rFonts w:ascii="Arial" w:cs="Arial" w:eastAsia="Arial" w:hAnsi="Arial"/>
@@ -9986,7 +9986,7 @@
               <w:spacing w:after="10" w:before="0"/>
               <w:ind w:left="120"/>
             </w:pPr>
-            <w:hyperlink w:history="1" r:id="rId-8ylpkqusevgfnencwhkh">
+            <w:hyperlink w:history="1" r:id="rIdmiznjzpynx9-unaq1e5dz">
               <w:r>
                 <w:rPr>
                   <w:rFonts w:ascii="Arial" w:cs="Arial" w:eastAsia="Arial" w:hAnsi="Arial"/>
@@ -10031,7 +10031,7 @@
             <w:pPr>
               <w:spacing w:after="20" w:before="0"/>
             </w:pPr>
-            <w:hyperlink w:history="1" r:id="rIdx4-upq2spef_3fi6ql58b">
+            <w:hyperlink w:history="1" r:id="rIdfchp_mg11expkadho5vcq">
               <w:r>
                 <w:rPr>
                   <w:rFonts w:ascii="Arial" w:cs="Arial" w:eastAsia="Arial" w:hAnsi="Arial"/>
@@ -10064,7 +10064,7 @@
               <w:spacing w:after="10" w:before="0"/>
               <w:ind w:left="120"/>
             </w:pPr>
-            <w:hyperlink w:history="1" r:id="rIdl7upnjcp8clrw9klujbad">
+            <w:hyperlink w:history="1" r:id="rIdrfwahppsn_va3uu8mnwtr">
               <w:r>
                 <w:rPr>
                   <w:rFonts w:ascii="Arial" w:cs="Arial" w:eastAsia="Arial" w:hAnsi="Arial"/>
@@ -10259,7 +10259,7 @@
             <w:pPr>
               <w:spacing w:after="20" w:before="0"/>
             </w:pPr>
-            <w:hyperlink w:history="1" r:id="rIddpf4fihpxb1wmc8qefuuy">
+            <w:hyperlink w:history="1" r:id="rIdpfnfjrbugl6joze9xvtwh">
               <w:r>
                 <w:rPr>
                   <w:rFonts w:ascii="Arial" w:cs="Arial" w:eastAsia="Arial" w:hAnsi="Arial"/>
@@ -10292,7 +10292,7 @@
               <w:spacing w:after="10" w:before="0"/>
               <w:ind w:left="120"/>
             </w:pPr>
-            <w:hyperlink w:history="1" r:id="rIdop1jbfo46_ttzldxgktus">
+            <w:hyperlink w:history="1" r:id="rId8v1tml1t5ps7m75woglaq">
               <w:r>
                 <w:rPr>
                   <w:rFonts w:ascii="Arial" w:cs="Arial" w:eastAsia="Arial" w:hAnsi="Arial"/>
@@ -10337,7 +10337,7 @@
             <w:pPr>
               <w:spacing w:after="20" w:before="0"/>
             </w:pPr>
-            <w:hyperlink w:history="1" r:id="rIdiacjcoznfl6qulobpji7r">
+            <w:hyperlink w:history="1" r:id="rIdvnlwevl5pakclujgvju3l">
               <w:r>
                 <w:rPr>
                   <w:rFonts w:ascii="Arial" w:cs="Arial" w:eastAsia="Arial" w:hAnsi="Arial"/>
@@ -10370,7 +10370,7 @@
               <w:spacing w:after="10" w:before="0"/>
               <w:ind w:left="120"/>
             </w:pPr>
-            <w:hyperlink w:history="1" r:id="rId8ycv6v4opwhhti0rl6x0s">
+            <w:hyperlink w:history="1" r:id="rIdgdwvpf0uzdq5sa9xey_5h">
               <w:r>
                 <w:rPr>
                   <w:rFonts w:ascii="Arial" w:cs="Arial" w:eastAsia="Arial" w:hAnsi="Arial"/>
@@ -10565,7 +10565,7 @@
             <w:pPr>
               <w:spacing w:after="20" w:before="0"/>
             </w:pPr>
-            <w:hyperlink w:history="1" r:id="rIdyez7me5kee4us_5v5lrdc">
+            <w:hyperlink w:history="1" r:id="rIddxj2xhqgnlr8l0hocmwjf">
               <w:r>
                 <w:rPr>
                   <w:rFonts w:ascii="Arial" w:cs="Arial" w:eastAsia="Arial" w:hAnsi="Arial"/>
@@ -10598,7 +10598,7 @@
               <w:spacing w:after="10" w:before="0"/>
               <w:ind w:left="120"/>
             </w:pPr>
-            <w:hyperlink w:history="1" r:id="rIdkvl6363rgzmesk7cwj-fh">
+            <w:hyperlink w:history="1" r:id="rIdetohl8d3_u2xha3cc5q7m">
               <w:r>
                 <w:rPr>
                   <w:rFonts w:ascii="Arial" w:cs="Arial" w:eastAsia="Arial" w:hAnsi="Arial"/>
@@ -10643,7 +10643,7 @@
             <w:pPr>
               <w:spacing w:after="20" w:before="0"/>
             </w:pPr>
-            <w:hyperlink w:history="1" r:id="rId6rls87llud-o-laliixih">
+            <w:hyperlink w:history="1" r:id="rIdqvwsz8ums65ej3rb7gs7b">
               <w:r>
                 <w:rPr>
                   <w:rFonts w:ascii="Arial" w:cs="Arial" w:eastAsia="Arial" w:hAnsi="Arial"/>
@@ -10676,7 +10676,7 @@
               <w:spacing w:after="10" w:before="0"/>
               <w:ind w:left="120"/>
             </w:pPr>
-            <w:hyperlink w:history="1" r:id="rIdcweohql3rd7r5nltoxmri">
+            <w:hyperlink w:history="1" r:id="rIdo_qinv9ih3kiwgi8f0qq4">
               <w:r>
                 <w:rPr>
                   <w:rFonts w:ascii="Arial" w:cs="Arial" w:eastAsia="Arial" w:hAnsi="Arial"/>
@@ -12512,7 +12512,7 @@
             <w:pPr>
               <w:spacing w:after="20" w:before="0"/>
             </w:pPr>
-            <w:hyperlink w:history="1" r:id="rIdqdaj70hznxk8v7-v-4huw">
+            <w:hyperlink w:history="1" r:id="rIdmmilzdfzsehnxxmpskgin">
               <w:r>
                 <w:rPr>
                   <w:rFonts w:ascii="Arial" w:cs="Arial" w:eastAsia="Arial" w:hAnsi="Arial"/>
@@ -12545,7 +12545,7 @@
               <w:spacing w:after="10" w:before="0"/>
               <w:ind w:left="120"/>
             </w:pPr>
-            <w:hyperlink w:history="1" r:id="rIdduderdsyxpkaj5qotp6j3">
+            <w:hyperlink w:history="1" r:id="rIdy2scmsqzm3sxbc3--lxl8">
               <w:r>
                 <w:rPr>
                   <w:rFonts w:ascii="Arial" w:cs="Arial" w:eastAsia="Arial" w:hAnsi="Arial"/>
@@ -12590,7 +12590,7 @@
             <w:pPr>
               <w:spacing w:after="20" w:before="0"/>
             </w:pPr>
-            <w:hyperlink w:history="1" r:id="rIdfrrpgtbh5rr58oye1ebac">
+            <w:hyperlink w:history="1" r:id="rIdf7ruy1ohvb9yagjjausz1">
               <w:r>
                 <w:rPr>
                   <w:rFonts w:ascii="Arial" w:cs="Arial" w:eastAsia="Arial" w:hAnsi="Arial"/>
@@ -12623,7 +12623,7 @@
               <w:spacing w:after="10" w:before="0"/>
               <w:ind w:left="120"/>
             </w:pPr>
-            <w:hyperlink w:history="1" r:id="rIdqez59-k9l3mz8puyb7agm">
+            <w:hyperlink w:history="1" r:id="rIdbjbhdeh9g1wkqn2xgyok6">
               <w:r>
                 <w:rPr>
                   <w:rFonts w:ascii="Arial" w:cs="Arial" w:eastAsia="Arial" w:hAnsi="Arial"/>
@@ -12818,7 +12818,7 @@
             <w:pPr>
               <w:spacing w:after="20" w:before="0"/>
             </w:pPr>
-            <w:hyperlink w:history="1" r:id="rId1v2gid7oxvhags2s7gczt">
+            <w:hyperlink w:history="1" r:id="rIdlfmnoedsbarewn28cktzf">
               <w:r>
                 <w:rPr>
                   <w:rFonts w:ascii="Arial" w:cs="Arial" w:eastAsia="Arial" w:hAnsi="Arial"/>
@@ -12851,7 +12851,7 @@
               <w:spacing w:after="10" w:before="0"/>
               <w:ind w:left="120"/>
             </w:pPr>
-            <w:hyperlink w:history="1" r:id="rIduiz73zoq6hjzw-nat4nod">
+            <w:hyperlink w:history="1" r:id="rIdw2z5kvoqqrtw0oudgfrsx">
               <w:r>
                 <w:rPr>
                   <w:rFonts w:ascii="Arial" w:cs="Arial" w:eastAsia="Arial" w:hAnsi="Arial"/>
@@ -12896,7 +12896,7 @@
             <w:pPr>
               <w:spacing w:after="20" w:before="0"/>
             </w:pPr>
-            <w:hyperlink w:history="1" r:id="rIdc3upznhwivxbv2dxc_rza">
+            <w:hyperlink w:history="1" r:id="rIdntvox39-yf-bp_sts6nai">
               <w:r>
                 <w:rPr>
                   <w:rFonts w:ascii="Arial" w:cs="Arial" w:eastAsia="Arial" w:hAnsi="Arial"/>
@@ -12929,7 +12929,7 @@
               <w:spacing w:after="10" w:before="0"/>
               <w:ind w:left="120"/>
             </w:pPr>
-            <w:hyperlink w:history="1" r:id="rIdxifwma0fppf5xmqhoqav0">
+            <w:hyperlink w:history="1" r:id="rId6a8e9ouiil06hynvvif-l">
               <w:r>
                 <w:rPr>
                   <w:rFonts w:ascii="Arial" w:cs="Arial" w:eastAsia="Arial" w:hAnsi="Arial"/>
@@ -13124,7 +13124,7 @@
             <w:pPr>
               <w:spacing w:after="20" w:before="0"/>
             </w:pPr>
-            <w:hyperlink w:history="1" r:id="rIdsxhdkhrbnyfub6vbdeku0">
+            <w:hyperlink w:history="1" r:id="rIdxkb5zfsu4mrl7wlt4aozh">
               <w:r>
                 <w:rPr>
                   <w:rFonts w:ascii="Arial" w:cs="Arial" w:eastAsia="Arial" w:hAnsi="Arial"/>
@@ -13157,7 +13157,7 @@
               <w:spacing w:after="10" w:before="0"/>
               <w:ind w:left="120"/>
             </w:pPr>
-            <w:hyperlink w:history="1" r:id="rIdykmp1t5w3cktdvcl6r70i">
+            <w:hyperlink w:history="1" r:id="rIduwh8axj5dl7hmhp2otst4">
               <w:r>
                 <w:rPr>
                   <w:rFonts w:ascii="Arial" w:cs="Arial" w:eastAsia="Arial" w:hAnsi="Arial"/>
@@ -13202,7 +13202,7 @@
             <w:pPr>
               <w:spacing w:after="20" w:before="0"/>
             </w:pPr>
-            <w:hyperlink w:history="1" r:id="rIdtprz6fzslscxzrsvkojx6">
+            <w:hyperlink w:history="1" r:id="rId7fzsbfk-tfhtpsypxq2xh">
               <w:r>
                 <w:rPr>
                   <w:rFonts w:ascii="Arial" w:cs="Arial" w:eastAsia="Arial" w:hAnsi="Arial"/>
@@ -13235,7 +13235,7 @@
               <w:spacing w:after="10" w:before="0"/>
               <w:ind w:left="120"/>
             </w:pPr>
-            <w:hyperlink w:history="1" r:id="rIdzftdpqkarr6abc61hcvln">
+            <w:hyperlink w:history="1" r:id="rIdcqcq0wr0zwqzq1y9wiyfd">
               <w:r>
                 <w:rPr>
                   <w:rFonts w:ascii="Arial" w:cs="Arial" w:eastAsia="Arial" w:hAnsi="Arial"/>
@@ -13430,7 +13430,7 @@
             <w:pPr>
               <w:spacing w:after="20" w:before="0"/>
             </w:pPr>
-            <w:hyperlink w:history="1" r:id="rId_g5zyogs2mxmaefos48_5">
+            <w:hyperlink w:history="1" r:id="rIdg4bh_8w-phkgrqkr9njao">
               <w:r>
                 <w:rPr>
                   <w:rFonts w:ascii="Arial" w:cs="Arial" w:eastAsia="Arial" w:hAnsi="Arial"/>
@@ -13463,7 +13463,7 @@
               <w:spacing w:after="10" w:before="0"/>
               <w:ind w:left="120"/>
             </w:pPr>
-            <w:hyperlink w:history="1" r:id="rIds_4buqr4c6lyrsh0cca5c">
+            <w:hyperlink w:history="1" r:id="rIdhzfnx0jo_sbtokzxcnkmj">
               <w:r>
                 <w:rPr>
                   <w:rFonts w:ascii="Arial" w:cs="Arial" w:eastAsia="Arial" w:hAnsi="Arial"/>
@@ -13508,7 +13508,7 @@
             <w:pPr>
               <w:spacing w:after="20" w:before="0"/>
             </w:pPr>
-            <w:hyperlink w:history="1" r:id="rIdijp2dmji6w9pbmxledjbw">
+            <w:hyperlink w:history="1" r:id="rIdyg8ihrneol8wt1pcdsiwc">
               <w:r>
                 <w:rPr>
                   <w:rFonts w:ascii="Arial" w:cs="Arial" w:eastAsia="Arial" w:hAnsi="Arial"/>
@@ -13541,7 +13541,7 @@
               <w:spacing w:after="10" w:before="0"/>
               <w:ind w:left="120"/>
             </w:pPr>
-            <w:hyperlink w:history="1" r:id="rId6em_etlzvahxs5w4djeed">
+            <w:hyperlink w:history="1" r:id="rIdchmfevdftl1jr7hrfwqwe">
               <w:r>
                 <w:rPr>
                   <w:rFonts w:ascii="Arial" w:cs="Arial" w:eastAsia="Arial" w:hAnsi="Arial"/>
@@ -13736,7 +13736,7 @@
             <w:pPr>
               <w:spacing w:after="20" w:before="0"/>
             </w:pPr>
-            <w:hyperlink w:history="1" r:id="rIddvjg0ahhvakni8tjxfuoz">
+            <w:hyperlink w:history="1" r:id="rId5pwmybfmm-rziqevvi37v">
               <w:r>
                 <w:rPr>
                   <w:rFonts w:ascii="Arial" w:cs="Arial" w:eastAsia="Arial" w:hAnsi="Arial"/>
@@ -13769,7 +13769,7 @@
               <w:spacing w:after="10" w:before="0"/>
               <w:ind w:left="120"/>
             </w:pPr>
-            <w:hyperlink w:history="1" r:id="rIdlslfdiyltjsnnr2ijabl7">
+            <w:hyperlink w:history="1" r:id="rIdbjvjosgvymn7ytbuphfgx">
               <w:r>
                 <w:rPr>
                   <w:rFonts w:ascii="Arial" w:cs="Arial" w:eastAsia="Arial" w:hAnsi="Arial"/>
@@ -13814,7 +13814,7 @@
             <w:pPr>
               <w:spacing w:after="20" w:before="0"/>
             </w:pPr>
-            <w:hyperlink w:history="1" r:id="rIdfwuqwnpm41ynpjtekv3wj">
+            <w:hyperlink w:history="1" r:id="rIdsj_izrqpzrmkmnsw7o08y">
               <w:r>
                 <w:rPr>
                   <w:rFonts w:ascii="Arial" w:cs="Arial" w:eastAsia="Arial" w:hAnsi="Arial"/>
@@ -13847,7 +13847,7 @@
               <w:spacing w:after="10" w:before="0"/>
               <w:ind w:left="120"/>
             </w:pPr>
-            <w:hyperlink w:history="1" r:id="rIdwpxvi2wt42jrsr7jqursc">
+            <w:hyperlink w:history="1" r:id="rId6bqs729l1xowgkvsy68c9">
               <w:r>
                 <w:rPr>
                   <w:rFonts w:ascii="Arial" w:cs="Arial" w:eastAsia="Arial" w:hAnsi="Arial"/>
@@ -15645,7 +15645,7 @@
             <w:pPr>
               <w:spacing w:after="20" w:before="0"/>
             </w:pPr>
-            <w:hyperlink w:history="1" r:id="rIdrssszj2t-8jicjkqfh8pp">
+            <w:hyperlink w:history="1" r:id="rIds3ii617nsb3zudn2o-ivq">
               <w:r>
                 <w:rPr>
                   <w:rFonts w:ascii="Arial" w:cs="Arial" w:eastAsia="Arial" w:hAnsi="Arial"/>
@@ -15678,7 +15678,7 @@
               <w:spacing w:after="10" w:before="0"/>
               <w:ind w:left="120"/>
             </w:pPr>
-            <w:hyperlink w:history="1" r:id="rIdg3elw0akrwansccxcg9qu">
+            <w:hyperlink w:history="1" r:id="rIddfga-qccp0oywykzmf0fa">
               <w:r>
                 <w:rPr>
                   <w:rFonts w:ascii="Arial" w:cs="Arial" w:eastAsia="Arial" w:hAnsi="Arial"/>
@@ -15723,7 +15723,7 @@
             <w:pPr>
               <w:spacing w:after="20" w:before="0"/>
             </w:pPr>
-            <w:hyperlink w:history="1" r:id="rIdeqz1c0g4cqkxy1l9ffyua">
+            <w:hyperlink w:history="1" r:id="rIdiniadog91furorxrkiq6s">
               <w:r>
                 <w:rPr>
                   <w:rFonts w:ascii="Arial" w:cs="Arial" w:eastAsia="Arial" w:hAnsi="Arial"/>
@@ -15756,7 +15756,7 @@
               <w:spacing w:after="10" w:before="0"/>
               <w:ind w:left="120"/>
             </w:pPr>
-            <w:hyperlink w:history="1" r:id="rIdlzyrqbw5la6dnlckwzeai">
+            <w:hyperlink w:history="1" r:id="rIdahei8pxihbzql8qwssq3c">
               <w:r>
                 <w:rPr>
                   <w:rFonts w:ascii="Arial" w:cs="Arial" w:eastAsia="Arial" w:hAnsi="Arial"/>
@@ -15951,7 +15951,7 @@
             <w:pPr>
               <w:spacing w:after="20" w:before="0"/>
             </w:pPr>
-            <w:hyperlink w:history="1" r:id="rIdfwvbetnyhgc1dt0u4f6bo">
+            <w:hyperlink w:history="1" r:id="rIdzi4nuprniqdgfayk1ht5z">
               <w:r>
                 <w:rPr>
                   <w:rFonts w:ascii="Arial" w:cs="Arial" w:eastAsia="Arial" w:hAnsi="Arial"/>
@@ -15984,7 +15984,7 @@
               <w:spacing w:after="10" w:before="0"/>
               <w:ind w:left="120"/>
             </w:pPr>
-            <w:hyperlink w:history="1" r:id="rIdxfvgczjku17fam_r5gr1n">
+            <w:hyperlink w:history="1" r:id="rIduuaisbpmtllof16ikxz54">
               <w:r>
                 <w:rPr>
                   <w:rFonts w:ascii="Arial" w:cs="Arial" w:eastAsia="Arial" w:hAnsi="Arial"/>
@@ -16029,7 +16029,7 @@
             <w:pPr>
               <w:spacing w:after="20" w:before="0"/>
             </w:pPr>
-            <w:hyperlink w:history="1" r:id="rIdqxf1ssqnrcgrq3rfzriv-">
+            <w:hyperlink w:history="1" r:id="rIdkxa5iucngpkc6l21llgq5">
               <w:r>
                 <w:rPr>
                   <w:rFonts w:ascii="Arial" w:cs="Arial" w:eastAsia="Arial" w:hAnsi="Arial"/>
@@ -16062,7 +16062,7 @@
               <w:spacing w:after="10" w:before="0"/>
               <w:ind w:left="120"/>
             </w:pPr>
-            <w:hyperlink w:history="1" r:id="rIdxla3brg48zwywu62c9id_">
+            <w:hyperlink w:history="1" r:id="rIduhi5alozghcslkqjmnxof">
               <w:r>
                 <w:rPr>
                   <w:rFonts w:ascii="Arial" w:cs="Arial" w:eastAsia="Arial" w:hAnsi="Arial"/>
@@ -16257,7 +16257,7 @@
             <w:pPr>
               <w:spacing w:after="20" w:before="0"/>
             </w:pPr>
-            <w:hyperlink w:history="1" r:id="rIdbem1rpcldna-hkxivgmze">
+            <w:hyperlink w:history="1" r:id="rIdbvzc-xxttevs7mjxrj6fv">
               <w:r>
                 <w:rPr>
                   <w:rFonts w:ascii="Arial" w:cs="Arial" w:eastAsia="Arial" w:hAnsi="Arial"/>
@@ -16290,7 +16290,7 @@
               <w:spacing w:after="10" w:before="0"/>
               <w:ind w:left="120"/>
             </w:pPr>
-            <w:hyperlink w:history="1" r:id="rIdymmd9kp7bqayxjvnffz48">
+            <w:hyperlink w:history="1" r:id="rIdd6n-n-mh1wzdmjvrs_eux">
               <w:r>
                 <w:rPr>
                   <w:rFonts w:ascii="Arial" w:cs="Arial" w:eastAsia="Arial" w:hAnsi="Arial"/>
@@ -16335,7 +16335,7 @@
             <w:pPr>
               <w:spacing w:after="20" w:before="0"/>
             </w:pPr>
-            <w:hyperlink w:history="1" r:id="rIdespr41vomqur4h3wm5hbf">
+            <w:hyperlink w:history="1" r:id="rIdpxe2g-choo8dptualbdie">
               <w:r>
                 <w:rPr>
                   <w:rFonts w:ascii="Arial" w:cs="Arial" w:eastAsia="Arial" w:hAnsi="Arial"/>
@@ -16368,7 +16368,7 @@
               <w:spacing w:after="10" w:before="0"/>
               <w:ind w:left="120"/>
             </w:pPr>
-            <w:hyperlink w:history="1" r:id="rIdhm6obf7i86jijm2_hjihh">
+            <w:hyperlink w:history="1" r:id="rIdbsgpr3oljcakgqwjfmvni">
               <w:r>
                 <w:rPr>
                   <w:rFonts w:ascii="Arial" w:cs="Arial" w:eastAsia="Arial" w:hAnsi="Arial"/>
@@ -16563,7 +16563,7 @@
             <w:pPr>
               <w:spacing w:after="20" w:before="0"/>
             </w:pPr>
-            <w:hyperlink w:history="1" r:id="rId9q0w0owv3r4xbp9sqygx7">
+            <w:hyperlink w:history="1" r:id="rIdx0eildfccs6bdhoofr1l3">
               <w:r>
                 <w:rPr>
                   <w:rFonts w:ascii="Arial" w:cs="Arial" w:eastAsia="Arial" w:hAnsi="Arial"/>
@@ -16596,7 +16596,7 @@
               <w:spacing w:after="10" w:before="0"/>
               <w:ind w:left="120"/>
             </w:pPr>
-            <w:hyperlink w:history="1" r:id="rIdoroegdqudow23w9t1hycv">
+            <w:hyperlink w:history="1" r:id="rIdluhgkipvznpj-3tvehm5p">
               <w:r>
                 <w:rPr>
                   <w:rFonts w:ascii="Arial" w:cs="Arial" w:eastAsia="Arial" w:hAnsi="Arial"/>
@@ -16641,7 +16641,7 @@
             <w:pPr>
               <w:spacing w:after="20" w:before="0"/>
             </w:pPr>
-            <w:hyperlink w:history="1" r:id="rIdo8rs7adfklakknpnc-kpu">
+            <w:hyperlink w:history="1" r:id="rId3k00rllokhctywcg2ntj5">
               <w:r>
                 <w:rPr>
                   <w:rFonts w:ascii="Arial" w:cs="Arial" w:eastAsia="Arial" w:hAnsi="Arial"/>
@@ -16674,7 +16674,7 @@
               <w:spacing w:after="10" w:before="0"/>
               <w:ind w:left="120"/>
             </w:pPr>
-            <w:hyperlink w:history="1" r:id="rIdd5ioqzfylk5u7jdfeteot">
+            <w:hyperlink w:history="1" r:id="rIdony2-tvxsxqfcd2udvxnq">
               <w:r>
                 <w:rPr>
                   <w:rFonts w:ascii="Arial" w:cs="Arial" w:eastAsia="Arial" w:hAnsi="Arial"/>
@@ -16869,7 +16869,7 @@
             <w:pPr>
               <w:spacing w:after="20" w:before="0"/>
             </w:pPr>
-            <w:hyperlink w:history="1" r:id="rIdw0g3026bzf_li564rlpm0">
+            <w:hyperlink w:history="1" r:id="rIdnxlh1ao7nffgcs1lzcsju">
               <w:r>
                 <w:rPr>
                   <w:rFonts w:ascii="Arial" w:cs="Arial" w:eastAsia="Arial" w:hAnsi="Arial"/>
@@ -16902,7 +16902,7 @@
               <w:spacing w:after="10" w:before="0"/>
               <w:ind w:left="120"/>
             </w:pPr>
-            <w:hyperlink w:history="1" r:id="rIdkwfxna7hbarjt2c9iowoe">
+            <w:hyperlink w:history="1" r:id="rId9nkdwp5-bmq58daw5s3ss">
               <w:r>
                 <w:rPr>
                   <w:rFonts w:ascii="Arial" w:cs="Arial" w:eastAsia="Arial" w:hAnsi="Arial"/>
@@ -16947,7 +16947,7 @@
             <w:pPr>
               <w:spacing w:after="20" w:before="0"/>
             </w:pPr>
-            <w:hyperlink w:history="1" r:id="rIdtmxyuszfyus-kmeqent_m">
+            <w:hyperlink w:history="1" r:id="rIdur0-prpgbxrfz0jjxllvc">
               <w:r>
                 <w:rPr>
                   <w:rFonts w:ascii="Arial" w:cs="Arial" w:eastAsia="Arial" w:hAnsi="Arial"/>
@@ -16980,7 +16980,7 @@
               <w:spacing w:after="10" w:before="0"/>
               <w:ind w:left="120"/>
             </w:pPr>
-            <w:hyperlink w:history="1" r:id="rIdmuxkor_ukdedaswkdqhs8">
+            <w:hyperlink w:history="1" r:id="rIdsdl4bi_dlwrpf5uqxtgxz">
               <w:r>
                 <w:rPr>
                   <w:rFonts w:ascii="Arial" w:cs="Arial" w:eastAsia="Arial" w:hAnsi="Arial"/>
@@ -18742,7 +18742,7 @@
             <w:pPr>
               <w:spacing w:after="20" w:before="0"/>
             </w:pPr>
-            <w:hyperlink w:history="1" r:id="rIdrh2ae_wx1uvnsnn79ysce">
+            <w:hyperlink w:history="1" r:id="rIdsb0peiwayw1isvzerp6jj">
               <w:r>
                 <w:rPr>
                   <w:rFonts w:ascii="Arial" w:cs="Arial" w:eastAsia="Arial" w:hAnsi="Arial"/>
@@ -18775,7 +18775,7 @@
               <w:spacing w:after="10" w:before="0"/>
               <w:ind w:left="120"/>
             </w:pPr>
-            <w:hyperlink w:history="1" r:id="rIdxi8xoxzpvppw93f3ybxg1">
+            <w:hyperlink w:history="1" r:id="rIdeowaecwtjdmhio4pbnw-f">
               <w:r>
                 <w:rPr>
                   <w:rFonts w:ascii="Arial" w:cs="Arial" w:eastAsia="Arial" w:hAnsi="Arial"/>
@@ -18820,7 +18820,7 @@
             <w:pPr>
               <w:spacing w:after="20" w:before="0"/>
             </w:pPr>
-            <w:hyperlink w:history="1" r:id="rIdooxpqmivtu_izqsxi0vl3">
+            <w:hyperlink w:history="1" r:id="rIdsmawqjpx3aq9uwiqe37y4">
               <w:r>
                 <w:rPr>
                   <w:rFonts w:ascii="Arial" w:cs="Arial" w:eastAsia="Arial" w:hAnsi="Arial"/>
@@ -18853,7 +18853,7 @@
               <w:spacing w:after="10" w:before="0"/>
               <w:ind w:left="120"/>
             </w:pPr>
-            <w:hyperlink w:history="1" r:id="rId4zpoy9pbl_neeofmgwdbc">
+            <w:hyperlink w:history="1" r:id="rId47rfp55grn2kbcqakcsyq">
               <w:r>
                 <w:rPr>
                   <w:rFonts w:ascii="Arial" w:cs="Arial" w:eastAsia="Arial" w:hAnsi="Arial"/>
@@ -19048,7 +19048,7 @@
             <w:pPr>
               <w:spacing w:after="20" w:before="0"/>
             </w:pPr>
-            <w:hyperlink w:history="1" r:id="rIdkb297168oplzx7ifpvy59">
+            <w:hyperlink w:history="1" r:id="rIddcbo4j92v3euho6ofn5bf">
               <w:r>
                 <w:rPr>
                   <w:rFonts w:ascii="Arial" w:cs="Arial" w:eastAsia="Arial" w:hAnsi="Arial"/>
@@ -19081,7 +19081,7 @@
               <w:spacing w:after="10" w:before="0"/>
               <w:ind w:left="120"/>
             </w:pPr>
-            <w:hyperlink w:history="1" r:id="rIdwqn-r5un6rhng0nh2_lnb">
+            <w:hyperlink w:history="1" r:id="rIdggdmczvfavbbzrko86bzp">
               <w:r>
                 <w:rPr>
                   <w:rFonts w:ascii="Arial" w:cs="Arial" w:eastAsia="Arial" w:hAnsi="Arial"/>
@@ -19126,7 +19126,7 @@
             <w:pPr>
               <w:spacing w:after="20" w:before="0"/>
             </w:pPr>
-            <w:hyperlink w:history="1" r:id="rIdiazbxmyesak-jn-3qs-aa">
+            <w:hyperlink w:history="1" r:id="rIdktfphjm1jluhlrmvvixj7">
               <w:r>
                 <w:rPr>
                   <w:rFonts w:ascii="Arial" w:cs="Arial" w:eastAsia="Arial" w:hAnsi="Arial"/>
@@ -19159,7 +19159,7 @@
               <w:spacing w:after="10" w:before="0"/>
               <w:ind w:left="120"/>
             </w:pPr>
-            <w:hyperlink w:history="1" r:id="rIdf71ppqori59mt5slz9vkt">
+            <w:hyperlink w:history="1" r:id="rIdosmx4y6v_loo0vvf8glg8">
               <w:r>
                 <w:rPr>
                   <w:rFonts w:ascii="Arial" w:cs="Arial" w:eastAsia="Arial" w:hAnsi="Arial"/>
@@ -19354,7 +19354,7 @@
             <w:pPr>
               <w:spacing w:after="20" w:before="0"/>
             </w:pPr>
-            <w:hyperlink w:history="1" r:id="rIdmxt7taxadmmiro5rbxjpt">
+            <w:hyperlink w:history="1" r:id="rId4ydvqhi1pu8ewausmy_ds">
               <w:r>
                 <w:rPr>
                   <w:rFonts w:ascii="Arial" w:cs="Arial" w:eastAsia="Arial" w:hAnsi="Arial"/>
@@ -19387,7 +19387,7 @@
               <w:spacing w:after="10" w:before="0"/>
               <w:ind w:left="120"/>
             </w:pPr>
-            <w:hyperlink w:history="1" r:id="rId7tnqm1sdecoam0mxufw11">
+            <w:hyperlink w:history="1" r:id="rIdcfau-rxon_nj-6ccriucj">
               <w:r>
                 <w:rPr>
                   <w:rFonts w:ascii="Arial" w:cs="Arial" w:eastAsia="Arial" w:hAnsi="Arial"/>
@@ -19432,7 +19432,7 @@
             <w:pPr>
               <w:spacing w:after="20" w:before="0"/>
             </w:pPr>
-            <w:hyperlink w:history="1" r:id="rIdl908p2bxlx8b1w8b4dfk1">
+            <w:hyperlink w:history="1" r:id="rIda87nlqscpaucvmpwouc8m">
               <w:r>
                 <w:rPr>
                   <w:rFonts w:ascii="Arial" w:cs="Arial" w:eastAsia="Arial" w:hAnsi="Arial"/>
@@ -19465,7 +19465,7 @@
               <w:spacing w:after="10" w:before="0"/>
               <w:ind w:left="120"/>
             </w:pPr>
-            <w:hyperlink w:history="1" r:id="rIdt6knzp-krwxsqxwuj-fly">
+            <w:hyperlink w:history="1" r:id="rIdh731kbohdemmpyonlqmtf">
               <w:r>
                 <w:rPr>
                   <w:rFonts w:ascii="Arial" w:cs="Arial" w:eastAsia="Arial" w:hAnsi="Arial"/>
@@ -19660,7 +19660,7 @@
             <w:pPr>
               <w:spacing w:after="20" w:before="0"/>
             </w:pPr>
-            <w:hyperlink w:history="1" r:id="rIdfabxkf0awywfwtfsvpsdy">
+            <w:hyperlink w:history="1" r:id="rIdhrknu2v3xkidhqslwumc8">
               <w:r>
                 <w:rPr>
                   <w:rFonts w:ascii="Arial" w:cs="Arial" w:eastAsia="Arial" w:hAnsi="Arial"/>
@@ -19693,7 +19693,7 @@
               <w:spacing w:after="10" w:before="0"/>
               <w:ind w:left="120"/>
             </w:pPr>
-            <w:hyperlink w:history="1" r:id="rId6n1ptvupab_3s9swpx0hx">
+            <w:hyperlink w:history="1" r:id="rIdd6p4js_rt-2w6mzpllcxw">
               <w:r>
                 <w:rPr>
                   <w:rFonts w:ascii="Arial" w:cs="Arial" w:eastAsia="Arial" w:hAnsi="Arial"/>
@@ -19738,7 +19738,7 @@
             <w:pPr>
               <w:spacing w:after="20" w:before="0"/>
             </w:pPr>
-            <w:hyperlink w:history="1" r:id="rIdu3lsnxreg9fezx1b_guil">
+            <w:hyperlink w:history="1" r:id="rIdzbiakhsw96_l_r0ihqea_">
               <w:r>
                 <w:rPr>
                   <w:rFonts w:ascii="Arial" w:cs="Arial" w:eastAsia="Arial" w:hAnsi="Arial"/>
@@ -19771,7 +19771,7 @@
               <w:spacing w:after="10" w:before="0"/>
               <w:ind w:left="120"/>
             </w:pPr>
-            <w:hyperlink w:history="1" r:id="rIdwnubjznl9rm0q6nrnihoq">
+            <w:hyperlink w:history="1" r:id="rIdm_6ywg7ehx7hs34vpktgw">
               <w:r>
                 <w:rPr>
                   <w:rFonts w:ascii="Arial" w:cs="Arial" w:eastAsia="Arial" w:hAnsi="Arial"/>
@@ -19966,7 +19966,7 @@
             <w:pPr>
               <w:spacing w:after="20" w:before="0"/>
             </w:pPr>
-            <w:hyperlink w:history="1" r:id="rIdhetvmusjauwyo4e0-vlt6">
+            <w:hyperlink w:history="1" r:id="rIdckltenlkhg5edjncrp9gj">
               <w:r>
                 <w:rPr>
                   <w:rFonts w:ascii="Arial" w:cs="Arial" w:eastAsia="Arial" w:hAnsi="Arial"/>
@@ -19999,7 +19999,7 @@
               <w:spacing w:after="10" w:before="0"/>
               <w:ind w:left="120"/>
             </w:pPr>
-            <w:hyperlink w:history="1" r:id="rIdmopyh4cgq1mfie_dmlkfq">
+            <w:hyperlink w:history="1" r:id="rIdoisanexrqo7ltqdetx61t">
               <w:r>
                 <w:rPr>
                   <w:rFonts w:ascii="Arial" w:cs="Arial" w:eastAsia="Arial" w:hAnsi="Arial"/>
@@ -20044,7 +20044,7 @@
             <w:pPr>
               <w:spacing w:after="20" w:before="0"/>
             </w:pPr>
-            <w:hyperlink w:history="1" r:id="rIddeejsizeqdo-5ew5ntxry">
+            <w:hyperlink w:history="1" r:id="rId_86n6m0t5ufs6nq82psfu">
               <w:r>
                 <w:rPr>
                   <w:rFonts w:ascii="Arial" w:cs="Arial" w:eastAsia="Arial" w:hAnsi="Arial"/>
@@ -20077,7 +20077,7 @@
               <w:spacing w:after="10" w:before="0"/>
               <w:ind w:left="120"/>
             </w:pPr>
-            <w:hyperlink w:history="1" r:id="rIdag0l6xb6pdgpsunsgs1b8">
+            <w:hyperlink w:history="1" r:id="rIdtuabigjq1tqqeeamqm5sp">
               <w:r>
                 <w:rPr>
                   <w:rFonts w:ascii="Arial" w:cs="Arial" w:eastAsia="Arial" w:hAnsi="Arial"/>
@@ -21564,7 +21564,7 @@
             <w:pPr>
               <w:spacing w:after="20" w:before="0"/>
             </w:pPr>
-            <w:hyperlink w:history="1" r:id="rIdmy0p-mq1iecup90mjmnen">
+            <w:hyperlink w:history="1" r:id="rIdvnb3qlz0xa377b3b7iwzb">
               <w:r>
                 <w:rPr>
                   <w:rFonts w:ascii="Arial" w:cs="Arial" w:eastAsia="Arial" w:hAnsi="Arial"/>
@@ -21597,7 +21597,7 @@
               <w:spacing w:after="10" w:before="0"/>
               <w:ind w:left="120"/>
             </w:pPr>
-            <w:hyperlink w:history="1" r:id="rIdqxpcsryunop_b2jiljmcc">
+            <w:hyperlink w:history="1" r:id="rIdyc4qpp0trnb1brsqdmupg">
               <w:r>
                 <w:rPr>
                   <w:rFonts w:ascii="Arial" w:cs="Arial" w:eastAsia="Arial" w:hAnsi="Arial"/>
@@ -21642,7 +21642,7 @@
             <w:pPr>
               <w:spacing w:after="20" w:before="0"/>
             </w:pPr>
-            <w:hyperlink w:history="1" r:id="rId2loixhlvun7nl3ofcnbwj">
+            <w:hyperlink w:history="1" r:id="rId623769xks93s4c4hdcsea">
               <w:r>
                 <w:rPr>
                   <w:rFonts w:ascii="Arial" w:cs="Arial" w:eastAsia="Arial" w:hAnsi="Arial"/>
@@ -21675,7 +21675,7 @@
               <w:spacing w:after="10" w:before="0"/>
               <w:ind w:left="120"/>
             </w:pPr>
-            <w:hyperlink w:history="1" r:id="rIdrn3aokn8j8bdsb9n9hlz8">
+            <w:hyperlink w:history="1" r:id="rId3zeh50ztqt6ee4u-lvzpc">
               <w:r>
                 <w:rPr>
                   <w:rFonts w:ascii="Arial" w:cs="Arial" w:eastAsia="Arial" w:hAnsi="Arial"/>
@@ -21870,7 +21870,7 @@
             <w:pPr>
               <w:spacing w:after="20" w:before="0"/>
             </w:pPr>
-            <w:hyperlink w:history="1" r:id="rIdu4n7wyepatjdabhnbse2j">
+            <w:hyperlink w:history="1" r:id="rIdur8bymgkkb3hy_ix_g1in">
               <w:r>
                 <w:rPr>
                   <w:rFonts w:ascii="Arial" w:cs="Arial" w:eastAsia="Arial" w:hAnsi="Arial"/>
@@ -21903,7 +21903,7 @@
               <w:spacing w:after="10" w:before="0"/>
               <w:ind w:left="120"/>
             </w:pPr>
-            <w:hyperlink w:history="1" r:id="rIdkb2zc2ncf2xz6tndwoeyz">
+            <w:hyperlink w:history="1" r:id="rIdgmh934zkfjiw5vmz-kh5i">
               <w:r>
                 <w:rPr>
                   <w:rFonts w:ascii="Arial" w:cs="Arial" w:eastAsia="Arial" w:hAnsi="Arial"/>
@@ -21948,7 +21948,7 @@
             <w:pPr>
               <w:spacing w:after="20" w:before="0"/>
             </w:pPr>
-            <w:hyperlink w:history="1" r:id="rIdrpv_kzkqzsx5d8mcin-40">
+            <w:hyperlink w:history="1" r:id="rIdcjbiugr-pn5vtwzmqopem">
               <w:r>
                 <w:rPr>
                   <w:rFonts w:ascii="Arial" w:cs="Arial" w:eastAsia="Arial" w:hAnsi="Arial"/>
@@ -21981,7 +21981,7 @@
               <w:spacing w:after="10" w:before="0"/>
               <w:ind w:left="120"/>
             </w:pPr>
-            <w:hyperlink w:history="1" r:id="rIdjmuv9rx6deipkyrn7rzpl">
+            <w:hyperlink w:history="1" r:id="rIdaathaadxm7p4y-mtiks12">
               <w:r>
                 <w:rPr>
                   <w:rFonts w:ascii="Arial" w:cs="Arial" w:eastAsia="Arial" w:hAnsi="Arial"/>
@@ -22176,7 +22176,7 @@
             <w:pPr>
               <w:spacing w:after="20" w:before="0"/>
             </w:pPr>
-            <w:hyperlink w:history="1" r:id="rId6e-as0lqydifc8lrsny12">
+            <w:hyperlink w:history="1" r:id="rIdbpkf5ch8csvcbownubnl4">
               <w:r>
                 <w:rPr>
                   <w:rFonts w:ascii="Arial" w:cs="Arial" w:eastAsia="Arial" w:hAnsi="Arial"/>
@@ -22209,7 +22209,7 @@
               <w:spacing w:after="10" w:before="0"/>
               <w:ind w:left="120"/>
             </w:pPr>
-            <w:hyperlink w:history="1" r:id="rIdxmrgoqiirijfn5avnt_cq">
+            <w:hyperlink w:history="1" r:id="rIdqgjwdi1nudxxop2_lkn3g">
               <w:r>
                 <w:rPr>
                   <w:rFonts w:ascii="Arial" w:cs="Arial" w:eastAsia="Arial" w:hAnsi="Arial"/>
@@ -22254,7 +22254,7 @@
             <w:pPr>
               <w:spacing w:after="20" w:before="0"/>
             </w:pPr>
-            <w:hyperlink w:history="1" r:id="rIdhhome9kcq8og4bv1gbkll">
+            <w:hyperlink w:history="1" r:id="rId0vfgofoqetfaem5q18cp6">
               <w:r>
                 <w:rPr>
                   <w:rFonts w:ascii="Arial" w:cs="Arial" w:eastAsia="Arial" w:hAnsi="Arial"/>
@@ -22287,7 +22287,7 @@
               <w:spacing w:after="10" w:before="0"/>
               <w:ind w:left="120"/>
             </w:pPr>
-            <w:hyperlink w:history="1" r:id="rId8fni6rfujfsldbmp9dldc">
+            <w:hyperlink w:history="1" r:id="rIdptnc9ue1sehmfy_17e3nx">
               <w:r>
                 <w:rPr>
                   <w:rFonts w:ascii="Arial" w:cs="Arial" w:eastAsia="Arial" w:hAnsi="Arial"/>
@@ -22482,7 +22482,7 @@
             <w:pPr>
               <w:spacing w:after="20" w:before="0"/>
             </w:pPr>
-            <w:hyperlink w:history="1" r:id="rIdv8ahvnfdjgfnkimtrrdxc">
+            <w:hyperlink w:history="1" r:id="rId6hru6fkvvof0o-v2kxso4">
               <w:r>
                 <w:rPr>
                   <w:rFonts w:ascii="Arial" w:cs="Arial" w:eastAsia="Arial" w:hAnsi="Arial"/>
@@ -22515,7 +22515,7 @@
               <w:spacing w:after="10" w:before="0"/>
               <w:ind w:left="120"/>
             </w:pPr>
-            <w:hyperlink w:history="1" r:id="rIdrdxa41mmx0qxu6ygd1xud">
+            <w:hyperlink w:history="1" r:id="rIdgbrrrvplft6dlb6q09hu5">
               <w:r>
                 <w:rPr>
                   <w:rFonts w:ascii="Arial" w:cs="Arial" w:eastAsia="Arial" w:hAnsi="Arial"/>
@@ -22560,7 +22560,7 @@
             <w:pPr>
               <w:spacing w:after="20" w:before="0"/>
             </w:pPr>
-            <w:hyperlink w:history="1" r:id="rId3dwixibbe5ycm6uo80zls">
+            <w:hyperlink w:history="1" r:id="rIdpggzaowgfrhmiwvuyweab">
               <w:r>
                 <w:rPr>
                   <w:rFonts w:ascii="Arial" w:cs="Arial" w:eastAsia="Arial" w:hAnsi="Arial"/>
@@ -22593,7 +22593,7 @@
               <w:spacing w:after="10" w:before="0"/>
               <w:ind w:left="120"/>
             </w:pPr>
-            <w:hyperlink w:history="1" r:id="rIdmjnt2hb65syhphyz7avee">
+            <w:hyperlink w:history="1" r:id="rId_s1ved-ehva6wqqf0kkef">
               <w:r>
                 <w:rPr>
                   <w:rFonts w:ascii="Arial" w:cs="Arial" w:eastAsia="Arial" w:hAnsi="Arial"/>
@@ -22788,7 +22788,7 @@
             <w:pPr>
               <w:spacing w:after="20" w:before="0"/>
             </w:pPr>
-            <w:hyperlink w:history="1" r:id="rIdizmk1__5uy7zowaatsoty">
+            <w:hyperlink w:history="1" r:id="rId2pr5hfpbwattvhj6omtuq">
               <w:r>
                 <w:rPr>
                   <w:rFonts w:ascii="Arial" w:cs="Arial" w:eastAsia="Arial" w:hAnsi="Arial"/>
@@ -22821,7 +22821,7 @@
               <w:spacing w:after="10" w:before="0"/>
               <w:ind w:left="120"/>
             </w:pPr>
-            <w:hyperlink w:history="1" r:id="rId1syti6xkgghs8il7qktbp">
+            <w:hyperlink w:history="1" r:id="rIdp6wxicroxjvh-c8q3hcfe">
               <w:r>
                 <w:rPr>
                   <w:rFonts w:ascii="Arial" w:cs="Arial" w:eastAsia="Arial" w:hAnsi="Arial"/>
@@ -22866,7 +22866,7 @@
             <w:pPr>
               <w:spacing w:after="20" w:before="0"/>
             </w:pPr>
-            <w:hyperlink w:history="1" r:id="rId02le3y5eovnbcx4onsyvb">
+            <w:hyperlink w:history="1" r:id="rIdz3jk83yyfyocbhgwnd0xn">
               <w:r>
                 <w:rPr>
                   <w:rFonts w:ascii="Arial" w:cs="Arial" w:eastAsia="Arial" w:hAnsi="Arial"/>
@@ -22899,7 +22899,7 @@
               <w:spacing w:after="10" w:before="0"/>
               <w:ind w:left="120"/>
             </w:pPr>
-            <w:hyperlink w:history="1" r:id="rIdkiscmxl7haumajav_foil">
+            <w:hyperlink w:history="1" r:id="rId78dbpfgvbgljwrhnvqclj">
               <w:r>
                 <w:rPr>
                   <w:rFonts w:ascii="Arial" w:cs="Arial" w:eastAsia="Arial" w:hAnsi="Arial"/>
@@ -24500,7 +24500,7 @@
             <w:pPr>
               <w:spacing w:after="20" w:before="0"/>
             </w:pPr>
-            <w:hyperlink w:history="1" r:id="rIdrctlm6zxyxjsvbtfqtn8f">
+            <w:hyperlink w:history="1" r:id="rIdko6qau-zcpxnddozdj-fg">
               <w:r>
                 <w:rPr>
                   <w:rFonts w:ascii="Arial" w:cs="Arial" w:eastAsia="Arial" w:hAnsi="Arial"/>
@@ -24533,7 +24533,7 @@
               <w:spacing w:after="10" w:before="0"/>
               <w:ind w:left="120"/>
             </w:pPr>
-            <w:hyperlink w:history="1" r:id="rIdrq0wjeqk-fneuvqjjf4sg">
+            <w:hyperlink w:history="1" r:id="rIdc8urmpjflhust1kzcbaws">
               <w:r>
                 <w:rPr>
                   <w:rFonts w:ascii="Arial" w:cs="Arial" w:eastAsia="Arial" w:hAnsi="Arial"/>
@@ -24578,7 +24578,7 @@
             <w:pPr>
               <w:spacing w:after="20" w:before="0"/>
             </w:pPr>
-            <w:hyperlink w:history="1" r:id="rIdo8fzqbk_oh_d5-xoajcvn">
+            <w:hyperlink w:history="1" r:id="rId2u5heppeatdxik5pyhx8g">
               <w:r>
                 <w:rPr>
                   <w:rFonts w:ascii="Arial" w:cs="Arial" w:eastAsia="Arial" w:hAnsi="Arial"/>
@@ -24611,7 +24611,7 @@
               <w:spacing w:after="10" w:before="0"/>
               <w:ind w:left="120"/>
             </w:pPr>
-            <w:hyperlink w:history="1" r:id="rIdohpm0j3n-5myog_m2x8ht">
+            <w:hyperlink w:history="1" r:id="rIdmkj4kwzvzzzru5joz_y33">
               <w:r>
                 <w:rPr>
                   <w:rFonts w:ascii="Arial" w:cs="Arial" w:eastAsia="Arial" w:hAnsi="Arial"/>
@@ -24806,7 +24806,7 @@
             <w:pPr>
               <w:spacing w:after="20" w:before="0"/>
             </w:pPr>
-            <w:hyperlink w:history="1" r:id="rId7vujc-ge7ubrovhmetriv">
+            <w:hyperlink w:history="1" r:id="rIdnv1mvzkfksgbhmhbpjn3z">
               <w:r>
                 <w:rPr>
                   <w:rFonts w:ascii="Arial" w:cs="Arial" w:eastAsia="Arial" w:hAnsi="Arial"/>
@@ -24839,7 +24839,7 @@
               <w:spacing w:after="10" w:before="0"/>
               <w:ind w:left="120"/>
             </w:pPr>
-            <w:hyperlink w:history="1" r:id="rIdz6vauobhebwcygeikf3hj">
+            <w:hyperlink w:history="1" r:id="rId0q0xpkejznoaapgdcelda">
               <w:r>
                 <w:rPr>
                   <w:rFonts w:ascii="Arial" w:cs="Arial" w:eastAsia="Arial" w:hAnsi="Arial"/>
@@ -24884,7 +24884,7 @@
             <w:pPr>
               <w:spacing w:after="20" w:before="0"/>
             </w:pPr>
-            <w:hyperlink w:history="1" r:id="rIdapczmsphb50mjpoci8oe6">
+            <w:hyperlink w:history="1" r:id="rIdr6oytplhdrolflgp-s-xr">
               <w:r>
                 <w:rPr>
                   <w:rFonts w:ascii="Arial" w:cs="Arial" w:eastAsia="Arial" w:hAnsi="Arial"/>
@@ -24917,7 +24917,7 @@
               <w:spacing w:after="10" w:before="0"/>
               <w:ind w:left="120"/>
             </w:pPr>
-            <w:hyperlink w:history="1" r:id="rId4hqdip65kx0a2aflhgaol">
+            <w:hyperlink w:history="1" r:id="rIdchyghcludv2oxsxtx5ed9">
               <w:r>
                 <w:rPr>
                   <w:rFonts w:ascii="Arial" w:cs="Arial" w:eastAsia="Arial" w:hAnsi="Arial"/>
@@ -25112,7 +25112,7 @@
             <w:pPr>
               <w:spacing w:after="20" w:before="0"/>
             </w:pPr>
-            <w:hyperlink w:history="1" r:id="rIdyhup5wlyu0i1yrbxgsi3a">
+            <w:hyperlink w:history="1" r:id="rIdthpuiultzt__z-7f-n7s_">
               <w:r>
                 <w:rPr>
                   <w:rFonts w:ascii="Arial" w:cs="Arial" w:eastAsia="Arial" w:hAnsi="Arial"/>
@@ -25145,7 +25145,7 @@
               <w:spacing w:after="10" w:before="0"/>
               <w:ind w:left="120"/>
             </w:pPr>
-            <w:hyperlink w:history="1" r:id="rIdsa2nywbn9pl7a53npi4pi">
+            <w:hyperlink w:history="1" r:id="rIdn4op0snxbadjpj9sgw2kr">
               <w:r>
                 <w:rPr>
                   <w:rFonts w:ascii="Arial" w:cs="Arial" w:eastAsia="Arial" w:hAnsi="Arial"/>
@@ -25190,7 +25190,7 @@
             <w:pPr>
               <w:spacing w:after="20" w:before="0"/>
             </w:pPr>
-            <w:hyperlink w:history="1" r:id="rId1tzuu0s1gkvcpjjvd4k7u">
+            <w:hyperlink w:history="1" r:id="rIdybrgzdwcdfdx8kgoedc3o">
               <w:r>
                 <w:rPr>
                   <w:rFonts w:ascii="Arial" w:cs="Arial" w:eastAsia="Arial" w:hAnsi="Arial"/>
@@ -25223,7 +25223,7 @@
               <w:spacing w:after="10" w:before="0"/>
               <w:ind w:left="120"/>
             </w:pPr>
-            <w:hyperlink w:history="1" r:id="rId-npegvy8lidevhfzmbkph">
+            <w:hyperlink w:history="1" r:id="rIdexifn9mhnhwcks3keevwo">
               <w:r>
                 <w:rPr>
                   <w:rFonts w:ascii="Arial" w:cs="Arial" w:eastAsia="Arial" w:hAnsi="Arial"/>
@@ -25418,7 +25418,7 @@
             <w:pPr>
               <w:spacing w:after="20" w:before="0"/>
             </w:pPr>
-            <w:hyperlink w:history="1" r:id="rIdcx3t93rss3lncvq6ajt6n">
+            <w:hyperlink w:history="1" r:id="rIdrmgici2tvyuyzx7vteect">
               <w:r>
                 <w:rPr>
                   <w:rFonts w:ascii="Arial" w:cs="Arial" w:eastAsia="Arial" w:hAnsi="Arial"/>
@@ -25451,7 +25451,7 @@
               <w:spacing w:after="10" w:before="0"/>
               <w:ind w:left="120"/>
             </w:pPr>
-            <w:hyperlink w:history="1" r:id="rIdqhmuab7s0ttt73abhshfm">
+            <w:hyperlink w:history="1" r:id="rIdgfeuepwlj4dpk_6hcy7vm">
               <w:r>
                 <w:rPr>
                   <w:rFonts w:ascii="Arial" w:cs="Arial" w:eastAsia="Arial" w:hAnsi="Arial"/>
@@ -25496,7 +25496,7 @@
             <w:pPr>
               <w:spacing w:after="20" w:before="0"/>
             </w:pPr>
-            <w:hyperlink w:history="1" r:id="rIdilabczpvoit_68mqerfpo">
+            <w:hyperlink w:history="1" r:id="rIdchvskv26iiqmqxq-hfz5n">
               <w:r>
                 <w:rPr>
                   <w:rFonts w:ascii="Arial" w:cs="Arial" w:eastAsia="Arial" w:hAnsi="Arial"/>
@@ -25529,7 +25529,7 @@
               <w:spacing w:after="10" w:before="0"/>
               <w:ind w:left="120"/>
             </w:pPr>
-            <w:hyperlink w:history="1" r:id="rIdz6_qs8s-srkjeu60hvihp">
+            <w:hyperlink w:history="1" r:id="rIdwul4ao-kpoc2ioqp5eme1">
               <w:r>
                 <w:rPr>
                   <w:rFonts w:ascii="Arial" w:cs="Arial" w:eastAsia="Arial" w:hAnsi="Arial"/>
@@ -25724,7 +25724,7 @@
             <w:pPr>
               <w:spacing w:after="20" w:before="0"/>
             </w:pPr>
-            <w:hyperlink w:history="1" r:id="rIdrszfukvnv8x7jvwbeatqz">
+            <w:hyperlink w:history="1" r:id="rIdiglzdknqaoi-7wia28zru">
               <w:r>
                 <w:rPr>
                   <w:rFonts w:ascii="Arial" w:cs="Arial" w:eastAsia="Arial" w:hAnsi="Arial"/>
@@ -25757,7 +25757,7 @@
               <w:spacing w:after="10" w:before="0"/>
               <w:ind w:left="120"/>
             </w:pPr>
-            <w:hyperlink w:history="1" r:id="rIdu5lkajags-yr3u1ms0rjl">
+            <w:hyperlink w:history="1" r:id="rId64lix0vjjboh6wcxylvbx">
               <w:r>
                 <w:rPr>
                   <w:rFonts w:ascii="Arial" w:cs="Arial" w:eastAsia="Arial" w:hAnsi="Arial"/>
@@ -25802,7 +25802,7 @@
             <w:pPr>
               <w:spacing w:after="20" w:before="0"/>
             </w:pPr>
-            <w:hyperlink w:history="1" r:id="rIdhrgdc3mqs_m7wkdl8madn">
+            <w:hyperlink w:history="1" r:id="rIdp0va7c2ugv-da5fkph6qw">
               <w:r>
                 <w:rPr>
                   <w:rFonts w:ascii="Arial" w:cs="Arial" w:eastAsia="Arial" w:hAnsi="Arial"/>
@@ -25835,7 +25835,7 @@
               <w:spacing w:after="10" w:before="0"/>
               <w:ind w:left="120"/>
             </w:pPr>
-            <w:hyperlink w:history="1" r:id="rIdgwuysjaenqllihhpgflh5">
+            <w:hyperlink w:history="1" r:id="rId1it9my2wktj60pyiel-6j">
               <w:r>
                 <w:rPr>
                   <w:rFonts w:ascii="Arial" w:cs="Arial" w:eastAsia="Arial" w:hAnsi="Arial"/>
